--- a/Elite_Publishing_David_R_Bardi_Crusades_Metadata_Report.docx
+++ b/Elite_Publishing_David_R_Bardi_Crusades_Metadata_Report.docx
@@ -4,27 +4,67 @@
   <w:body>
     <w:p>
       <w:pPr>
-        <w:spacing w:after="60" w:before="600"/>
+        <w:spacing w:after="120" w:before="300"/>
       </w:pPr>
+      <w:r>
+        <w:drawing>
+          <wp:inline distT="0" distB="0" distL="0" distR="0">
+            <wp:extent cx="609600" cy="609600"/>
+            <wp:effectExtent t="0" r="0" b="0" l="0"/>
+            <wp:docPr id="1" name="" descr="" title=""/>
+            <wp:cNvGraphicFramePr>
+              <a:graphicFrameLocks xmlns:a="http://schemas.openxmlformats.org/drawingml/2006/main" noChangeAspect="1"/>
+            </wp:cNvGraphicFramePr>
+            <a:graphic xmlns:a="http://schemas.openxmlformats.org/drawingml/2006/main">
+              <a:graphicData uri="http://schemas.openxmlformats.org/drawingml/2006/picture">
+                <pic:pic xmlns:pic="http://schemas.openxmlformats.org/drawingml/2006/picture">
+                  <pic:nvPicPr>
+                    <pic:cNvPr id="0" name="" descr=""/>
+                    <pic:cNvPicPr>
+                      <a:picLocks noChangeAspect="1" noChangeArrowheads="1"/>
+                    </pic:cNvPicPr>
+                  </pic:nvPicPr>
+                  <pic:blipFill>
+                    <a:blip r:embed="rId11" cstate="none"/>
+                    <a:srcRect/>
+                    <a:stretch>
+                      <a:fillRect/>
+                    </a:stretch>
+                  </pic:blipFill>
+                  <pic:spPr bwMode="auto">
+                    <a:xfrm>
+                      <a:off x="0" y="0"/>
+                      <a:ext cx="609600" cy="609600"/>
+                    </a:xfrm>
+                    <a:prstGeom prst="rect">
+                      <a:avLst/>
+                    </a:prstGeom>
+                  </pic:spPr>
+                </pic:pic>
+              </a:graphicData>
+            </a:graphic>
+          </wp:inline>
+        </w:drawing>
+      </w:r>
       <w:r>
         <w:rPr>
           <w:rFonts w:ascii="Calibri" w:cs="Calibri" w:eastAsia="Calibri" w:hAnsi="Calibri"/>
           <w:b/>
           <w:bCs/>
-          <w:color w:val="1B2A4A"/>
+          <w:color w:val="262626"/>
           <w:spacing w:val="120"/>
-          <w:sz w:val="22"/>
-          <w:szCs w:val="22"/>
+          <w:sz w:val="24"/>
+          <w:szCs w:val="24"/>
         </w:rPr>
-        <w:t xml:space="preserve">ELITE PUBLISHING</w:t>
+        <w:t xml:space="preserve">    ELITE PUBLISHING</w:t>
       </w:r>
     </w:p>
     <w:p>
       <w:pPr>
         <w:pBdr>
-          <w:bottom w:val="single" w:color="B08D57" w:sz="8" w:space="1"/>
+          <w:bottom w:val="single" w:color="C8731F" w:sz="8" w:space="1"/>
         </w:pBdr>
-        <w:spacing w:after="1900"/>
+        <w:spacing w:after="1650"/>
       </w:pPr>
     </w:p>
     <w:p>
@@ -36,7 +76,7 @@
           <w:rFonts w:ascii="Calibri" w:cs="Calibri" w:eastAsia="Calibri" w:hAnsi="Calibri"/>
           <w:b/>
           <w:bCs/>
-          <w:color w:val="B08D57"/>
+          <w:color w:val="C8731F"/>
           <w:spacing w:val="60"/>
           <w:sz w:val="18"/>
           <w:szCs w:val="18"/>
@@ -51,7 +91,7 @@
       <w:r>
         <w:rPr>
           <w:rFonts w:ascii="Cambria" w:cs="Cambria" w:eastAsia="Cambria" w:hAnsi="Cambria"/>
-          <w:color w:val="1B2A4A"/>
+          <w:color w:val="262626"/>
           <w:sz w:val="64"/>
           <w:szCs w:val="64"/>
         </w:rPr>
@@ -67,7 +107,7 @@
           <w:rFonts w:ascii="Cambria" w:cs="Cambria" w:eastAsia="Cambria" w:hAnsi="Cambria"/>
           <w:i/>
           <w:iCs/>
-          <w:color w:val="333A40"/>
+          <w:color w:val="2E2E2E"/>
           <w:sz w:val="30"/>
           <w:szCs w:val="30"/>
         </w:rPr>
@@ -81,7 +121,7 @@
       <w:r>
         <w:rPr>
           <w:rFonts w:ascii="Calibri" w:cs="Calibri" w:eastAsia="Calibri" w:hAnsi="Calibri"/>
-          <w:color w:val="333A40"/>
+          <w:color w:val="2E2E2E"/>
           <w:sz w:val="20"/>
           <w:szCs w:val="20"/>
         </w:rPr>
@@ -95,7 +135,7 @@
       <w:r>
         <w:rPr>
           <w:rFonts w:ascii="Calibri" w:cs="Calibri" w:eastAsia="Calibri" w:hAnsi="Calibri"/>
-          <w:color w:val="6B7280"/>
+          <w:color w:val="6E6E6E"/>
           <w:sz w:val="20"/>
           <w:szCs w:val="20"/>
         </w:rPr>
@@ -109,7 +149,7 @@
       <w:r>
         <w:rPr>
           <w:rFonts w:ascii="Calibri" w:cs="Calibri" w:eastAsia="Calibri" w:hAnsi="Calibri"/>
-          <w:color w:val="6B7280"/>
+          <w:color w:val="6E6E6E"/>
           <w:sz w:val="20"/>
           <w:szCs w:val="20"/>
         </w:rPr>
@@ -123,7 +163,7 @@
       <w:r>
         <w:rPr>
           <w:rFonts w:ascii="Calibri" w:cs="Calibri" w:eastAsia="Calibri" w:hAnsi="Calibri"/>
-          <w:color w:val="6B7280"/>
+          <w:color w:val="6E6E6E"/>
           <w:sz w:val="20"/>
           <w:szCs w:val="20"/>
         </w:rPr>
@@ -134,12 +174,12 @@
       <w:tblPr>
         <w:tblW w:type="dxa" w:w="9500"/>
         <w:tblBorders>
-          <w:top w:val="single" w:color="D9DCE1" w:sz="4"/>
-          <w:left w:val="single" w:color="D9DCE1" w:sz="4"/>
-          <w:bottom w:val="single" w:color="D9DCE1" w:sz="4"/>
-          <w:right w:val="single" w:color="D9DCE1" w:sz="4"/>
-          <w:insideH w:val="single" w:color="D9DCE1" w:sz="4"/>
-          <w:insideV w:val="single" w:color="D9DCE1" w:sz="4"/>
+          <w:top w:val="single" w:color="DDDBD8" w:sz="4"/>
+          <w:left w:val="single" w:color="DDDBD8" w:sz="4"/>
+          <w:bottom w:val="single" w:color="DDDBD8" w:sz="4"/>
+          <w:right w:val="single" w:color="DDDBD8" w:sz="4"/>
+          <w:insideH w:val="single" w:color="DDDBD8" w:sz="4"/>
+          <w:insideV w:val="single" w:color="DDDBD8" w:sz="4"/>
         </w:tblBorders>
         <w:tblLayout w:type="fixed"/>
       </w:tblPr>
@@ -154,7 +194,7 @@
         <w:tc>
           <w:tcPr>
             <w:tcW w:type="dxa" w:w="2400"/>
-            <w:shd w:fill="E9EDF3" w:color="auto" w:val="clear"/>
+            <w:shd w:fill="F2F0ED" w:color="auto" w:val="clear"/>
             <w:tcMar>
               <w:top w:type="dxa" w:w="70"/>
               <w:left w:type="dxa" w:w="110"/>
@@ -172,7 +212,7 @@
                 <w:rFonts w:ascii="Calibri" w:cs="Calibri" w:eastAsia="Calibri" w:hAnsi="Calibri"/>
                 <w:b/>
                 <w:bCs/>
-                <w:color w:val="333A40"/>
+                <w:color w:val="2E2E2E"/>
                 <w:sz w:val="18"/>
                 <w:szCs w:val="18"/>
               </w:rPr>
@@ -200,7 +240,7 @@
                 <w:rFonts w:ascii="Calibri" w:cs="Calibri" w:eastAsia="Calibri" w:hAnsi="Calibri"/>
                 <w:b w:val="false"/>
                 <w:bCs w:val="false"/>
-                <w:color w:val="333A40"/>
+                <w:color w:val="2E2E2E"/>
                 <w:sz w:val="18"/>
                 <w:szCs w:val="18"/>
               </w:rPr>
@@ -216,7 +256,7 @@
         <w:tc>
           <w:tcPr>
             <w:tcW w:type="dxa" w:w="2400"/>
-            <w:shd w:fill="E9EDF3" w:color="auto" w:val="clear"/>
+            <w:shd w:fill="F2F0ED" w:color="auto" w:val="clear"/>
             <w:tcMar>
               <w:top w:type="dxa" w:w="70"/>
               <w:left w:type="dxa" w:w="110"/>
@@ -234,7 +274,7 @@
                 <w:rFonts w:ascii="Calibri" w:cs="Calibri" w:eastAsia="Calibri" w:hAnsi="Calibri"/>
                 <w:b/>
                 <w:bCs/>
-                <w:color w:val="333A40"/>
+                <w:color w:val="2E2E2E"/>
                 <w:sz w:val="18"/>
                 <w:szCs w:val="18"/>
               </w:rPr>
@@ -262,7 +302,7 @@
                 <w:rFonts w:ascii="Calibri" w:cs="Calibri" w:eastAsia="Calibri" w:hAnsi="Calibri"/>
                 <w:b w:val="false"/>
                 <w:bCs w:val="false"/>
-                <w:color w:val="333A40"/>
+                <w:color w:val="2E2E2E"/>
                 <w:sz w:val="18"/>
                 <w:szCs w:val="18"/>
               </w:rPr>
@@ -278,7 +318,7 @@
         <w:tc>
           <w:tcPr>
             <w:tcW w:type="dxa" w:w="2400"/>
-            <w:shd w:fill="E9EDF3" w:color="auto" w:val="clear"/>
+            <w:shd w:fill="F2F0ED" w:color="auto" w:val="clear"/>
             <w:tcMar>
               <w:top w:type="dxa" w:w="70"/>
               <w:left w:type="dxa" w:w="110"/>
@@ -296,7 +336,7 @@
                 <w:rFonts w:ascii="Calibri" w:cs="Calibri" w:eastAsia="Calibri" w:hAnsi="Calibri"/>
                 <w:b/>
                 <w:bCs/>
-                <w:color w:val="333A40"/>
+                <w:color w:val="2E2E2E"/>
                 <w:sz w:val="18"/>
                 <w:szCs w:val="18"/>
               </w:rPr>
@@ -324,7 +364,7 @@
                 <w:rFonts w:ascii="Calibri" w:cs="Calibri" w:eastAsia="Calibri" w:hAnsi="Calibri"/>
                 <w:b w:val="false"/>
                 <w:bCs w:val="false"/>
-                <w:color w:val="333A40"/>
+                <w:color w:val="2E2E2E"/>
                 <w:sz w:val="18"/>
                 <w:szCs w:val="18"/>
               </w:rPr>
@@ -340,7 +380,7 @@
         <w:tc>
           <w:tcPr>
             <w:tcW w:type="dxa" w:w="2400"/>
-            <w:shd w:fill="E9EDF3" w:color="auto" w:val="clear"/>
+            <w:shd w:fill="F2F0ED" w:color="auto" w:val="clear"/>
             <w:tcMar>
               <w:top w:type="dxa" w:w="70"/>
               <w:left w:type="dxa" w:w="110"/>
@@ -358,7 +398,7 @@
                 <w:rFonts w:ascii="Calibri" w:cs="Calibri" w:eastAsia="Calibri" w:hAnsi="Calibri"/>
                 <w:b/>
                 <w:bCs/>
-                <w:color w:val="333A40"/>
+                <w:color w:val="2E2E2E"/>
                 <w:sz w:val="18"/>
                 <w:szCs w:val="18"/>
               </w:rPr>
@@ -386,7 +426,7 @@
                 <w:rFonts w:ascii="Calibri" w:cs="Calibri" w:eastAsia="Calibri" w:hAnsi="Calibri"/>
                 <w:b w:val="false"/>
                 <w:bCs w:val="false"/>
-                <w:color w:val="333A40"/>
+                <w:color w:val="2E2E2E"/>
                 <w:sz w:val="18"/>
                 <w:szCs w:val="18"/>
               </w:rPr>
@@ -413,7 +453,7 @@
       <w:r>
         <w:rPr>
           <w:rFonts w:ascii="Calibri" w:cs="Calibri" w:eastAsia="Calibri" w:hAnsi="Calibri"/>
-          <w:color w:val="333A40"/>
+          <w:color w:val="2E2E2E"/>
           <w:sz w:val="21"/>
           <w:szCs w:val="21"/>
         </w:rPr>
@@ -444,7 +484,7 @@
           <w:rFonts w:ascii="Calibri" w:cs="Calibri" w:eastAsia="Calibri" w:hAnsi="Calibri"/>
           <w:b/>
           <w:bCs/>
-          <w:color w:val="333A40"/>
+          <w:color w:val="2E2E2E"/>
           <w:sz w:val="21"/>
           <w:szCs w:val="21"/>
         </w:rPr>
@@ -453,7 +493,7 @@
       <w:r>
         <w:rPr>
           <w:rFonts w:ascii="Calibri" w:cs="Calibri" w:eastAsia="Calibri" w:hAnsi="Calibri"/>
-          <w:color w:val="333A40"/>
+          <w:color w:val="2E2E2E"/>
           <w:sz w:val="21"/>
           <w:szCs w:val="21"/>
         </w:rPr>
@@ -464,7 +504,7 @@
           <w:rFonts w:ascii="Calibri" w:cs="Calibri" w:eastAsia="Calibri" w:hAnsi="Calibri"/>
           <w:b/>
           <w:bCs/>
-          <w:color w:val="333A40"/>
+          <w:color w:val="2E2E2E"/>
           <w:sz w:val="21"/>
           <w:szCs w:val="21"/>
         </w:rPr>
@@ -473,7 +513,7 @@
       <w:r>
         <w:rPr>
           <w:rFonts w:ascii="Calibri" w:cs="Calibri" w:eastAsia="Calibri" w:hAnsi="Calibri"/>
-          <w:color w:val="333A40"/>
+          <w:color w:val="2E2E2E"/>
           <w:sz w:val="21"/>
           <w:szCs w:val="21"/>
         </w:rPr>
@@ -484,7 +524,7 @@
           <w:rFonts w:ascii="Calibri" w:cs="Calibri" w:eastAsia="Calibri" w:hAnsi="Calibri"/>
           <w:b/>
           <w:bCs/>
-          <w:color w:val="333A40"/>
+          <w:color w:val="2E2E2E"/>
           <w:sz w:val="21"/>
           <w:szCs w:val="21"/>
         </w:rPr>
@@ -493,7 +533,7 @@
       <w:r>
         <w:rPr>
           <w:rFonts w:ascii="Calibri" w:cs="Calibri" w:eastAsia="Calibri" w:hAnsi="Calibri"/>
-          <w:color w:val="333A40"/>
+          <w:color w:val="2E2E2E"/>
           <w:sz w:val="21"/>
           <w:szCs w:val="21"/>
         </w:rPr>
@@ -515,7 +555,7 @@
           <w:rFonts w:ascii="Calibri" w:cs="Calibri" w:eastAsia="Calibri" w:hAnsi="Calibri"/>
           <w:b/>
           <w:bCs/>
-          <w:color w:val="333A40"/>
+          <w:color w:val="2E2E2E"/>
           <w:sz w:val="21"/>
           <w:szCs w:val="21"/>
         </w:rPr>
@@ -524,7 +564,7 @@
       <w:r>
         <w:rPr>
           <w:rFonts w:ascii="Calibri" w:cs="Calibri" w:eastAsia="Calibri" w:hAnsi="Calibri"/>
-          <w:color w:val="333A40"/>
+          <w:color w:val="2E2E2E"/>
           <w:sz w:val="21"/>
           <w:szCs w:val="21"/>
         </w:rPr>
@@ -546,7 +586,7 @@
           <w:rFonts w:ascii="Calibri" w:cs="Calibri" w:eastAsia="Calibri" w:hAnsi="Calibri"/>
           <w:b/>
           <w:bCs/>
-          <w:color w:val="333A40"/>
+          <w:color w:val="2E2E2E"/>
           <w:sz w:val="21"/>
           <w:szCs w:val="21"/>
         </w:rPr>
@@ -555,7 +595,7 @@
       <w:r>
         <w:rPr>
           <w:rFonts w:ascii="Calibri" w:cs="Calibri" w:eastAsia="Calibri" w:hAnsi="Calibri"/>
-          <w:color w:val="333A40"/>
+          <w:color w:val="2E2E2E"/>
           <w:sz w:val="21"/>
           <w:szCs w:val="21"/>
         </w:rPr>
@@ -577,7 +617,7 @@
           <w:rFonts w:ascii="Calibri" w:cs="Calibri" w:eastAsia="Calibri" w:hAnsi="Calibri"/>
           <w:b/>
           <w:bCs/>
-          <w:color w:val="333A40"/>
+          <w:color w:val="2E2E2E"/>
           <w:sz w:val="21"/>
           <w:szCs w:val="21"/>
         </w:rPr>
@@ -586,7 +626,7 @@
       <w:r>
         <w:rPr>
           <w:rFonts w:ascii="Calibri" w:cs="Calibri" w:eastAsia="Calibri" w:hAnsi="Calibri"/>
-          <w:color w:val="333A40"/>
+          <w:color w:val="2E2E2E"/>
           <w:sz w:val="21"/>
           <w:szCs w:val="21"/>
         </w:rPr>
@@ -606,12 +646,12 @@
       <w:tblPr>
         <w:tblW w:type="dxa" w:w="9500"/>
         <w:tblBorders>
-          <w:top w:val="single" w:color="D9DCE1" w:sz="4"/>
-          <w:left w:val="single" w:color="D9DCE1" w:sz="4"/>
-          <w:bottom w:val="single" w:color="D9DCE1" w:sz="4"/>
-          <w:right w:val="single" w:color="D9DCE1" w:sz="4"/>
-          <w:insideH w:val="single" w:color="D9DCE1" w:sz="4"/>
-          <w:insideV w:val="single" w:color="D9DCE1" w:sz="4"/>
+          <w:top w:val="single" w:color="DDDBD8" w:sz="4"/>
+          <w:left w:val="single" w:color="DDDBD8" w:sz="4"/>
+          <w:bottom w:val="single" w:color="DDDBD8" w:sz="4"/>
+          <w:right w:val="single" w:color="DDDBD8" w:sz="4"/>
+          <w:insideH w:val="single" w:color="DDDBD8" w:sz="4"/>
+          <w:insideV w:val="single" w:color="DDDBD8" w:sz="4"/>
         </w:tblBorders>
         <w:tblLayout w:type="fixed"/>
       </w:tblPr>
@@ -628,7 +668,7 @@
         <w:tc>
           <w:tcPr>
             <w:tcW w:type="dxa" w:w="1500"/>
-            <w:shd w:fill="1B2A4A" w:color="auto" w:val="clear"/>
+            <w:shd w:fill="262626" w:color="auto" w:val="clear"/>
             <w:tcMar>
               <w:top w:type="dxa" w:w="70"/>
               <w:left w:type="dxa" w:w="110"/>
@@ -657,7 +697,7 @@
         <w:tc>
           <w:tcPr>
             <w:tcW w:type="dxa" w:w="1900"/>
-            <w:shd w:fill="1B2A4A" w:color="auto" w:val="clear"/>
+            <w:shd w:fill="262626" w:color="auto" w:val="clear"/>
             <w:tcMar>
               <w:top w:type="dxa" w:w="70"/>
               <w:left w:type="dxa" w:w="110"/>
@@ -686,7 +726,7 @@
         <w:tc>
           <w:tcPr>
             <w:tcW w:type="dxa" w:w="6100"/>
-            <w:shd w:fill="1B2A4A" w:color="auto" w:val="clear"/>
+            <w:shd w:fill="262626" w:color="auto" w:val="clear"/>
             <w:tcMar>
               <w:top w:type="dxa" w:w="70"/>
               <w:left w:type="dxa" w:w="110"/>
@@ -737,7 +777,7 @@
                 <w:rFonts w:ascii="Calibri" w:cs="Calibri" w:eastAsia="Calibri" w:hAnsi="Calibri"/>
                 <w:b/>
                 <w:bCs/>
-                <w:color w:val="333A40"/>
+                <w:color w:val="2E2E2E"/>
                 <w:sz w:val="18"/>
                 <w:szCs w:val="18"/>
               </w:rPr>
@@ -765,7 +805,7 @@
                 <w:rFonts w:ascii="Calibri" w:cs="Calibri" w:eastAsia="Calibri" w:hAnsi="Calibri"/>
                 <w:b w:val="false"/>
                 <w:bCs w:val="false"/>
-                <w:color w:val="333A40"/>
+                <w:color w:val="2E2E2E"/>
                 <w:sz w:val="18"/>
                 <w:szCs w:val="18"/>
               </w:rPr>
@@ -793,7 +833,7 @@
                 <w:rFonts w:ascii="Calibri" w:cs="Calibri" w:eastAsia="Calibri" w:hAnsi="Calibri"/>
                 <w:b w:val="false"/>
                 <w:bCs w:val="false"/>
-                <w:color w:val="333A40"/>
+                <w:color w:val="2E2E2E"/>
                 <w:sz w:val="18"/>
                 <w:szCs w:val="18"/>
               </w:rPr>
@@ -826,7 +866,7 @@
                 <w:rFonts w:ascii="Calibri" w:cs="Calibri" w:eastAsia="Calibri" w:hAnsi="Calibri"/>
                 <w:b/>
                 <w:bCs/>
-                <w:color w:val="333A40"/>
+                <w:color w:val="2E2E2E"/>
                 <w:sz w:val="18"/>
                 <w:szCs w:val="18"/>
               </w:rPr>
@@ -854,7 +894,7 @@
                 <w:rFonts w:ascii="Calibri" w:cs="Calibri" w:eastAsia="Calibri" w:hAnsi="Calibri"/>
                 <w:b w:val="false"/>
                 <w:bCs w:val="false"/>
-                <w:color w:val="333A40"/>
+                <w:color w:val="2E2E2E"/>
                 <w:sz w:val="18"/>
                 <w:szCs w:val="18"/>
               </w:rPr>
@@ -882,7 +922,7 @@
                 <w:rFonts w:ascii="Calibri" w:cs="Calibri" w:eastAsia="Calibri" w:hAnsi="Calibri"/>
                 <w:b w:val="false"/>
                 <w:bCs w:val="false"/>
-                <w:color w:val="333A40"/>
+                <w:color w:val="2E2E2E"/>
                 <w:sz w:val="18"/>
                 <w:szCs w:val="18"/>
               </w:rPr>
@@ -915,7 +955,7 @@
                 <w:rFonts w:ascii="Calibri" w:cs="Calibri" w:eastAsia="Calibri" w:hAnsi="Calibri"/>
                 <w:b/>
                 <w:bCs/>
-                <w:color w:val="333A40"/>
+                <w:color w:val="2E2E2E"/>
                 <w:sz w:val="18"/>
                 <w:szCs w:val="18"/>
               </w:rPr>
@@ -943,7 +983,7 @@
                 <w:rFonts w:ascii="Calibri" w:cs="Calibri" w:eastAsia="Calibri" w:hAnsi="Calibri"/>
                 <w:b w:val="false"/>
                 <w:bCs w:val="false"/>
-                <w:color w:val="333A40"/>
+                <w:color w:val="2E2E2E"/>
                 <w:sz w:val="18"/>
                 <w:szCs w:val="18"/>
               </w:rPr>
@@ -971,7 +1011,7 @@
                 <w:rFonts w:ascii="Calibri" w:cs="Calibri" w:eastAsia="Calibri" w:hAnsi="Calibri"/>
                 <w:b w:val="false"/>
                 <w:bCs w:val="false"/>
-                <w:color w:val="333A40"/>
+                <w:color w:val="2E2E2E"/>
                 <w:sz w:val="18"/>
                 <w:szCs w:val="18"/>
               </w:rPr>
@@ -993,7 +1033,7 @@
       <w:r>
         <w:rPr>
           <w:rFonts w:ascii="Calibri" w:cs="Calibri" w:eastAsia="Calibri" w:hAnsi="Calibri"/>
-          <w:color w:val="333A40"/>
+          <w:color w:val="2E2E2E"/>
           <w:sz w:val="20"/>
           <w:szCs w:val="20"/>
         </w:rPr>
@@ -1004,7 +1044,7 @@
           <w:rFonts w:ascii="Calibri" w:cs="Calibri" w:eastAsia="Calibri" w:hAnsi="Calibri"/>
           <w:b/>
           <w:bCs/>
-          <w:color w:val="333A40"/>
+          <w:color w:val="2E2E2E"/>
           <w:sz w:val="20"/>
           <w:szCs w:val="20"/>
         </w:rPr>
@@ -1013,7 +1053,7 @@
       <w:r>
         <w:rPr>
           <w:rFonts w:ascii="Calibri" w:cs="Calibri" w:eastAsia="Calibri" w:hAnsi="Calibri"/>
-          <w:color w:val="333A40"/>
+          <w:color w:val="2E2E2E"/>
           <w:sz w:val="20"/>
           <w:szCs w:val="20"/>
         </w:rPr>
@@ -1024,7 +1064,7 @@
           <w:rFonts w:ascii="Calibri" w:cs="Calibri" w:eastAsia="Calibri" w:hAnsi="Calibri"/>
           <w:b/>
           <w:bCs/>
-          <w:color w:val="333A40"/>
+          <w:color w:val="2E2E2E"/>
           <w:sz w:val="20"/>
           <w:szCs w:val="20"/>
         </w:rPr>
@@ -1033,7 +1073,7 @@
       <w:r>
         <w:rPr>
           <w:rFonts w:ascii="Calibri" w:cs="Calibri" w:eastAsia="Calibri" w:hAnsi="Calibri"/>
-          <w:color w:val="333A40"/>
+          <w:color w:val="2E2E2E"/>
           <w:sz w:val="20"/>
           <w:szCs w:val="20"/>
         </w:rPr>
@@ -1053,12 +1093,12 @@
       <w:tblPr>
         <w:tblW w:type="dxa" w:w="9500"/>
         <w:tblBorders>
-          <w:top w:val="single" w:color="D9DCE1" w:sz="4"/>
-          <w:left w:val="single" w:color="D9DCE1" w:sz="4"/>
-          <w:bottom w:val="single" w:color="D9DCE1" w:sz="4"/>
-          <w:right w:val="single" w:color="D9DCE1" w:sz="4"/>
-          <w:insideH w:val="single" w:color="D9DCE1" w:sz="4"/>
-          <w:insideV w:val="single" w:color="D9DCE1" w:sz="4"/>
+          <w:top w:val="single" w:color="DDDBD8" w:sz="4"/>
+          <w:left w:val="single" w:color="DDDBD8" w:sz="4"/>
+          <w:bottom w:val="single" w:color="DDDBD8" w:sz="4"/>
+          <w:right w:val="single" w:color="DDDBD8" w:sz="4"/>
+          <w:insideH w:val="single" w:color="DDDBD8" w:sz="4"/>
+          <w:insideV w:val="single" w:color="DDDBD8" w:sz="4"/>
         </w:tblBorders>
         <w:tblLayout w:type="fixed"/>
       </w:tblPr>
@@ -1075,7 +1115,7 @@
         <w:tc>
           <w:tcPr>
             <w:tcW w:type="dxa" w:w="500"/>
-            <w:shd w:fill="1B2A4A" w:color="auto" w:val="clear"/>
+            <w:shd w:fill="262626" w:color="auto" w:val="clear"/>
             <w:tcMar>
               <w:top w:type="dxa" w:w="70"/>
               <w:left w:type="dxa" w:w="110"/>
@@ -1104,7 +1144,7 @@
         <w:tc>
           <w:tcPr>
             <w:tcW w:type="dxa" w:w="3300"/>
-            <w:shd w:fill="1B2A4A" w:color="auto" w:val="clear"/>
+            <w:shd w:fill="262626" w:color="auto" w:val="clear"/>
             <w:tcMar>
               <w:top w:type="dxa" w:w="70"/>
               <w:left w:type="dxa" w:w="110"/>
@@ -1133,7 +1173,7 @@
         <w:tc>
           <w:tcPr>
             <w:tcW w:type="dxa" w:w="5700"/>
-            <w:shd w:fill="1B2A4A" w:color="auto" w:val="clear"/>
+            <w:shd w:fill="262626" w:color="auto" w:val="clear"/>
             <w:tcMar>
               <w:top w:type="dxa" w:w="70"/>
               <w:left w:type="dxa" w:w="110"/>
@@ -1185,7 +1225,7 @@
                 <w:rFonts w:ascii="Calibri" w:cs="Calibri" w:eastAsia="Calibri" w:hAnsi="Calibri"/>
                 <w:b/>
                 <w:bCs/>
-                <w:color w:val="333A40"/>
+                <w:color w:val="2E2E2E"/>
                 <w:sz w:val="18"/>
                 <w:szCs w:val="18"/>
               </w:rPr>
@@ -1213,7 +1253,7 @@
                 <w:rFonts w:ascii="Calibri" w:cs="Calibri" w:eastAsia="Calibri" w:hAnsi="Calibri"/>
                 <w:b w:val="false"/>
                 <w:bCs w:val="false"/>
-                <w:color w:val="333A40"/>
+                <w:color w:val="2E2E2E"/>
                 <w:sz w:val="18"/>
                 <w:szCs w:val="18"/>
               </w:rPr>
@@ -1241,7 +1281,7 @@
                 <w:rFonts w:ascii="Calibri" w:cs="Calibri" w:eastAsia="Calibri" w:hAnsi="Calibri"/>
                 <w:b w:val="false"/>
                 <w:bCs w:val="false"/>
-                <w:color w:val="333A40"/>
+                <w:color w:val="2E2E2E"/>
                 <w:sz w:val="18"/>
                 <w:szCs w:val="18"/>
               </w:rPr>
@@ -1275,7 +1315,7 @@
                 <w:rFonts w:ascii="Calibri" w:cs="Calibri" w:eastAsia="Calibri" w:hAnsi="Calibri"/>
                 <w:b/>
                 <w:bCs/>
-                <w:color w:val="333A40"/>
+                <w:color w:val="2E2E2E"/>
                 <w:sz w:val="18"/>
                 <w:szCs w:val="18"/>
               </w:rPr>
@@ -1303,7 +1343,7 @@
                 <w:rFonts w:ascii="Calibri" w:cs="Calibri" w:eastAsia="Calibri" w:hAnsi="Calibri"/>
                 <w:b w:val="false"/>
                 <w:bCs w:val="false"/>
-                <w:color w:val="333A40"/>
+                <w:color w:val="2E2E2E"/>
                 <w:sz w:val="18"/>
                 <w:szCs w:val="18"/>
               </w:rPr>
@@ -1331,7 +1371,7 @@
                 <w:rFonts w:ascii="Calibri" w:cs="Calibri" w:eastAsia="Calibri" w:hAnsi="Calibri"/>
                 <w:b w:val="false"/>
                 <w:bCs w:val="false"/>
-                <w:color w:val="333A40"/>
+                <w:color w:val="2E2E2E"/>
                 <w:sz w:val="18"/>
                 <w:szCs w:val="18"/>
               </w:rPr>
@@ -1365,7 +1405,7 @@
                 <w:rFonts w:ascii="Calibri" w:cs="Calibri" w:eastAsia="Calibri" w:hAnsi="Calibri"/>
                 <w:b/>
                 <w:bCs/>
-                <w:color w:val="333A40"/>
+                <w:color w:val="2E2E2E"/>
                 <w:sz w:val="18"/>
                 <w:szCs w:val="18"/>
               </w:rPr>
@@ -1393,7 +1433,7 @@
                 <w:rFonts w:ascii="Calibri" w:cs="Calibri" w:eastAsia="Calibri" w:hAnsi="Calibri"/>
                 <w:b w:val="false"/>
                 <w:bCs w:val="false"/>
-                <w:color w:val="333A40"/>
+                <w:color w:val="2E2E2E"/>
                 <w:sz w:val="18"/>
                 <w:szCs w:val="18"/>
               </w:rPr>
@@ -1421,7 +1461,7 @@
                 <w:rFonts w:ascii="Calibri" w:cs="Calibri" w:eastAsia="Calibri" w:hAnsi="Calibri"/>
                 <w:b w:val="false"/>
                 <w:bCs w:val="false"/>
-                <w:color w:val="333A40"/>
+                <w:color w:val="2E2E2E"/>
                 <w:sz w:val="18"/>
                 <w:szCs w:val="18"/>
               </w:rPr>
@@ -1455,7 +1495,7 @@
                 <w:rFonts w:ascii="Calibri" w:cs="Calibri" w:eastAsia="Calibri" w:hAnsi="Calibri"/>
                 <w:b/>
                 <w:bCs/>
-                <w:color w:val="333A40"/>
+                <w:color w:val="2E2E2E"/>
                 <w:sz w:val="18"/>
                 <w:szCs w:val="18"/>
               </w:rPr>
@@ -1483,7 +1523,7 @@
                 <w:rFonts w:ascii="Calibri" w:cs="Calibri" w:eastAsia="Calibri" w:hAnsi="Calibri"/>
                 <w:b w:val="false"/>
                 <w:bCs w:val="false"/>
-                <w:color w:val="333A40"/>
+                <w:color w:val="2E2E2E"/>
                 <w:sz w:val="18"/>
                 <w:szCs w:val="18"/>
               </w:rPr>
@@ -1511,7 +1551,7 @@
                 <w:rFonts w:ascii="Calibri" w:cs="Calibri" w:eastAsia="Calibri" w:hAnsi="Calibri"/>
                 <w:b w:val="false"/>
                 <w:bCs w:val="false"/>
-                <w:color w:val="333A40"/>
+                <w:color w:val="2E2E2E"/>
                 <w:sz w:val="18"/>
                 <w:szCs w:val="18"/>
               </w:rPr>
@@ -1545,7 +1585,7 @@
                 <w:rFonts w:ascii="Calibri" w:cs="Calibri" w:eastAsia="Calibri" w:hAnsi="Calibri"/>
                 <w:b/>
                 <w:bCs/>
-                <w:color w:val="333A40"/>
+                <w:color w:val="2E2E2E"/>
                 <w:sz w:val="18"/>
                 <w:szCs w:val="18"/>
               </w:rPr>
@@ -1573,7 +1613,7 @@
                 <w:rFonts w:ascii="Calibri" w:cs="Calibri" w:eastAsia="Calibri" w:hAnsi="Calibri"/>
                 <w:b w:val="false"/>
                 <w:bCs w:val="false"/>
-                <w:color w:val="333A40"/>
+                <w:color w:val="2E2E2E"/>
                 <w:sz w:val="18"/>
                 <w:szCs w:val="18"/>
               </w:rPr>
@@ -1601,7 +1641,7 @@
                 <w:rFonts w:ascii="Calibri" w:cs="Calibri" w:eastAsia="Calibri" w:hAnsi="Calibri"/>
                 <w:b w:val="false"/>
                 <w:bCs w:val="false"/>
-                <w:color w:val="333A40"/>
+                <w:color w:val="2E2E2E"/>
                 <w:sz w:val="18"/>
                 <w:szCs w:val="18"/>
               </w:rPr>
@@ -1635,7 +1675,7 @@
                 <w:rFonts w:ascii="Calibri" w:cs="Calibri" w:eastAsia="Calibri" w:hAnsi="Calibri"/>
                 <w:b/>
                 <w:bCs/>
-                <w:color w:val="333A40"/>
+                <w:color w:val="2E2E2E"/>
                 <w:sz w:val="18"/>
                 <w:szCs w:val="18"/>
               </w:rPr>
@@ -1663,7 +1703,7 @@
                 <w:rFonts w:ascii="Calibri" w:cs="Calibri" w:eastAsia="Calibri" w:hAnsi="Calibri"/>
                 <w:b w:val="false"/>
                 <w:bCs w:val="false"/>
-                <w:color w:val="333A40"/>
+                <w:color w:val="2E2E2E"/>
                 <w:sz w:val="18"/>
                 <w:szCs w:val="18"/>
               </w:rPr>
@@ -1691,7 +1731,7 @@
                 <w:rFonts w:ascii="Calibri" w:cs="Calibri" w:eastAsia="Calibri" w:hAnsi="Calibri"/>
                 <w:b w:val="false"/>
                 <w:bCs w:val="false"/>
-                <w:color w:val="333A40"/>
+                <w:color w:val="2E2E2E"/>
                 <w:sz w:val="18"/>
                 <w:szCs w:val="18"/>
               </w:rPr>
@@ -1725,7 +1765,7 @@
                 <w:rFonts w:ascii="Calibri" w:cs="Calibri" w:eastAsia="Calibri" w:hAnsi="Calibri"/>
                 <w:b/>
                 <w:bCs/>
-                <w:color w:val="333A40"/>
+                <w:color w:val="2E2E2E"/>
                 <w:sz w:val="18"/>
                 <w:szCs w:val="18"/>
               </w:rPr>
@@ -1753,7 +1793,7 @@
                 <w:rFonts w:ascii="Calibri" w:cs="Calibri" w:eastAsia="Calibri" w:hAnsi="Calibri"/>
                 <w:b w:val="false"/>
                 <w:bCs w:val="false"/>
-                <w:color w:val="333A40"/>
+                <w:color w:val="2E2E2E"/>
                 <w:sz w:val="18"/>
                 <w:szCs w:val="18"/>
               </w:rPr>
@@ -1781,7 +1821,7 @@
                 <w:rFonts w:ascii="Calibri" w:cs="Calibri" w:eastAsia="Calibri" w:hAnsi="Calibri"/>
                 <w:b w:val="false"/>
                 <w:bCs w:val="false"/>
-                <w:color w:val="333A40"/>
+                <w:color w:val="2E2E2E"/>
                 <w:sz w:val="18"/>
                 <w:szCs w:val="18"/>
               </w:rPr>
@@ -1813,7 +1853,7 @@
       <w:r>
         <w:rPr>
           <w:rFonts w:ascii="Calibri" w:cs="Calibri" w:eastAsia="Calibri" w:hAnsi="Calibri"/>
-          <w:color w:val="333A40"/>
+          <w:color w:val="2E2E2E"/>
           <w:sz w:val="21"/>
           <w:szCs w:val="21"/>
         </w:rPr>
@@ -1833,7 +1873,7 @@
       <w:r>
         <w:rPr>
           <w:rFonts w:ascii="Calibri" w:cs="Calibri" w:eastAsia="Calibri" w:hAnsi="Calibri"/>
-          <w:color w:val="333A40"/>
+          <w:color w:val="2E2E2E"/>
           <w:sz w:val="21"/>
           <w:szCs w:val="21"/>
         </w:rPr>
@@ -1853,7 +1893,7 @@
       <w:r>
         <w:rPr>
           <w:rFonts w:ascii="Calibri" w:cs="Calibri" w:eastAsia="Calibri" w:hAnsi="Calibri"/>
-          <w:color w:val="333A40"/>
+          <w:color w:val="2E2E2E"/>
           <w:sz w:val="21"/>
           <w:szCs w:val="21"/>
         </w:rPr>
@@ -1873,7 +1913,7 @@
       <w:r>
         <w:rPr>
           <w:rFonts w:ascii="Calibri" w:cs="Calibri" w:eastAsia="Calibri" w:hAnsi="Calibri"/>
-          <w:color w:val="333A40"/>
+          <w:color w:val="2E2E2E"/>
           <w:sz w:val="21"/>
           <w:szCs w:val="21"/>
         </w:rPr>
@@ -1906,7 +1946,7 @@
       <w:r>
         <w:rPr>
           <w:rFonts w:ascii="Calibri" w:cs="Calibri" w:eastAsia="Calibri" w:hAnsi="Calibri"/>
-          <w:color w:val="333A40"/>
+          <w:color w:val="2E2E2E"/>
           <w:sz w:val="21"/>
           <w:szCs w:val="21"/>
         </w:rPr>
@@ -1917,7 +1957,7 @@
           <w:rFonts w:ascii="Calibri" w:cs="Calibri" w:eastAsia="Calibri" w:hAnsi="Calibri"/>
           <w:b/>
           <w:bCs/>
-          <w:color w:val="333A40"/>
+          <w:color w:val="2E2E2E"/>
           <w:sz w:val="21"/>
           <w:szCs w:val="21"/>
         </w:rPr>
@@ -1926,7 +1966,7 @@
       <w:r>
         <w:rPr>
           <w:rFonts w:ascii="Calibri" w:cs="Calibri" w:eastAsia="Calibri" w:hAnsi="Calibri"/>
-          <w:color w:val="333A40"/>
+          <w:color w:val="2E2E2E"/>
           <w:sz w:val="21"/>
           <w:szCs w:val="21"/>
         </w:rPr>
@@ -1947,7 +1987,7 @@
         <w:tblW w:type="dxa" w:w="9500"/>
         <w:tblBorders>
           <w:top w:val="none" w:color="FFFFFF" w:sz="0"/>
-          <w:left w:val="single" w:color="B08D57" w:sz="18"/>
+          <w:left w:val="single" w:color="C8731F" w:sz="18"/>
           <w:bottom w:val="none" w:color="FFFFFF" w:sz="0"/>
           <w:right w:val="none" w:color="FFFFFF" w:sz="0"/>
           <w:insideH w:val="none" w:color="FFFFFF" w:sz="0"/>
@@ -1967,11 +2007,11 @@
             <w:tcW w:type="dxa" w:w="9500"/>
             <w:tcBorders>
               <w:top w:val="none" w:color="FFFFFF" w:sz="0"/>
-              <w:left w:val="single" w:color="B08D57" w:sz="18"/>
+              <w:left w:val="single" w:color="C8731F" w:sz="18"/>
               <w:bottom w:val="none" w:color="FFFFFF" w:sz="0"/>
               <w:right w:val="none" w:color="FFFFFF" w:sz="0"/>
             </w:tcBorders>
-            <w:shd w:fill="F4F2EE" w:color="auto" w:val="clear"/>
+            <w:shd w:fill="FBF3EA" w:color="auto" w:val="clear"/>
             <w:tcMar>
               <w:top w:type="dxa" w:w="140"/>
               <w:left w:type="dxa" w:w="220"/>
@@ -1989,7 +2029,7 @@
                 <w:rFonts w:ascii="Calibri" w:cs="Calibri" w:eastAsia="Calibri" w:hAnsi="Calibri"/>
                 <w:b/>
                 <w:bCs/>
-                <w:color w:val="B08D57"/>
+                <w:color w:val="C8731F"/>
                 <w:spacing w:val="30"/>
                 <w:sz w:val="15"/>
                 <w:szCs w:val="15"/>
@@ -2004,7 +2044,7 @@
             <w:r>
               <w:rPr>
                 <w:rFonts w:ascii="Calibri" w:cs="Calibri" w:eastAsia="Calibri" w:hAnsi="Calibri"/>
-                <w:color w:val="333A40"/>
+                <w:color w:val="2E2E2E"/>
                 <w:sz w:val="20"/>
                 <w:szCs w:val="20"/>
               </w:rPr>
@@ -2035,7 +2075,7 @@
       <w:r>
         <w:rPr>
           <w:rFonts w:ascii="Calibri" w:cs="Calibri" w:eastAsia="Calibri" w:hAnsi="Calibri"/>
-          <w:color w:val="333A40"/>
+          <w:color w:val="2E2E2E"/>
           <w:sz w:val="21"/>
           <w:szCs w:val="21"/>
         </w:rPr>
@@ -2057,7 +2097,7 @@
           <w:rFonts w:ascii="Calibri" w:cs="Calibri" w:eastAsia="Calibri" w:hAnsi="Calibri"/>
           <w:b/>
           <w:bCs/>
-          <w:color w:val="333A40"/>
+          <w:color w:val="2E2E2E"/>
           <w:sz w:val="21"/>
           <w:szCs w:val="21"/>
         </w:rPr>
@@ -2066,7 +2106,7 @@
       <w:r>
         <w:rPr>
           <w:rFonts w:ascii="Calibri" w:cs="Calibri" w:eastAsia="Calibri" w:hAnsi="Calibri"/>
-          <w:color w:val="333A40"/>
+          <w:color w:val="2E2E2E"/>
           <w:sz w:val="21"/>
           <w:szCs w:val="21"/>
         </w:rPr>
@@ -2088,7 +2128,7 @@
           <w:rFonts w:ascii="Calibri" w:cs="Calibri" w:eastAsia="Calibri" w:hAnsi="Calibri"/>
           <w:b/>
           <w:bCs/>
-          <w:color w:val="333A40"/>
+          <w:color w:val="2E2E2E"/>
           <w:sz w:val="21"/>
           <w:szCs w:val="21"/>
         </w:rPr>
@@ -2097,7 +2137,7 @@
       <w:r>
         <w:rPr>
           <w:rFonts w:ascii="Calibri" w:cs="Calibri" w:eastAsia="Calibri" w:hAnsi="Calibri"/>
-          <w:color w:val="333A40"/>
+          <w:color w:val="2E2E2E"/>
           <w:sz w:val="21"/>
           <w:szCs w:val="21"/>
         </w:rPr>
@@ -2119,7 +2159,7 @@
           <w:rFonts w:ascii="Calibri" w:cs="Calibri" w:eastAsia="Calibri" w:hAnsi="Calibri"/>
           <w:b/>
           <w:bCs/>
-          <w:color w:val="333A40"/>
+          <w:color w:val="2E2E2E"/>
           <w:sz w:val="21"/>
           <w:szCs w:val="21"/>
         </w:rPr>
@@ -2128,7 +2168,7 @@
       <w:r>
         <w:rPr>
           <w:rFonts w:ascii="Calibri" w:cs="Calibri" w:eastAsia="Calibri" w:hAnsi="Calibri"/>
-          <w:color w:val="333A40"/>
+          <w:color w:val="2E2E2E"/>
           <w:sz w:val="21"/>
           <w:szCs w:val="21"/>
         </w:rPr>
@@ -2150,7 +2190,7 @@
           <w:rFonts w:ascii="Calibri" w:cs="Calibri" w:eastAsia="Calibri" w:hAnsi="Calibri"/>
           <w:b/>
           <w:bCs/>
-          <w:color w:val="333A40"/>
+          <w:color w:val="2E2E2E"/>
           <w:sz w:val="21"/>
           <w:szCs w:val="21"/>
         </w:rPr>
@@ -2159,7 +2199,7 @@
       <w:r>
         <w:rPr>
           <w:rFonts w:ascii="Calibri" w:cs="Calibri" w:eastAsia="Calibri" w:hAnsi="Calibri"/>
-          <w:color w:val="333A40"/>
+          <w:color w:val="2E2E2E"/>
           <w:sz w:val="21"/>
           <w:szCs w:val="21"/>
         </w:rPr>
@@ -2182,7 +2222,7 @@
       <w:r>
         <w:rPr>
           <w:rFonts w:ascii="Calibri" w:cs="Calibri" w:eastAsia="Calibri" w:hAnsi="Calibri"/>
-          <w:color w:val="333A40"/>
+          <w:color w:val="2E2E2E"/>
           <w:sz w:val="19"/>
           <w:szCs w:val="19"/>
         </w:rPr>
@@ -2193,12 +2233,12 @@
       <w:tblPr>
         <w:tblW w:type="dxa" w:w="9500"/>
         <w:tblBorders>
-          <w:top w:val="single" w:color="D9DCE1" w:sz="4"/>
-          <w:left w:val="single" w:color="D9DCE1" w:sz="4"/>
-          <w:bottom w:val="single" w:color="D9DCE1" w:sz="4"/>
-          <w:right w:val="single" w:color="D9DCE1" w:sz="4"/>
-          <w:insideH w:val="single" w:color="D9DCE1" w:sz="4"/>
-          <w:insideV w:val="single" w:color="D9DCE1" w:sz="4"/>
+          <w:top w:val="single" w:color="DDDBD8" w:sz="4"/>
+          <w:left w:val="single" w:color="DDDBD8" w:sz="4"/>
+          <w:bottom w:val="single" w:color="DDDBD8" w:sz="4"/>
+          <w:right w:val="single" w:color="DDDBD8" w:sz="4"/>
+          <w:insideH w:val="single" w:color="DDDBD8" w:sz="4"/>
+          <w:insideV w:val="single" w:color="DDDBD8" w:sz="4"/>
         </w:tblBorders>
         <w:tblLayout w:type="fixed"/>
       </w:tblPr>
@@ -2215,7 +2255,7 @@
         <w:tc>
           <w:tcPr>
             <w:tcW w:type="dxa" w:w="2900"/>
-            <w:shd w:fill="1B2A4A" w:color="auto" w:val="clear"/>
+            <w:shd w:fill="262626" w:color="auto" w:val="clear"/>
             <w:tcMar>
               <w:top w:type="dxa" w:w="70"/>
               <w:left w:type="dxa" w:w="110"/>
@@ -2244,7 +2284,7 @@
         <w:tc>
           <w:tcPr>
             <w:tcW w:type="dxa" w:w="2600"/>
-            <w:shd w:fill="1B2A4A" w:color="auto" w:val="clear"/>
+            <w:shd w:fill="262626" w:color="auto" w:val="clear"/>
             <w:tcMar>
               <w:top w:type="dxa" w:w="70"/>
               <w:left w:type="dxa" w:w="110"/>
@@ -2273,7 +2313,7 @@
         <w:tc>
           <w:tcPr>
             <w:tcW w:type="dxa" w:w="4000"/>
-            <w:shd w:fill="1B2A4A" w:color="auto" w:val="clear"/>
+            <w:shd w:fill="262626" w:color="auto" w:val="clear"/>
             <w:tcMar>
               <w:top w:type="dxa" w:w="70"/>
               <w:left w:type="dxa" w:w="110"/>
@@ -2324,7 +2364,7 @@
                 <w:rFonts w:ascii="Calibri" w:cs="Calibri" w:eastAsia="Calibri" w:hAnsi="Calibri"/>
                 <w:b/>
                 <w:bCs/>
-                <w:color w:val="333A40"/>
+                <w:color w:val="2E2E2E"/>
                 <w:sz w:val="17"/>
                 <w:szCs w:val="17"/>
               </w:rPr>
@@ -2338,7 +2378,7 @@
             <w:r>
               <w:rPr>
                 <w:rFonts w:ascii="Calibri" w:cs="Calibri" w:eastAsia="Calibri" w:hAnsi="Calibri"/>
-                <w:color w:val="6B7280"/>
+                <w:color w:val="6E6E6E"/>
                 <w:sz w:val="17"/>
                 <w:szCs w:val="17"/>
               </w:rPr>
@@ -2349,7 +2389,7 @@
             <w:pPr>
               <w:spacing w:after="0"/>
             </w:pPr>
-            <w:hyperlink w:history="1" r:id="rIdjaxkatpq_jic40d5ikfkb">
+            <w:hyperlink w:history="1" r:id="rId98ytbu1up_odchjey7ui_">
               <w:r>
                 <w:rPr>
                   <w:rStyle w:val="Hyperlink"/>
@@ -2380,7 +2420,7 @@
             <w:r>
               <w:rPr>
                 <w:rFonts w:ascii="Calibri" w:cs="Calibri" w:eastAsia="Calibri" w:hAnsi="Calibri"/>
-                <w:color w:val="333A40"/>
+                <w:color w:val="2E2E2E"/>
                 <w:sz w:val="17"/>
                 <w:szCs w:val="17"/>
               </w:rPr>
@@ -2406,7 +2446,7 @@
             <w:r>
               <w:rPr>
                 <w:rFonts w:ascii="Calibri" w:cs="Calibri" w:eastAsia="Calibri" w:hAnsi="Calibri"/>
-                <w:color w:val="333A40"/>
+                <w:color w:val="2E2E2E"/>
                 <w:sz w:val="17"/>
                 <w:szCs w:val="17"/>
               </w:rPr>
@@ -2439,7 +2479,7 @@
                 <w:rFonts w:ascii="Calibri" w:cs="Calibri" w:eastAsia="Calibri" w:hAnsi="Calibri"/>
                 <w:b/>
                 <w:bCs/>
-                <w:color w:val="333A40"/>
+                <w:color w:val="2E2E2E"/>
                 <w:sz w:val="17"/>
                 <w:szCs w:val="17"/>
               </w:rPr>
@@ -2453,7 +2493,7 @@
             <w:r>
               <w:rPr>
                 <w:rFonts w:ascii="Calibri" w:cs="Calibri" w:eastAsia="Calibri" w:hAnsi="Calibri"/>
-                <w:color w:val="6B7280"/>
+                <w:color w:val="6E6E6E"/>
                 <w:sz w:val="17"/>
                 <w:szCs w:val="17"/>
               </w:rPr>
@@ -2464,7 +2504,7 @@
             <w:pPr>
               <w:spacing w:after="0"/>
             </w:pPr>
-            <w:hyperlink w:history="1" r:id="rIddompvx0vsqv2prn--p6i6">
+            <w:hyperlink w:history="1" r:id="rIdfskqmjwtvcditegmgkb9c">
               <w:r>
                 <w:rPr>
                   <w:rStyle w:val="Hyperlink"/>
@@ -2495,7 +2535,7 @@
             <w:r>
               <w:rPr>
                 <w:rFonts w:ascii="Calibri" w:cs="Calibri" w:eastAsia="Calibri" w:hAnsi="Calibri"/>
-                <w:color w:val="333A40"/>
+                <w:color w:val="2E2E2E"/>
                 <w:sz w:val="17"/>
                 <w:szCs w:val="17"/>
               </w:rPr>
@@ -2521,7 +2561,7 @@
             <w:r>
               <w:rPr>
                 <w:rFonts w:ascii="Calibri" w:cs="Calibri" w:eastAsia="Calibri" w:hAnsi="Calibri"/>
-                <w:color w:val="333A40"/>
+                <w:color w:val="2E2E2E"/>
                 <w:sz w:val="17"/>
                 <w:szCs w:val="17"/>
               </w:rPr>
@@ -2554,7 +2594,7 @@
                 <w:rFonts w:ascii="Calibri" w:cs="Calibri" w:eastAsia="Calibri" w:hAnsi="Calibri"/>
                 <w:b/>
                 <w:bCs/>
-                <w:color w:val="333A40"/>
+                <w:color w:val="2E2E2E"/>
                 <w:sz w:val="17"/>
                 <w:szCs w:val="17"/>
               </w:rPr>
@@ -2568,7 +2608,7 @@
             <w:r>
               <w:rPr>
                 <w:rFonts w:ascii="Calibri" w:cs="Calibri" w:eastAsia="Calibri" w:hAnsi="Calibri"/>
-                <w:color w:val="6B7280"/>
+                <w:color w:val="6E6E6E"/>
                 <w:sz w:val="17"/>
                 <w:szCs w:val="17"/>
               </w:rPr>
@@ -2579,7 +2619,7 @@
             <w:pPr>
               <w:spacing w:after="0"/>
             </w:pPr>
-            <w:hyperlink w:history="1" r:id="rIdoivn-0r9ge-g6tuzdusea">
+            <w:hyperlink w:history="1" r:id="rIdpr-qbns0xt3vw0oofrroh">
               <w:r>
                 <w:rPr>
                   <w:rStyle w:val="Hyperlink"/>
@@ -2610,7 +2650,7 @@
             <w:r>
               <w:rPr>
                 <w:rFonts w:ascii="Calibri" w:cs="Calibri" w:eastAsia="Calibri" w:hAnsi="Calibri"/>
-                <w:color w:val="333A40"/>
+                <w:color w:val="2E2E2E"/>
                 <w:sz w:val="17"/>
                 <w:szCs w:val="17"/>
               </w:rPr>
@@ -2636,7 +2676,7 @@
             <w:r>
               <w:rPr>
                 <w:rFonts w:ascii="Calibri" w:cs="Calibri" w:eastAsia="Calibri" w:hAnsi="Calibri"/>
-                <w:color w:val="333A40"/>
+                <w:color w:val="2E2E2E"/>
                 <w:sz w:val="17"/>
                 <w:szCs w:val="17"/>
               </w:rPr>
@@ -2669,7 +2709,7 @@
                 <w:rFonts w:ascii="Calibri" w:cs="Calibri" w:eastAsia="Calibri" w:hAnsi="Calibri"/>
                 <w:b/>
                 <w:bCs/>
-                <w:color w:val="333A40"/>
+                <w:color w:val="2E2E2E"/>
                 <w:sz w:val="17"/>
                 <w:szCs w:val="17"/>
               </w:rPr>
@@ -2683,7 +2723,7 @@
             <w:r>
               <w:rPr>
                 <w:rFonts w:ascii="Calibri" w:cs="Calibri" w:eastAsia="Calibri" w:hAnsi="Calibri"/>
-                <w:color w:val="6B7280"/>
+                <w:color w:val="6E6E6E"/>
                 <w:sz w:val="17"/>
                 <w:szCs w:val="17"/>
               </w:rPr>
@@ -2694,7 +2734,7 @@
             <w:pPr>
               <w:spacing w:after="0"/>
             </w:pPr>
-            <w:hyperlink w:history="1" r:id="rIdpazyoevzgb7-dkatvs-kv">
+            <w:hyperlink w:history="1" r:id="rIdsfvxxp5ioamqdptxuf6wp">
               <w:r>
                 <w:rPr>
                   <w:rStyle w:val="Hyperlink"/>
@@ -2725,7 +2765,7 @@
             <w:r>
               <w:rPr>
                 <w:rFonts w:ascii="Calibri" w:cs="Calibri" w:eastAsia="Calibri" w:hAnsi="Calibri"/>
-                <w:color w:val="333A40"/>
+                <w:color w:val="2E2E2E"/>
                 <w:sz w:val="17"/>
                 <w:szCs w:val="17"/>
               </w:rPr>
@@ -2751,7 +2791,7 @@
             <w:r>
               <w:rPr>
                 <w:rFonts w:ascii="Calibri" w:cs="Calibri" w:eastAsia="Calibri" w:hAnsi="Calibri"/>
-                <w:color w:val="333A40"/>
+                <w:color w:val="2E2E2E"/>
                 <w:sz w:val="17"/>
                 <w:szCs w:val="17"/>
               </w:rPr>
@@ -2784,7 +2824,7 @@
                 <w:rFonts w:ascii="Calibri" w:cs="Calibri" w:eastAsia="Calibri" w:hAnsi="Calibri"/>
                 <w:b/>
                 <w:bCs/>
-                <w:color w:val="333A40"/>
+                <w:color w:val="2E2E2E"/>
                 <w:sz w:val="17"/>
                 <w:szCs w:val="17"/>
               </w:rPr>
@@ -2798,7 +2838,7 @@
             <w:r>
               <w:rPr>
                 <w:rFonts w:ascii="Calibri" w:cs="Calibri" w:eastAsia="Calibri" w:hAnsi="Calibri"/>
-                <w:color w:val="6B7280"/>
+                <w:color w:val="6E6E6E"/>
                 <w:sz w:val="17"/>
                 <w:szCs w:val="17"/>
               </w:rPr>
@@ -2809,7 +2849,7 @@
             <w:pPr>
               <w:spacing w:after="0"/>
             </w:pPr>
-            <w:hyperlink w:history="1" r:id="rIdfnv-ga-fj-q3dvehngfdc">
+            <w:hyperlink w:history="1" r:id="rIdun9ghnfidqww02ill5mei">
               <w:r>
                 <w:rPr>
                   <w:rStyle w:val="Hyperlink"/>
@@ -2840,7 +2880,7 @@
             <w:r>
               <w:rPr>
                 <w:rFonts w:ascii="Calibri" w:cs="Calibri" w:eastAsia="Calibri" w:hAnsi="Calibri"/>
-                <w:color w:val="333A40"/>
+                <w:color w:val="2E2E2E"/>
                 <w:sz w:val="17"/>
                 <w:szCs w:val="17"/>
               </w:rPr>
@@ -2866,7 +2906,7 @@
             <w:r>
               <w:rPr>
                 <w:rFonts w:ascii="Calibri" w:cs="Calibri" w:eastAsia="Calibri" w:hAnsi="Calibri"/>
-                <w:color w:val="333A40"/>
+                <w:color w:val="2E2E2E"/>
                 <w:sz w:val="17"/>
                 <w:szCs w:val="17"/>
               </w:rPr>
@@ -2899,7 +2939,7 @@
                 <w:rFonts w:ascii="Calibri" w:cs="Calibri" w:eastAsia="Calibri" w:hAnsi="Calibri"/>
                 <w:b/>
                 <w:bCs/>
-                <w:color w:val="333A40"/>
+                <w:color w:val="2E2E2E"/>
                 <w:sz w:val="17"/>
                 <w:szCs w:val="17"/>
               </w:rPr>
@@ -2913,7 +2953,7 @@
             <w:r>
               <w:rPr>
                 <w:rFonts w:ascii="Calibri" w:cs="Calibri" w:eastAsia="Calibri" w:hAnsi="Calibri"/>
-                <w:color w:val="6B7280"/>
+                <w:color w:val="6E6E6E"/>
                 <w:sz w:val="17"/>
                 <w:szCs w:val="17"/>
               </w:rPr>
@@ -2924,7 +2964,7 @@
             <w:pPr>
               <w:spacing w:after="0"/>
             </w:pPr>
-            <w:hyperlink w:history="1" r:id="rIdsdxdcminneic6cll98tz8">
+            <w:hyperlink w:history="1" r:id="rIdxtbkbk7helfojmhkluucd">
               <w:r>
                 <w:rPr>
                   <w:rStyle w:val="Hyperlink"/>
@@ -2955,7 +2995,7 @@
             <w:r>
               <w:rPr>
                 <w:rFonts w:ascii="Calibri" w:cs="Calibri" w:eastAsia="Calibri" w:hAnsi="Calibri"/>
-                <w:color w:val="333A40"/>
+                <w:color w:val="2E2E2E"/>
                 <w:sz w:val="17"/>
                 <w:szCs w:val="17"/>
               </w:rPr>
@@ -2981,7 +3021,7 @@
             <w:r>
               <w:rPr>
                 <w:rFonts w:ascii="Calibri" w:cs="Calibri" w:eastAsia="Calibri" w:hAnsi="Calibri"/>
-                <w:color w:val="333A40"/>
+                <w:color w:val="2E2E2E"/>
                 <w:sz w:val="17"/>
                 <w:szCs w:val="17"/>
               </w:rPr>
@@ -3014,7 +3054,7 @@
                 <w:rFonts w:ascii="Calibri" w:cs="Calibri" w:eastAsia="Calibri" w:hAnsi="Calibri"/>
                 <w:b/>
                 <w:bCs/>
-                <w:color w:val="333A40"/>
+                <w:color w:val="2E2E2E"/>
                 <w:sz w:val="17"/>
                 <w:szCs w:val="17"/>
               </w:rPr>
@@ -3028,7 +3068,7 @@
             <w:r>
               <w:rPr>
                 <w:rFonts w:ascii="Calibri" w:cs="Calibri" w:eastAsia="Calibri" w:hAnsi="Calibri"/>
-                <w:color w:val="6B7280"/>
+                <w:color w:val="6E6E6E"/>
                 <w:sz w:val="17"/>
                 <w:szCs w:val="17"/>
               </w:rPr>
@@ -3039,7 +3079,7 @@
             <w:pPr>
               <w:spacing w:after="0"/>
             </w:pPr>
-            <w:hyperlink w:history="1" r:id="rIdapqub_lvezm2f9veu4o1x">
+            <w:hyperlink w:history="1" r:id="rIdyz4_ms36zpfrscb_vzutl">
               <w:r>
                 <w:rPr>
                   <w:rStyle w:val="Hyperlink"/>
@@ -3070,7 +3110,7 @@
             <w:r>
               <w:rPr>
                 <w:rFonts w:ascii="Calibri" w:cs="Calibri" w:eastAsia="Calibri" w:hAnsi="Calibri"/>
-                <w:color w:val="333A40"/>
+                <w:color w:val="2E2E2E"/>
                 <w:sz w:val="17"/>
                 <w:szCs w:val="17"/>
               </w:rPr>
@@ -3096,7 +3136,7 @@
             <w:r>
               <w:rPr>
                 <w:rFonts w:ascii="Calibri" w:cs="Calibri" w:eastAsia="Calibri" w:hAnsi="Calibri"/>
-                <w:color w:val="333A40"/>
+                <w:color w:val="2E2E2E"/>
                 <w:sz w:val="17"/>
                 <w:szCs w:val="17"/>
               </w:rPr>
@@ -3129,7 +3169,7 @@
                 <w:rFonts w:ascii="Calibri" w:cs="Calibri" w:eastAsia="Calibri" w:hAnsi="Calibri"/>
                 <w:b/>
                 <w:bCs/>
-                <w:color w:val="333A40"/>
+                <w:color w:val="2E2E2E"/>
                 <w:sz w:val="17"/>
                 <w:szCs w:val="17"/>
               </w:rPr>
@@ -3143,7 +3183,7 @@
             <w:r>
               <w:rPr>
                 <w:rFonts w:ascii="Calibri" w:cs="Calibri" w:eastAsia="Calibri" w:hAnsi="Calibri"/>
-                <w:color w:val="6B7280"/>
+                <w:color w:val="6E6E6E"/>
                 <w:sz w:val="17"/>
                 <w:szCs w:val="17"/>
               </w:rPr>
@@ -3154,7 +3194,7 @@
             <w:pPr>
               <w:spacing w:after="0"/>
             </w:pPr>
-            <w:hyperlink w:history="1" r:id="rIdaxprznpbdt7tcnucmeppk">
+            <w:hyperlink w:history="1" r:id="rId0bwm_twmz0lrbagym7xjx">
               <w:r>
                 <w:rPr>
                   <w:rStyle w:val="Hyperlink"/>
@@ -3185,7 +3225,7 @@
             <w:r>
               <w:rPr>
                 <w:rFonts w:ascii="Calibri" w:cs="Calibri" w:eastAsia="Calibri" w:hAnsi="Calibri"/>
-                <w:color w:val="333A40"/>
+                <w:color w:val="2E2E2E"/>
                 <w:sz w:val="17"/>
                 <w:szCs w:val="17"/>
               </w:rPr>
@@ -3211,7 +3251,7 @@
             <w:r>
               <w:rPr>
                 <w:rFonts w:ascii="Calibri" w:cs="Calibri" w:eastAsia="Calibri" w:hAnsi="Calibri"/>
-                <w:color w:val="333A40"/>
+                <w:color w:val="2E2E2E"/>
                 <w:sz w:val="17"/>
                 <w:szCs w:val="17"/>
               </w:rPr>
@@ -3244,7 +3284,7 @@
                 <w:rFonts w:ascii="Calibri" w:cs="Calibri" w:eastAsia="Calibri" w:hAnsi="Calibri"/>
                 <w:b/>
                 <w:bCs/>
-                <w:color w:val="333A40"/>
+                <w:color w:val="2E2E2E"/>
                 <w:sz w:val="17"/>
                 <w:szCs w:val="17"/>
               </w:rPr>
@@ -3258,7 +3298,7 @@
             <w:r>
               <w:rPr>
                 <w:rFonts w:ascii="Calibri" w:cs="Calibri" w:eastAsia="Calibri" w:hAnsi="Calibri"/>
-                <w:color w:val="6B7280"/>
+                <w:color w:val="6E6E6E"/>
                 <w:sz w:val="17"/>
                 <w:szCs w:val="17"/>
               </w:rPr>
@@ -3269,7 +3309,7 @@
             <w:pPr>
               <w:spacing w:after="0"/>
             </w:pPr>
-            <w:hyperlink w:history="1" r:id="rIdtrlxam9x0fuorys9tou0i">
+            <w:hyperlink w:history="1" r:id="rIdrq0edhwgp2-gql9q848wy">
               <w:r>
                 <w:rPr>
                   <w:rStyle w:val="Hyperlink"/>
@@ -3300,7 +3340,7 @@
             <w:r>
               <w:rPr>
                 <w:rFonts w:ascii="Calibri" w:cs="Calibri" w:eastAsia="Calibri" w:hAnsi="Calibri"/>
-                <w:color w:val="333A40"/>
+                <w:color w:val="2E2E2E"/>
                 <w:sz w:val="17"/>
                 <w:szCs w:val="17"/>
               </w:rPr>
@@ -3326,7 +3366,7 @@
             <w:r>
               <w:rPr>
                 <w:rFonts w:ascii="Calibri" w:cs="Calibri" w:eastAsia="Calibri" w:hAnsi="Calibri"/>
-                <w:color w:val="333A40"/>
+                <w:color w:val="2E2E2E"/>
                 <w:sz w:val="17"/>
                 <w:szCs w:val="17"/>
               </w:rPr>
@@ -3359,7 +3399,7 @@
                 <w:rFonts w:ascii="Calibri" w:cs="Calibri" w:eastAsia="Calibri" w:hAnsi="Calibri"/>
                 <w:b/>
                 <w:bCs/>
-                <w:color w:val="333A40"/>
+                <w:color w:val="2E2E2E"/>
                 <w:sz w:val="17"/>
                 <w:szCs w:val="17"/>
               </w:rPr>
@@ -3373,7 +3413,7 @@
             <w:r>
               <w:rPr>
                 <w:rFonts w:ascii="Calibri" w:cs="Calibri" w:eastAsia="Calibri" w:hAnsi="Calibri"/>
-                <w:color w:val="6B7280"/>
+                <w:color w:val="6E6E6E"/>
                 <w:sz w:val="17"/>
                 <w:szCs w:val="17"/>
               </w:rPr>
@@ -3384,7 +3424,7 @@
             <w:pPr>
               <w:spacing w:after="0"/>
             </w:pPr>
-            <w:hyperlink w:history="1" r:id="rId1rhk9zfokvlhpfurh_w-e">
+            <w:hyperlink w:history="1" r:id="rId0ynsdzv7b1ztl7ajhhfxj">
               <w:r>
                 <w:rPr>
                   <w:rStyle w:val="Hyperlink"/>
@@ -3415,7 +3455,7 @@
             <w:r>
               <w:rPr>
                 <w:rFonts w:ascii="Calibri" w:cs="Calibri" w:eastAsia="Calibri" w:hAnsi="Calibri"/>
-                <w:color w:val="333A40"/>
+                <w:color w:val="2E2E2E"/>
                 <w:sz w:val="17"/>
                 <w:szCs w:val="17"/>
               </w:rPr>
@@ -3441,7 +3481,7 @@
             <w:r>
               <w:rPr>
                 <w:rFonts w:ascii="Calibri" w:cs="Calibri" w:eastAsia="Calibri" w:hAnsi="Calibri"/>
-                <w:color w:val="333A40"/>
+                <w:color w:val="2E2E2E"/>
                 <w:sz w:val="17"/>
                 <w:szCs w:val="17"/>
               </w:rPr>
@@ -3467,7 +3507,7 @@
       <w:r>
         <w:rPr>
           <w:rFonts w:ascii="Calibri" w:cs="Calibri" w:eastAsia="Calibri" w:hAnsi="Calibri"/>
-          <w:color w:val="333A40"/>
+          <w:color w:val="2E2E2E"/>
           <w:sz w:val="21"/>
           <w:szCs w:val="21"/>
         </w:rPr>
@@ -3490,7 +3530,7 @@
       <w:r>
         <w:rPr>
           <w:rFonts w:ascii="Calibri" w:cs="Calibri" w:eastAsia="Calibri" w:hAnsi="Calibri"/>
-          <w:color w:val="333A40"/>
+          <w:color w:val="2E2E2E"/>
           <w:sz w:val="21"/>
           <w:szCs w:val="21"/>
         </w:rPr>
@@ -3516,7 +3556,7 @@
           <w:rFonts w:ascii="Calibri" w:cs="Calibri" w:eastAsia="Calibri" w:hAnsi="Calibri"/>
           <w:i/>
           <w:iCs/>
-          <w:color w:val="6B7280"/>
+          <w:color w:val="6E6E6E"/>
           <w:sz w:val="24"/>
           <w:szCs w:val="24"/>
         </w:rPr>
@@ -3537,7 +3577,7 @@
         <w:tblW w:type="dxa" w:w="9500"/>
         <w:tblBorders>
           <w:top w:val="none" w:color="FFFFFF" w:sz="0"/>
-          <w:left w:val="single" w:color="B08D57" w:sz="18"/>
+          <w:left w:val="single" w:color="C8731F" w:sz="18"/>
           <w:bottom w:val="none" w:color="FFFFFF" w:sz="0"/>
           <w:right w:val="none" w:color="FFFFFF" w:sz="0"/>
           <w:insideH w:val="none" w:color="FFFFFF" w:sz="0"/>
@@ -3557,11 +3597,11 @@
             <w:tcW w:type="dxa" w:w="9500"/>
             <w:tcBorders>
               <w:top w:val="none" w:color="FFFFFF" w:sz="0"/>
-              <w:left w:val="single" w:color="B08D57" w:sz="18"/>
+              <w:left w:val="single" w:color="C8731F" w:sz="18"/>
               <w:bottom w:val="none" w:color="FFFFFF" w:sz="0"/>
               <w:right w:val="none" w:color="FFFFFF" w:sz="0"/>
             </w:tcBorders>
-            <w:shd w:fill="F4F2EE" w:color="auto" w:val="clear"/>
+            <w:shd w:fill="FBF3EA" w:color="auto" w:val="clear"/>
             <w:tcMar>
               <w:top w:type="dxa" w:w="140"/>
               <w:left w:type="dxa" w:w="220"/>
@@ -3579,7 +3619,7 @@
                 <w:rFonts w:ascii="Calibri" w:cs="Calibri" w:eastAsia="Calibri" w:hAnsi="Calibri"/>
                 <w:b/>
                 <w:bCs/>
-                <w:color w:val="B08D57"/>
+                <w:color w:val="C8731F"/>
                 <w:spacing w:val="30"/>
                 <w:sz w:val="15"/>
                 <w:szCs w:val="15"/>
@@ -3594,7 +3634,7 @@
             <w:r>
               <w:rPr>
                 <w:rFonts w:ascii="Calibri" w:cs="Calibri" w:eastAsia="Calibri" w:hAnsi="Calibri"/>
-                <w:color w:val="333A40"/>
+                <w:color w:val="2E2E2E"/>
                 <w:sz w:val="20"/>
                 <w:szCs w:val="20"/>
               </w:rPr>
@@ -3622,12 +3662,12 @@
       <w:tblPr>
         <w:tblW w:type="dxa" w:w="9500"/>
         <w:tblBorders>
-          <w:top w:val="single" w:color="D9DCE1" w:sz="4"/>
-          <w:left w:val="single" w:color="D9DCE1" w:sz="4"/>
-          <w:bottom w:val="single" w:color="D9DCE1" w:sz="4"/>
-          <w:right w:val="single" w:color="D9DCE1" w:sz="4"/>
-          <w:insideH w:val="single" w:color="D9DCE1" w:sz="4"/>
-          <w:insideV w:val="single" w:color="D9DCE1" w:sz="4"/>
+          <w:top w:val="single" w:color="DDDBD8" w:sz="4"/>
+          <w:left w:val="single" w:color="DDDBD8" w:sz="4"/>
+          <w:bottom w:val="single" w:color="DDDBD8" w:sz="4"/>
+          <w:right w:val="single" w:color="DDDBD8" w:sz="4"/>
+          <w:insideH w:val="single" w:color="DDDBD8" w:sz="4"/>
+          <w:insideV w:val="single" w:color="DDDBD8" w:sz="4"/>
         </w:tblBorders>
         <w:tblLayout w:type="fixed"/>
       </w:tblPr>
@@ -3642,7 +3682,7 @@
         <w:tc>
           <w:tcPr>
             <w:tcW w:type="dxa" w:w="2500"/>
-            <w:shd w:fill="E9EDF3" w:color="auto" w:val="clear"/>
+            <w:shd w:fill="F2F0ED" w:color="auto" w:val="clear"/>
             <w:tcMar>
               <w:top w:type="dxa" w:w="70"/>
               <w:left w:type="dxa" w:w="110"/>
@@ -3660,7 +3700,7 @@
                 <w:rFonts w:ascii="Calibri" w:cs="Calibri" w:eastAsia="Calibri" w:hAnsi="Calibri"/>
                 <w:b/>
                 <w:bCs/>
-                <w:color w:val="333A40"/>
+                <w:color w:val="2E2E2E"/>
                 <w:sz w:val="18"/>
                 <w:szCs w:val="18"/>
               </w:rPr>
@@ -3688,7 +3728,7 @@
                 <w:rFonts w:ascii="Calibri" w:cs="Calibri" w:eastAsia="Calibri" w:hAnsi="Calibri"/>
                 <w:b w:val="false"/>
                 <w:bCs w:val="false"/>
-                <w:color w:val="333A40"/>
+                <w:color w:val="2E2E2E"/>
                 <w:sz w:val="18"/>
                 <w:szCs w:val="18"/>
               </w:rPr>
@@ -3704,7 +3744,7 @@
         <w:tc>
           <w:tcPr>
             <w:tcW w:type="dxa" w:w="2500"/>
-            <w:shd w:fill="E9EDF3" w:color="auto" w:val="clear"/>
+            <w:shd w:fill="F2F0ED" w:color="auto" w:val="clear"/>
             <w:tcMar>
               <w:top w:type="dxa" w:w="70"/>
               <w:left w:type="dxa" w:w="110"/>
@@ -3722,7 +3762,7 @@
                 <w:rFonts w:ascii="Calibri" w:cs="Calibri" w:eastAsia="Calibri" w:hAnsi="Calibri"/>
                 <w:b/>
                 <w:bCs/>
-                <w:color w:val="333A40"/>
+                <w:color w:val="2E2E2E"/>
                 <w:sz w:val="18"/>
                 <w:szCs w:val="18"/>
               </w:rPr>
@@ -3750,7 +3790,7 @@
                 <w:rFonts w:ascii="Calibri" w:cs="Calibri" w:eastAsia="Calibri" w:hAnsi="Calibri"/>
                 <w:b w:val="false"/>
                 <w:bCs w:val="false"/>
-                <w:color w:val="333A40"/>
+                <w:color w:val="2E2E2E"/>
                 <w:sz w:val="18"/>
                 <w:szCs w:val="18"/>
               </w:rPr>
@@ -3766,7 +3806,7 @@
         <w:tc>
           <w:tcPr>
             <w:tcW w:type="dxa" w:w="2500"/>
-            <w:shd w:fill="E9EDF3" w:color="auto" w:val="clear"/>
+            <w:shd w:fill="F2F0ED" w:color="auto" w:val="clear"/>
             <w:tcMar>
               <w:top w:type="dxa" w:w="70"/>
               <w:left w:type="dxa" w:w="110"/>
@@ -3784,7 +3824,7 @@
                 <w:rFonts w:ascii="Calibri" w:cs="Calibri" w:eastAsia="Calibri" w:hAnsi="Calibri"/>
                 <w:b/>
                 <w:bCs/>
-                <w:color w:val="333A40"/>
+                <w:color w:val="2E2E2E"/>
                 <w:sz w:val="18"/>
                 <w:szCs w:val="18"/>
               </w:rPr>
@@ -3812,7 +3852,7 @@
                 <w:rFonts w:ascii="Calibri" w:cs="Calibri" w:eastAsia="Calibri" w:hAnsi="Calibri"/>
                 <w:b w:val="false"/>
                 <w:bCs w:val="false"/>
-                <w:color w:val="333A40"/>
+                <w:color w:val="2E2E2E"/>
                 <w:sz w:val="18"/>
                 <w:szCs w:val="18"/>
               </w:rPr>
@@ -3828,7 +3868,7 @@
         <w:tc>
           <w:tcPr>
             <w:tcW w:type="dxa" w:w="2500"/>
-            <w:shd w:fill="E9EDF3" w:color="auto" w:val="clear"/>
+            <w:shd w:fill="F2F0ED" w:color="auto" w:val="clear"/>
             <w:tcMar>
               <w:top w:type="dxa" w:w="70"/>
               <w:left w:type="dxa" w:w="110"/>
@@ -3846,7 +3886,7 @@
                 <w:rFonts w:ascii="Calibri" w:cs="Calibri" w:eastAsia="Calibri" w:hAnsi="Calibri"/>
                 <w:b/>
                 <w:bCs/>
-                <w:color w:val="333A40"/>
+                <w:color w:val="2E2E2E"/>
                 <w:sz w:val="18"/>
                 <w:szCs w:val="18"/>
               </w:rPr>
@@ -3874,7 +3914,7 @@
                 <w:rFonts w:ascii="Calibri" w:cs="Calibri" w:eastAsia="Calibri" w:hAnsi="Calibri"/>
                 <w:b w:val="false"/>
                 <w:bCs w:val="false"/>
-                <w:color w:val="333A40"/>
+                <w:color w:val="2E2E2E"/>
                 <w:sz w:val="18"/>
                 <w:szCs w:val="18"/>
               </w:rPr>
@@ -3890,7 +3930,7 @@
         <w:tc>
           <w:tcPr>
             <w:tcW w:type="dxa" w:w="2500"/>
-            <w:shd w:fill="E9EDF3" w:color="auto" w:val="clear"/>
+            <w:shd w:fill="F2F0ED" w:color="auto" w:val="clear"/>
             <w:tcMar>
               <w:top w:type="dxa" w:w="70"/>
               <w:left w:type="dxa" w:w="110"/>
@@ -3908,7 +3948,7 @@
                 <w:rFonts w:ascii="Calibri" w:cs="Calibri" w:eastAsia="Calibri" w:hAnsi="Calibri"/>
                 <w:b/>
                 <w:bCs/>
-                <w:color w:val="333A40"/>
+                <w:color w:val="2E2E2E"/>
                 <w:sz w:val="18"/>
                 <w:szCs w:val="18"/>
               </w:rPr>
@@ -3936,7 +3976,7 @@
                 <w:rFonts w:ascii="Calibri" w:cs="Calibri" w:eastAsia="Calibri" w:hAnsi="Calibri"/>
                 <w:b w:val="false"/>
                 <w:bCs w:val="false"/>
-                <w:color w:val="333A40"/>
+                <w:color w:val="2E2E2E"/>
                 <w:sz w:val="18"/>
                 <w:szCs w:val="18"/>
               </w:rPr>
@@ -3952,7 +3992,7 @@
         <w:tc>
           <w:tcPr>
             <w:tcW w:type="dxa" w:w="2500"/>
-            <w:shd w:fill="E9EDF3" w:color="auto" w:val="clear"/>
+            <w:shd w:fill="F2F0ED" w:color="auto" w:val="clear"/>
             <w:tcMar>
               <w:top w:type="dxa" w:w="70"/>
               <w:left w:type="dxa" w:w="110"/>
@@ -3970,7 +4010,7 @@
                 <w:rFonts w:ascii="Calibri" w:cs="Calibri" w:eastAsia="Calibri" w:hAnsi="Calibri"/>
                 <w:b/>
                 <w:bCs/>
-                <w:color w:val="333A40"/>
+                <w:color w:val="2E2E2E"/>
                 <w:sz w:val="18"/>
                 <w:szCs w:val="18"/>
               </w:rPr>
@@ -3998,7 +4038,7 @@
                 <w:rFonts w:ascii="Calibri" w:cs="Calibri" w:eastAsia="Calibri" w:hAnsi="Calibri"/>
                 <w:b w:val="false"/>
                 <w:bCs w:val="false"/>
-                <w:color w:val="333A40"/>
+                <w:color w:val="2E2E2E"/>
                 <w:sz w:val="18"/>
                 <w:szCs w:val="18"/>
               </w:rPr>
@@ -4014,7 +4054,7 @@
         <w:tc>
           <w:tcPr>
             <w:tcW w:type="dxa" w:w="2500"/>
-            <w:shd w:fill="E9EDF3" w:color="auto" w:val="clear"/>
+            <w:shd w:fill="F2F0ED" w:color="auto" w:val="clear"/>
             <w:tcMar>
               <w:top w:type="dxa" w:w="70"/>
               <w:left w:type="dxa" w:w="110"/>
@@ -4032,7 +4072,7 @@
                 <w:rFonts w:ascii="Calibri" w:cs="Calibri" w:eastAsia="Calibri" w:hAnsi="Calibri"/>
                 <w:b/>
                 <w:bCs/>
-                <w:color w:val="333A40"/>
+                <w:color w:val="2E2E2E"/>
                 <w:sz w:val="18"/>
                 <w:szCs w:val="18"/>
               </w:rPr>
@@ -4060,7 +4100,7 @@
                 <w:rFonts w:ascii="Calibri" w:cs="Calibri" w:eastAsia="Calibri" w:hAnsi="Calibri"/>
                 <w:b w:val="false"/>
                 <w:bCs w:val="false"/>
-                <w:color w:val="333A40"/>
+                <w:color w:val="2E2E2E"/>
                 <w:sz w:val="18"/>
                 <w:szCs w:val="18"/>
               </w:rPr>
@@ -4076,7 +4116,7 @@
         <w:tc>
           <w:tcPr>
             <w:tcW w:type="dxa" w:w="2500"/>
-            <w:shd w:fill="E9EDF3" w:color="auto" w:val="clear"/>
+            <w:shd w:fill="F2F0ED" w:color="auto" w:val="clear"/>
             <w:tcMar>
               <w:top w:type="dxa" w:w="70"/>
               <w:left w:type="dxa" w:w="110"/>
@@ -4094,7 +4134,7 @@
                 <w:rFonts w:ascii="Calibri" w:cs="Calibri" w:eastAsia="Calibri" w:hAnsi="Calibri"/>
                 <w:b/>
                 <w:bCs/>
-                <w:color w:val="333A40"/>
+                <w:color w:val="2E2E2E"/>
                 <w:sz w:val="18"/>
                 <w:szCs w:val="18"/>
               </w:rPr>
@@ -4122,7 +4162,7 @@
                 <w:rFonts w:ascii="Calibri" w:cs="Calibri" w:eastAsia="Calibri" w:hAnsi="Calibri"/>
                 <w:b w:val="false"/>
                 <w:bCs w:val="false"/>
-                <w:color w:val="333A40"/>
+                <w:color w:val="2E2E2E"/>
                 <w:sz w:val="18"/>
                 <w:szCs w:val="18"/>
               </w:rPr>
@@ -4146,12 +4186,12 @@
       <w:tblPr>
         <w:tblW w:type="dxa" w:w="9500"/>
         <w:tblBorders>
-          <w:top w:val="single" w:color="D9DCE1" w:sz="4"/>
-          <w:left w:val="single" w:color="D9DCE1" w:sz="4"/>
-          <w:bottom w:val="single" w:color="D9DCE1" w:sz="4"/>
-          <w:right w:val="single" w:color="D9DCE1" w:sz="4"/>
-          <w:insideH w:val="single" w:color="D9DCE1" w:sz="4"/>
-          <w:insideV w:val="single" w:color="D9DCE1" w:sz="4"/>
+          <w:top w:val="single" w:color="DDDBD8" w:sz="4"/>
+          <w:left w:val="single" w:color="DDDBD8" w:sz="4"/>
+          <w:bottom w:val="single" w:color="DDDBD8" w:sz="4"/>
+          <w:right w:val="single" w:color="DDDBD8" w:sz="4"/>
+          <w:insideH w:val="single" w:color="DDDBD8" w:sz="4"/>
+          <w:insideV w:val="single" w:color="DDDBD8" w:sz="4"/>
         </w:tblBorders>
         <w:tblLayout w:type="fixed"/>
       </w:tblPr>
@@ -4166,7 +4206,7 @@
         <w:tc>
           <w:tcPr>
             <w:tcW w:type="dxa" w:w="2500"/>
-            <w:shd w:fill="E9EDF3" w:color="auto" w:val="clear"/>
+            <w:shd w:fill="F2F0ED" w:color="auto" w:val="clear"/>
             <w:tcMar>
               <w:top w:type="dxa" w:w="70"/>
               <w:left w:type="dxa" w:w="110"/>
@@ -4184,7 +4224,7 @@
                 <w:rFonts w:ascii="Calibri" w:cs="Calibri" w:eastAsia="Calibri" w:hAnsi="Calibri"/>
                 <w:b/>
                 <w:bCs/>
-                <w:color w:val="333A40"/>
+                <w:color w:val="2E2E2E"/>
                 <w:sz w:val="18"/>
                 <w:szCs w:val="18"/>
               </w:rPr>
@@ -4212,7 +4252,7 @@
                 <w:rFonts w:ascii="Calibri" w:cs="Calibri" w:eastAsia="Calibri" w:hAnsi="Calibri"/>
                 <w:b w:val="false"/>
                 <w:bCs w:val="false"/>
-                <w:color w:val="333A40"/>
+                <w:color w:val="2E2E2E"/>
                 <w:sz w:val="18"/>
                 <w:szCs w:val="18"/>
               </w:rPr>
@@ -4228,7 +4268,7 @@
         <w:tc>
           <w:tcPr>
             <w:tcW w:type="dxa" w:w="2500"/>
-            <w:shd w:fill="E9EDF3" w:color="auto" w:val="clear"/>
+            <w:shd w:fill="F2F0ED" w:color="auto" w:val="clear"/>
             <w:tcMar>
               <w:top w:type="dxa" w:w="70"/>
               <w:left w:type="dxa" w:w="110"/>
@@ -4246,7 +4286,7 @@
                 <w:rFonts w:ascii="Calibri" w:cs="Calibri" w:eastAsia="Calibri" w:hAnsi="Calibri"/>
                 <w:b/>
                 <w:bCs/>
-                <w:color w:val="333A40"/>
+                <w:color w:val="2E2E2E"/>
                 <w:sz w:val="18"/>
                 <w:szCs w:val="18"/>
               </w:rPr>
@@ -4274,7 +4314,7 @@
                 <w:rFonts w:ascii="Calibri" w:cs="Calibri" w:eastAsia="Calibri" w:hAnsi="Calibri"/>
                 <w:b w:val="false"/>
                 <w:bCs w:val="false"/>
-                <w:color w:val="333A40"/>
+                <w:color w:val="2E2E2E"/>
                 <w:sz w:val="18"/>
                 <w:szCs w:val="18"/>
               </w:rPr>
@@ -4302,12 +4342,12 @@
       <w:tblPr>
         <w:tblW w:type="dxa" w:w="9500"/>
         <w:tblBorders>
-          <w:top w:val="single" w:color="D9DCE1" w:sz="4"/>
-          <w:left w:val="single" w:color="D9DCE1" w:sz="4"/>
-          <w:bottom w:val="single" w:color="D9DCE1" w:sz="4"/>
-          <w:right w:val="single" w:color="D9DCE1" w:sz="4"/>
-          <w:insideH w:val="single" w:color="D9DCE1" w:sz="4"/>
-          <w:insideV w:val="single" w:color="D9DCE1" w:sz="4"/>
+          <w:top w:val="single" w:color="DDDBD8" w:sz="4"/>
+          <w:left w:val="single" w:color="DDDBD8" w:sz="4"/>
+          <w:bottom w:val="single" w:color="DDDBD8" w:sz="4"/>
+          <w:right w:val="single" w:color="DDDBD8" w:sz="4"/>
+          <w:insideH w:val="single" w:color="DDDBD8" w:sz="4"/>
+          <w:insideV w:val="single" w:color="DDDBD8" w:sz="4"/>
         </w:tblBorders>
         <w:tblLayout w:type="fixed"/>
       </w:tblPr>
@@ -4339,7 +4379,7 @@
                 <w:rFonts w:ascii="Calibri" w:cs="Calibri" w:eastAsia="Calibri" w:hAnsi="Calibri"/>
                 <w:b/>
                 <w:bCs/>
-                <w:color w:val="333A40"/>
+                <w:color w:val="2E2E2E"/>
                 <w:sz w:val="18"/>
                 <w:szCs w:val="18"/>
               </w:rPr>
@@ -4367,7 +4407,7 @@
                 <w:rFonts w:ascii="Calibri" w:cs="Calibri" w:eastAsia="Calibri" w:hAnsi="Calibri"/>
                 <w:b w:val="false"/>
                 <w:bCs w:val="false"/>
-                <w:color w:val="333A40"/>
+                <w:color w:val="2E2E2E"/>
                 <w:sz w:val="18"/>
                 <w:szCs w:val="18"/>
               </w:rPr>
@@ -4400,7 +4440,7 @@
                 <w:rFonts w:ascii="Calibri" w:cs="Calibri" w:eastAsia="Calibri" w:hAnsi="Calibri"/>
                 <w:b/>
                 <w:bCs/>
-                <w:color w:val="333A40"/>
+                <w:color w:val="2E2E2E"/>
                 <w:sz w:val="18"/>
                 <w:szCs w:val="18"/>
               </w:rPr>
@@ -4428,7 +4468,7 @@
                 <w:rFonts w:ascii="Calibri" w:cs="Calibri" w:eastAsia="Calibri" w:hAnsi="Calibri"/>
                 <w:b w:val="false"/>
                 <w:bCs w:val="false"/>
-                <w:color w:val="333A40"/>
+                <w:color w:val="2E2E2E"/>
                 <w:sz w:val="18"/>
                 <w:szCs w:val="18"/>
               </w:rPr>
@@ -4461,7 +4501,7 @@
                 <w:rFonts w:ascii="Calibri" w:cs="Calibri" w:eastAsia="Calibri" w:hAnsi="Calibri"/>
                 <w:b/>
                 <w:bCs/>
-                <w:color w:val="333A40"/>
+                <w:color w:val="2E2E2E"/>
                 <w:sz w:val="18"/>
                 <w:szCs w:val="18"/>
               </w:rPr>
@@ -4489,7 +4529,7 @@
                 <w:rFonts w:ascii="Calibri" w:cs="Calibri" w:eastAsia="Calibri" w:hAnsi="Calibri"/>
                 <w:b w:val="false"/>
                 <w:bCs w:val="false"/>
-                <w:color w:val="333A40"/>
+                <w:color w:val="2E2E2E"/>
                 <w:sz w:val="18"/>
                 <w:szCs w:val="18"/>
               </w:rPr>
@@ -4522,7 +4562,7 @@
                 <w:rFonts w:ascii="Calibri" w:cs="Calibri" w:eastAsia="Calibri" w:hAnsi="Calibri"/>
                 <w:b/>
                 <w:bCs/>
-                <w:color w:val="333A40"/>
+                <w:color w:val="2E2E2E"/>
                 <w:sz w:val="18"/>
                 <w:szCs w:val="18"/>
               </w:rPr>
@@ -4550,7 +4590,7 @@
                 <w:rFonts w:ascii="Calibri" w:cs="Calibri" w:eastAsia="Calibri" w:hAnsi="Calibri"/>
                 <w:b w:val="false"/>
                 <w:bCs w:val="false"/>
-                <w:color w:val="333A40"/>
+                <w:color w:val="2E2E2E"/>
                 <w:sz w:val="18"/>
                 <w:szCs w:val="18"/>
               </w:rPr>
@@ -4583,7 +4623,7 @@
                 <w:rFonts w:ascii="Calibri" w:cs="Calibri" w:eastAsia="Calibri" w:hAnsi="Calibri"/>
                 <w:b/>
                 <w:bCs/>
-                <w:color w:val="333A40"/>
+                <w:color w:val="2E2E2E"/>
                 <w:sz w:val="18"/>
                 <w:szCs w:val="18"/>
               </w:rPr>
@@ -4611,7 +4651,7 @@
                 <w:rFonts w:ascii="Calibri" w:cs="Calibri" w:eastAsia="Calibri" w:hAnsi="Calibri"/>
                 <w:b w:val="false"/>
                 <w:bCs w:val="false"/>
-                <w:color w:val="333A40"/>
+                <w:color w:val="2E2E2E"/>
                 <w:sz w:val="18"/>
                 <w:szCs w:val="18"/>
               </w:rPr>
@@ -4631,7 +4671,7 @@
         <w:tblW w:type="dxa" w:w="9500"/>
         <w:tblBorders>
           <w:top w:val="none" w:color="FFFFFF" w:sz="0"/>
-          <w:left w:val="single" w:color="B08D57" w:sz="18"/>
+          <w:left w:val="single" w:color="C8731F" w:sz="18"/>
           <w:bottom w:val="none" w:color="FFFFFF" w:sz="0"/>
           <w:right w:val="none" w:color="FFFFFF" w:sz="0"/>
           <w:insideH w:val="none" w:color="FFFFFF" w:sz="0"/>
@@ -4651,11 +4691,11 @@
             <w:tcW w:type="dxa" w:w="9500"/>
             <w:tcBorders>
               <w:top w:val="none" w:color="FFFFFF" w:sz="0"/>
-              <w:left w:val="single" w:color="B08D57" w:sz="18"/>
+              <w:left w:val="single" w:color="C8731F" w:sz="18"/>
               <w:bottom w:val="none" w:color="FFFFFF" w:sz="0"/>
               <w:right w:val="none" w:color="FFFFFF" w:sz="0"/>
             </w:tcBorders>
-            <w:shd w:fill="F4F2EE" w:color="auto" w:val="clear"/>
+            <w:shd w:fill="FBF3EA" w:color="auto" w:val="clear"/>
             <w:tcMar>
               <w:top w:type="dxa" w:w="140"/>
               <w:left w:type="dxa" w:w="220"/>
@@ -4673,7 +4713,7 @@
                 <w:rFonts w:ascii="Calibri" w:cs="Calibri" w:eastAsia="Calibri" w:hAnsi="Calibri"/>
                 <w:b/>
                 <w:bCs/>
-                <w:color w:val="B08D57"/>
+                <w:color w:val="C8731F"/>
                 <w:spacing w:val="30"/>
                 <w:sz w:val="15"/>
                 <w:szCs w:val="15"/>
@@ -4690,7 +4730,7 @@
                 <w:rFonts w:ascii="Calibri" w:cs="Calibri" w:eastAsia="Calibri" w:hAnsi="Calibri"/>
                 <w:b/>
                 <w:bCs/>
-                <w:color w:val="1B2A4A"/>
+                <w:color w:val="262626"/>
                 <w:sz w:val="20"/>
                 <w:szCs w:val="20"/>
               </w:rPr>
@@ -4699,7 +4739,7 @@
             <w:r>
               <w:rPr>
                 <w:rFonts w:ascii="Calibri" w:cs="Calibri" w:eastAsia="Calibri" w:hAnsi="Calibri"/>
-                <w:color w:val="333A40"/>
+                <w:color w:val="2E2E2E"/>
                 <w:sz w:val="22"/>
                 <w:szCs w:val="22"/>
               </w:rPr>
@@ -4715,7 +4755,7 @@
                 <w:rFonts w:ascii="Calibri" w:cs="Calibri" w:eastAsia="Calibri" w:hAnsi="Calibri"/>
                 <w:b/>
                 <w:bCs/>
-                <w:color w:val="1B2A4A"/>
+                <w:color w:val="262626"/>
                 <w:sz w:val="20"/>
                 <w:szCs w:val="20"/>
               </w:rPr>
@@ -4724,7 +4764,7 @@
             <w:r>
               <w:rPr>
                 <w:rFonts w:ascii="Calibri" w:cs="Calibri" w:eastAsia="Calibri" w:hAnsi="Calibri"/>
-                <w:color w:val="333A40"/>
+                <w:color w:val="2E2E2E"/>
                 <w:sz w:val="22"/>
                 <w:szCs w:val="22"/>
               </w:rPr>
@@ -4740,7 +4780,7 @@
                 <w:rFonts w:ascii="Calibri" w:cs="Calibri" w:eastAsia="Calibri" w:hAnsi="Calibri"/>
                 <w:b/>
                 <w:bCs/>
-                <w:color w:val="1B2A4A"/>
+                <w:color w:val="262626"/>
                 <w:sz w:val="20"/>
                 <w:szCs w:val="20"/>
               </w:rPr>
@@ -4749,7 +4789,7 @@
             <w:r>
               <w:rPr>
                 <w:rFonts w:ascii="Calibri" w:cs="Calibri" w:eastAsia="Calibri" w:hAnsi="Calibri"/>
-                <w:color w:val="333A40"/>
+                <w:color w:val="2E2E2E"/>
                 <w:sz w:val="20"/>
                 <w:szCs w:val="20"/>
               </w:rPr>
@@ -4760,7 +4800,7 @@
                 <w:rFonts w:ascii="Calibri" w:cs="Calibri" w:eastAsia="Calibri" w:hAnsi="Calibri"/>
                 <w:b/>
                 <w:bCs/>
-                <w:color w:val="1B2A4A"/>
+                <w:color w:val="262626"/>
                 <w:sz w:val="20"/>
                 <w:szCs w:val="20"/>
               </w:rPr>
@@ -4769,7 +4809,7 @@
             <w:r>
               <w:rPr>
                 <w:rFonts w:ascii="Calibri" w:cs="Calibri" w:eastAsia="Calibri" w:hAnsi="Calibri"/>
-                <w:color w:val="333A40"/>
+                <w:color w:val="2E2E2E"/>
                 <w:sz w:val="20"/>
                 <w:szCs w:val="20"/>
               </w:rPr>
@@ -4783,7 +4823,7 @@
             <w:r>
               <w:rPr>
                 <w:rFonts w:ascii="Calibri" w:cs="Calibri" w:eastAsia="Calibri" w:hAnsi="Calibri"/>
-                <w:color w:val="6B7280"/>
+                <w:color w:val="6E6E6E"/>
                 <w:sz w:val="17"/>
                 <w:szCs w:val="17"/>
               </w:rPr>
@@ -4820,7 +4860,7 @@
       <w:r>
         <w:rPr>
           <w:rFonts w:ascii="Calibri" w:cs="Calibri" w:eastAsia="Calibri" w:hAnsi="Calibri"/>
-          <w:color w:val="333A40"/>
+          <w:color w:val="2E2E2E"/>
           <w:sz w:val="21"/>
           <w:szCs w:val="21"/>
         </w:rPr>
@@ -4840,7 +4880,7 @@
       <w:r>
         <w:rPr>
           <w:rFonts w:ascii="Calibri" w:cs="Calibri" w:eastAsia="Calibri" w:hAnsi="Calibri"/>
-          <w:color w:val="333A40"/>
+          <w:color w:val="2E2E2E"/>
           <w:sz w:val="21"/>
           <w:szCs w:val="21"/>
         </w:rPr>
@@ -4860,7 +4900,7 @@
       <w:r>
         <w:rPr>
           <w:rFonts w:ascii="Calibri" w:cs="Calibri" w:eastAsia="Calibri" w:hAnsi="Calibri"/>
-          <w:color w:val="333A40"/>
+          <w:color w:val="2E2E2E"/>
           <w:sz w:val="21"/>
           <w:szCs w:val="21"/>
         </w:rPr>
@@ -4880,7 +4920,7 @@
       <w:r>
         <w:rPr>
           <w:rFonts w:ascii="Calibri" w:cs="Calibri" w:eastAsia="Calibri" w:hAnsi="Calibri"/>
-          <w:color w:val="333A40"/>
+          <w:color w:val="2E2E2E"/>
           <w:sz w:val="21"/>
           <w:szCs w:val="21"/>
         </w:rPr>
@@ -4900,12 +4940,12 @@
       <w:tblPr>
         <w:tblW w:type="dxa" w:w="9500"/>
         <w:tblBorders>
-          <w:top w:val="single" w:color="D9DCE1" w:sz="4"/>
-          <w:left w:val="single" w:color="D9DCE1" w:sz="4"/>
-          <w:bottom w:val="single" w:color="D9DCE1" w:sz="4"/>
-          <w:right w:val="single" w:color="D9DCE1" w:sz="4"/>
-          <w:insideH w:val="single" w:color="D9DCE1" w:sz="4"/>
-          <w:insideV w:val="single" w:color="D9DCE1" w:sz="4"/>
+          <w:top w:val="single" w:color="DDDBD8" w:sz="4"/>
+          <w:left w:val="single" w:color="DDDBD8" w:sz="4"/>
+          <w:bottom w:val="single" w:color="DDDBD8" w:sz="4"/>
+          <w:right w:val="single" w:color="DDDBD8" w:sz="4"/>
+          <w:insideH w:val="single" w:color="DDDBD8" w:sz="4"/>
+          <w:insideV w:val="single" w:color="DDDBD8" w:sz="4"/>
         </w:tblBorders>
         <w:tblLayout w:type="fixed"/>
       </w:tblPr>
@@ -4922,7 +4962,7 @@
         <w:tc>
           <w:tcPr>
             <w:tcW w:type="dxa" w:w="1600"/>
-            <w:shd w:fill="1B2A4A" w:color="auto" w:val="clear"/>
+            <w:shd w:fill="262626" w:color="auto" w:val="clear"/>
             <w:tcMar>
               <w:top w:type="dxa" w:w="70"/>
               <w:left w:type="dxa" w:w="110"/>
@@ -4951,7 +4991,7 @@
         <w:tc>
           <w:tcPr>
             <w:tcW w:type="dxa" w:w="3700"/>
-            <w:shd w:fill="1B2A4A" w:color="auto" w:val="clear"/>
+            <w:shd w:fill="262626" w:color="auto" w:val="clear"/>
             <w:tcMar>
               <w:top w:type="dxa" w:w="70"/>
               <w:left w:type="dxa" w:w="110"/>
@@ -4980,7 +5020,7 @@
         <w:tc>
           <w:tcPr>
             <w:tcW w:type="dxa" w:w="4200"/>
-            <w:shd w:fill="1B2A4A" w:color="auto" w:val="clear"/>
+            <w:shd w:fill="262626" w:color="auto" w:val="clear"/>
             <w:tcMar>
               <w:top w:type="dxa" w:w="70"/>
               <w:left w:type="dxa" w:w="110"/>
@@ -5029,7 +5069,7 @@
             <w:r>
               <w:rPr>
                 <w:rFonts w:ascii="Calibri" w:cs="Calibri" w:eastAsia="Calibri" w:hAnsi="Calibri"/>
-                <w:color w:val="333A40"/>
+                <w:color w:val="2E2E2E"/>
                 <w:sz w:val="18"/>
                 <w:szCs w:val="18"/>
               </w:rPr>
@@ -5055,7 +5095,7 @@
             <w:r>
               <w:rPr>
                 <w:rFonts w:ascii="Calibri" w:cs="Calibri" w:eastAsia="Calibri" w:hAnsi="Calibri"/>
-                <w:color w:val="333A40"/>
+                <w:color w:val="2E2E2E"/>
                 <w:sz w:val="18"/>
                 <w:szCs w:val="18"/>
               </w:rPr>
@@ -5081,7 +5121,7 @@
             <w:r>
               <w:rPr>
                 <w:rFonts w:ascii="Calibri" w:cs="Calibri" w:eastAsia="Calibri" w:hAnsi="Calibri"/>
-                <w:color w:val="333A40"/>
+                <w:color w:val="2E2E2E"/>
                 <w:sz w:val="18"/>
                 <w:szCs w:val="18"/>
               </w:rPr>
@@ -5112,7 +5152,7 @@
             <w:r>
               <w:rPr>
                 <w:rFonts w:ascii="Calibri" w:cs="Calibri" w:eastAsia="Calibri" w:hAnsi="Calibri"/>
-                <w:color w:val="333A40"/>
+                <w:color w:val="2E2E2E"/>
                 <w:sz w:val="18"/>
                 <w:szCs w:val="18"/>
               </w:rPr>
@@ -5138,7 +5178,7 @@
             <w:r>
               <w:rPr>
                 <w:rFonts w:ascii="Calibri" w:cs="Calibri" w:eastAsia="Calibri" w:hAnsi="Calibri"/>
-                <w:color w:val="333A40"/>
+                <w:color w:val="2E2E2E"/>
                 <w:sz w:val="18"/>
                 <w:szCs w:val="18"/>
               </w:rPr>
@@ -5164,7 +5204,7 @@
             <w:r>
               <w:rPr>
                 <w:rFonts w:ascii="Calibri" w:cs="Calibri" w:eastAsia="Calibri" w:hAnsi="Calibri"/>
-                <w:color w:val="333A40"/>
+                <w:color w:val="2E2E2E"/>
                 <w:sz w:val="18"/>
                 <w:szCs w:val="18"/>
               </w:rPr>
@@ -5191,7 +5231,7 @@
       <w:r>
         <w:rPr>
           <w:rFonts w:ascii="Calibri" w:cs="Calibri" w:eastAsia="Calibri" w:hAnsi="Calibri"/>
-          <w:color w:val="6B7280"/>
+          <w:color w:val="6E6E6E"/>
           <w:sz w:val="18"/>
           <w:szCs w:val="18"/>
         </w:rPr>
@@ -5203,7 +5243,7 @@
         <w:tblW w:type="dxa" w:w="9500"/>
         <w:tblBorders>
           <w:top w:val="none" w:color="FFFFFF" w:sz="0"/>
-          <w:left w:val="single" w:color="B08D57" w:sz="18"/>
+          <w:left w:val="single" w:color="C8731F" w:sz="18"/>
           <w:bottom w:val="none" w:color="FFFFFF" w:sz="0"/>
           <w:right w:val="none" w:color="FFFFFF" w:sz="0"/>
           <w:insideH w:val="none" w:color="FFFFFF" w:sz="0"/>
@@ -5223,7 +5263,7 @@
             <w:tcW w:type="dxa" w:w="9500"/>
             <w:tcBorders>
               <w:top w:val="none" w:color="FFFFFF" w:sz="0"/>
-              <w:left w:val="single" w:color="B08D57" w:sz="18"/>
+              <w:left w:val="single" w:color="C8731F" w:sz="18"/>
               <w:bottom w:val="none" w:color="FFFFFF" w:sz="0"/>
               <w:right w:val="none" w:color="FFFFFF" w:sz="0"/>
             </w:tcBorders>
@@ -5245,7 +5285,7 @@
                 <w:rFonts w:ascii="Calibri" w:cs="Calibri" w:eastAsia="Calibri" w:hAnsi="Calibri"/>
                 <w:b/>
                 <w:bCs/>
-                <w:color w:val="B08D57"/>
+                <w:color w:val="C8731F"/>
                 <w:spacing w:val="30"/>
                 <w:sz w:val="15"/>
                 <w:szCs w:val="15"/>
@@ -5262,7 +5302,7 @@
                 <w:rFonts w:ascii="Calibri" w:cs="Calibri" w:eastAsia="Calibri" w:hAnsi="Calibri"/>
                 <w:b/>
                 <w:bCs/>
-                <w:color w:val="333A40"/>
+                <w:color w:val="2E2E2E"/>
                 <w:sz w:val="20"/>
                 <w:szCs w:val="20"/>
               </w:rPr>
@@ -5276,7 +5316,7 @@
             <w:r>
               <w:rPr>
                 <w:rFonts w:ascii="Calibri" w:cs="Calibri" w:eastAsia="Calibri" w:hAnsi="Calibri"/>
-                <w:color w:val="333A40"/>
+                <w:color w:val="2E2E2E"/>
                 <w:sz w:val="20"/>
                 <w:szCs w:val="20"/>
               </w:rPr>
@@ -5290,7 +5330,7 @@
             <w:r>
               <w:rPr>
                 <w:rFonts w:ascii="Calibri" w:cs="Calibri" w:eastAsia="Calibri" w:hAnsi="Calibri"/>
-                <w:color w:val="333A40"/>
+                <w:color w:val="2E2E2E"/>
                 <w:sz w:val="20"/>
                 <w:szCs w:val="20"/>
               </w:rPr>
@@ -5305,7 +5345,7 @@
             <w:r>
               <w:rPr>
                 <w:rFonts w:ascii="Calibri" w:cs="Calibri" w:eastAsia="Calibri" w:hAnsi="Calibri"/>
-                <w:color w:val="333A40"/>
+                <w:color w:val="2E2E2E"/>
                 <w:sz w:val="20"/>
                 <w:szCs w:val="20"/>
               </w:rPr>
@@ -5320,7 +5360,7 @@
             <w:r>
               <w:rPr>
                 <w:rFonts w:ascii="Calibri" w:cs="Calibri" w:eastAsia="Calibri" w:hAnsi="Calibri"/>
-                <w:color w:val="333A40"/>
+                <w:color w:val="2E2E2E"/>
                 <w:sz w:val="20"/>
                 <w:szCs w:val="20"/>
               </w:rPr>
@@ -5335,7 +5375,7 @@
             <w:r>
               <w:rPr>
                 <w:rFonts w:ascii="Calibri" w:cs="Calibri" w:eastAsia="Calibri" w:hAnsi="Calibri"/>
-                <w:color w:val="333A40"/>
+                <w:color w:val="2E2E2E"/>
                 <w:sz w:val="20"/>
                 <w:szCs w:val="20"/>
               </w:rPr>
@@ -5350,7 +5390,7 @@
             <w:r>
               <w:rPr>
                 <w:rFonts w:ascii="Calibri" w:cs="Calibri" w:eastAsia="Calibri" w:hAnsi="Calibri"/>
-                <w:color w:val="333A40"/>
+                <w:color w:val="2E2E2E"/>
                 <w:sz w:val="20"/>
                 <w:szCs w:val="20"/>
               </w:rPr>
@@ -5365,7 +5405,7 @@
             <w:r>
               <w:rPr>
                 <w:rFonts w:ascii="Calibri" w:cs="Calibri" w:eastAsia="Calibri" w:hAnsi="Calibri"/>
-                <w:color w:val="333A40"/>
+                <w:color w:val="2E2E2E"/>
                 <w:sz w:val="20"/>
                 <w:szCs w:val="20"/>
               </w:rPr>
@@ -5380,7 +5420,7 @@
             <w:r>
               <w:rPr>
                 <w:rFonts w:ascii="Calibri" w:cs="Calibri" w:eastAsia="Calibri" w:hAnsi="Calibri"/>
-                <w:color w:val="333A40"/>
+                <w:color w:val="2E2E2E"/>
                 <w:sz w:val="20"/>
                 <w:szCs w:val="20"/>
               </w:rPr>
@@ -5395,7 +5435,7 @@
             <w:r>
               <w:rPr>
                 <w:rFonts w:ascii="Calibri" w:cs="Calibri" w:eastAsia="Calibri" w:hAnsi="Calibri"/>
-                <w:color w:val="333A40"/>
+                <w:color w:val="2E2E2E"/>
                 <w:sz w:val="20"/>
                 <w:szCs w:val="20"/>
               </w:rPr>
@@ -5409,7 +5449,7 @@
             <w:r>
               <w:rPr>
                 <w:rFonts w:ascii="Calibri" w:cs="Calibri" w:eastAsia="Calibri" w:hAnsi="Calibri"/>
-                <w:color w:val="333A40"/>
+                <w:color w:val="2E2E2E"/>
                 <w:sz w:val="20"/>
                 <w:szCs w:val="20"/>
               </w:rPr>
@@ -5423,7 +5463,7 @@
             <w:r>
               <w:rPr>
                 <w:rFonts w:ascii="Calibri" w:cs="Calibri" w:eastAsia="Calibri" w:hAnsi="Calibri"/>
-                <w:color w:val="333A40"/>
+                <w:color w:val="2E2E2E"/>
                 <w:sz w:val="20"/>
                 <w:szCs w:val="20"/>
               </w:rPr>
@@ -5437,7 +5477,7 @@
             <w:r>
               <w:rPr>
                 <w:rFonts w:ascii="Calibri" w:cs="Calibri" w:eastAsia="Calibri" w:hAnsi="Calibri"/>
-                <w:color w:val="333A40"/>
+                <w:color w:val="2E2E2E"/>
                 <w:sz w:val="20"/>
                 <w:szCs w:val="20"/>
               </w:rPr>
@@ -5464,7 +5504,7 @@
       <w:r>
         <w:rPr>
           <w:rFonts w:ascii="Calibri" w:cs="Calibri" w:eastAsia="Calibri" w:hAnsi="Calibri"/>
-          <w:color w:val="6B7280"/>
+          <w:color w:val="6E6E6E"/>
           <w:sz w:val="18"/>
           <w:szCs w:val="18"/>
         </w:rPr>
@@ -5476,7 +5516,7 @@
         <w:tblW w:type="dxa" w:w="9500"/>
         <w:tblBorders>
           <w:top w:val="none" w:color="FFFFFF" w:sz="0"/>
-          <w:left w:val="single" w:color="B08D57" w:sz="18"/>
+          <w:left w:val="single" w:color="C8731F" w:sz="18"/>
           <w:bottom w:val="none" w:color="FFFFFF" w:sz="0"/>
           <w:right w:val="none" w:color="FFFFFF" w:sz="0"/>
           <w:insideH w:val="none" w:color="FFFFFF" w:sz="0"/>
@@ -5496,7 +5536,7 @@
             <w:tcW w:type="dxa" w:w="9500"/>
             <w:tcBorders>
               <w:top w:val="none" w:color="FFFFFF" w:sz="0"/>
-              <w:left w:val="single" w:color="B08D57" w:sz="18"/>
+              <w:left w:val="single" w:color="C8731F" w:sz="18"/>
               <w:bottom w:val="none" w:color="FFFFFF" w:sz="0"/>
               <w:right w:val="none" w:color="FFFFFF" w:sz="0"/>
             </w:tcBorders>
@@ -5518,7 +5558,7 @@
                 <w:rFonts w:ascii="Calibri" w:cs="Calibri" w:eastAsia="Calibri" w:hAnsi="Calibri"/>
                 <w:b/>
                 <w:bCs/>
-                <w:color w:val="B08D57"/>
+                <w:color w:val="C8731F"/>
                 <w:spacing w:val="30"/>
                 <w:sz w:val="15"/>
                 <w:szCs w:val="15"/>
@@ -5758,7 +5798,7 @@
           <w:rFonts w:ascii="Calibri" w:cs="Calibri" w:eastAsia="Calibri" w:hAnsi="Calibri"/>
           <w:b/>
           <w:bCs/>
-          <w:color w:val="333A40"/>
+          <w:color w:val="2E2E2E"/>
           <w:sz w:val="18"/>
           <w:szCs w:val="18"/>
         </w:rPr>
@@ -5767,7 +5807,7 @@
       <w:r>
         <w:rPr>
           <w:rFonts w:ascii="Calibri" w:cs="Calibri" w:eastAsia="Calibri" w:hAnsi="Calibri"/>
-          <w:color w:val="333A40"/>
+          <w:color w:val="2E2E2E"/>
           <w:sz w:val="18"/>
           <w:szCs w:val="18"/>
         </w:rPr>
@@ -5787,12 +5827,12 @@
       <w:tblPr>
         <w:tblW w:type="dxa" w:w="9500"/>
         <w:tblBorders>
-          <w:top w:val="single" w:color="D9DCE1" w:sz="4"/>
-          <w:left w:val="single" w:color="D9DCE1" w:sz="4"/>
-          <w:bottom w:val="single" w:color="D9DCE1" w:sz="4"/>
-          <w:right w:val="single" w:color="D9DCE1" w:sz="4"/>
-          <w:insideH w:val="single" w:color="D9DCE1" w:sz="4"/>
-          <w:insideV w:val="single" w:color="D9DCE1" w:sz="4"/>
+          <w:top w:val="single" w:color="DDDBD8" w:sz="4"/>
+          <w:left w:val="single" w:color="DDDBD8" w:sz="4"/>
+          <w:bottom w:val="single" w:color="DDDBD8" w:sz="4"/>
+          <w:right w:val="single" w:color="DDDBD8" w:sz="4"/>
+          <w:insideH w:val="single" w:color="DDDBD8" w:sz="4"/>
+          <w:insideV w:val="single" w:color="DDDBD8" w:sz="4"/>
         </w:tblBorders>
         <w:tblLayout w:type="fixed"/>
       </w:tblPr>
@@ -5810,7 +5850,7 @@
         <w:tc>
           <w:tcPr>
             <w:tcW w:type="dxa" w:w="2100"/>
-            <w:shd w:fill="1B2A4A" w:color="auto" w:val="clear"/>
+            <w:shd w:fill="262626" w:color="auto" w:val="clear"/>
             <w:tcMar>
               <w:top w:type="dxa" w:w="70"/>
               <w:left w:type="dxa" w:w="110"/>
@@ -5839,7 +5879,7 @@
         <w:tc>
           <w:tcPr>
             <w:tcW w:type="dxa" w:w="2700"/>
-            <w:shd w:fill="1B2A4A" w:color="auto" w:val="clear"/>
+            <w:shd w:fill="262626" w:color="auto" w:val="clear"/>
             <w:tcMar>
               <w:top w:type="dxa" w:w="70"/>
               <w:left w:type="dxa" w:w="110"/>
@@ -5868,7 +5908,7 @@
         <w:tc>
           <w:tcPr>
             <w:tcW w:type="dxa" w:w="1400"/>
-            <w:shd w:fill="1B2A4A" w:color="auto" w:val="clear"/>
+            <w:shd w:fill="262626" w:color="auto" w:val="clear"/>
             <w:tcMar>
               <w:top w:type="dxa" w:w="70"/>
               <w:left w:type="dxa" w:w="110"/>
@@ -5897,7 +5937,7 @@
         <w:tc>
           <w:tcPr>
             <w:tcW w:type="dxa" w:w="3300"/>
-            <w:shd w:fill="1B2A4A" w:color="auto" w:val="clear"/>
+            <w:shd w:fill="262626" w:color="auto" w:val="clear"/>
             <w:tcMar>
               <w:top w:type="dxa" w:w="70"/>
               <w:left w:type="dxa" w:w="110"/>
@@ -5948,7 +5988,7 @@
                 <w:rFonts w:ascii="Calibri" w:cs="Calibri" w:eastAsia="Calibri" w:hAnsi="Calibri"/>
                 <w:b/>
                 <w:bCs/>
-                <w:color w:val="333A40"/>
+                <w:color w:val="2E2E2E"/>
                 <w:sz w:val="17"/>
                 <w:szCs w:val="17"/>
               </w:rPr>
@@ -5976,7 +6016,7 @@
                 <w:rFonts w:ascii="Calibri" w:cs="Calibri" w:eastAsia="Calibri" w:hAnsi="Calibri"/>
                 <w:b w:val="false"/>
                 <w:bCs w:val="false"/>
-                <w:color w:val="333A40"/>
+                <w:color w:val="2E2E2E"/>
                 <w:sz w:val="17"/>
                 <w:szCs w:val="17"/>
               </w:rPr>
@@ -6004,7 +6044,7 @@
                 <w:rFonts w:ascii="Calibri" w:cs="Calibri" w:eastAsia="Calibri" w:hAnsi="Calibri"/>
                 <w:b w:val="false"/>
                 <w:bCs w:val="false"/>
-                <w:color w:val="333A40"/>
+                <w:color w:val="2E2E2E"/>
                 <w:sz w:val="17"/>
                 <w:szCs w:val="17"/>
               </w:rPr>
@@ -6032,7 +6072,7 @@
                 <w:rFonts w:ascii="Calibri" w:cs="Calibri" w:eastAsia="Calibri" w:hAnsi="Calibri"/>
                 <w:b w:val="false"/>
                 <w:bCs w:val="false"/>
-                <w:color w:val="333A40"/>
+                <w:color w:val="2E2E2E"/>
                 <w:sz w:val="17"/>
                 <w:szCs w:val="17"/>
               </w:rPr>
@@ -6065,7 +6105,7 @@
                 <w:rFonts w:ascii="Calibri" w:cs="Calibri" w:eastAsia="Calibri" w:hAnsi="Calibri"/>
                 <w:b/>
                 <w:bCs/>
-                <w:color w:val="333A40"/>
+                <w:color w:val="2E2E2E"/>
                 <w:sz w:val="17"/>
                 <w:szCs w:val="17"/>
               </w:rPr>
@@ -6093,7 +6133,7 @@
                 <w:rFonts w:ascii="Calibri" w:cs="Calibri" w:eastAsia="Calibri" w:hAnsi="Calibri"/>
                 <w:b w:val="false"/>
                 <w:bCs w:val="false"/>
-                <w:color w:val="333A40"/>
+                <w:color w:val="2E2E2E"/>
                 <w:sz w:val="17"/>
                 <w:szCs w:val="17"/>
               </w:rPr>
@@ -6121,7 +6161,7 @@
                 <w:rFonts w:ascii="Calibri" w:cs="Calibri" w:eastAsia="Calibri" w:hAnsi="Calibri"/>
                 <w:b w:val="false"/>
                 <w:bCs w:val="false"/>
-                <w:color w:val="333A40"/>
+                <w:color w:val="2E2E2E"/>
                 <w:sz w:val="17"/>
                 <w:szCs w:val="17"/>
               </w:rPr>
@@ -6149,7 +6189,7 @@
                 <w:rFonts w:ascii="Calibri" w:cs="Calibri" w:eastAsia="Calibri" w:hAnsi="Calibri"/>
                 <w:b w:val="false"/>
                 <w:bCs w:val="false"/>
-                <w:color w:val="333A40"/>
+                <w:color w:val="2E2E2E"/>
                 <w:sz w:val="17"/>
                 <w:szCs w:val="17"/>
               </w:rPr>
@@ -6182,7 +6222,7 @@
                 <w:rFonts w:ascii="Calibri" w:cs="Calibri" w:eastAsia="Calibri" w:hAnsi="Calibri"/>
                 <w:b/>
                 <w:bCs/>
-                <w:color w:val="333A40"/>
+                <w:color w:val="2E2E2E"/>
                 <w:sz w:val="17"/>
                 <w:szCs w:val="17"/>
               </w:rPr>
@@ -6210,7 +6250,7 @@
                 <w:rFonts w:ascii="Calibri" w:cs="Calibri" w:eastAsia="Calibri" w:hAnsi="Calibri"/>
                 <w:b w:val="false"/>
                 <w:bCs w:val="false"/>
-                <w:color w:val="333A40"/>
+                <w:color w:val="2E2E2E"/>
                 <w:sz w:val="17"/>
                 <w:szCs w:val="17"/>
               </w:rPr>
@@ -6238,7 +6278,7 @@
                 <w:rFonts w:ascii="Calibri" w:cs="Calibri" w:eastAsia="Calibri" w:hAnsi="Calibri"/>
                 <w:b w:val="false"/>
                 <w:bCs w:val="false"/>
-                <w:color w:val="333A40"/>
+                <w:color w:val="2E2E2E"/>
                 <w:sz w:val="17"/>
                 <w:szCs w:val="17"/>
               </w:rPr>
@@ -6266,7 +6306,7 @@
                 <w:rFonts w:ascii="Calibri" w:cs="Calibri" w:eastAsia="Calibri" w:hAnsi="Calibri"/>
                 <w:b w:val="false"/>
                 <w:bCs w:val="false"/>
-                <w:color w:val="333A40"/>
+                <w:color w:val="2E2E2E"/>
                 <w:sz w:val="17"/>
                 <w:szCs w:val="17"/>
               </w:rPr>
@@ -6283,7 +6323,7 @@
       <w:r>
         <w:rPr>
           <w:rFonts w:ascii="Calibri" w:cs="Calibri" w:eastAsia="Calibri" w:hAnsi="Calibri"/>
-          <w:color w:val="6B7280"/>
+          <w:color w:val="6E6E6E"/>
           <w:sz w:val="18"/>
           <w:szCs w:val="18"/>
         </w:rPr>
@@ -6303,12 +6343,12 @@
       <w:tblPr>
         <w:tblW w:type="dxa" w:w="9500"/>
         <w:tblBorders>
-          <w:top w:val="single" w:color="D9DCE1" w:sz="4"/>
-          <w:left w:val="single" w:color="D9DCE1" w:sz="4"/>
-          <w:bottom w:val="single" w:color="D9DCE1" w:sz="4"/>
-          <w:right w:val="single" w:color="D9DCE1" w:sz="4"/>
-          <w:insideH w:val="single" w:color="D9DCE1" w:sz="4"/>
-          <w:insideV w:val="single" w:color="D9DCE1" w:sz="4"/>
+          <w:top w:val="single" w:color="DDDBD8" w:sz="4"/>
+          <w:left w:val="single" w:color="DDDBD8" w:sz="4"/>
+          <w:bottom w:val="single" w:color="DDDBD8" w:sz="4"/>
+          <w:right w:val="single" w:color="DDDBD8" w:sz="4"/>
+          <w:insideH w:val="single" w:color="DDDBD8" w:sz="4"/>
+          <w:insideV w:val="single" w:color="DDDBD8" w:sz="4"/>
         </w:tblBorders>
         <w:tblLayout w:type="fixed"/>
       </w:tblPr>
@@ -6326,7 +6366,7 @@
         <w:tc>
           <w:tcPr>
             <w:tcW w:type="dxa" w:w="2100"/>
-            <w:shd w:fill="1B2A4A" w:color="auto" w:val="clear"/>
+            <w:shd w:fill="262626" w:color="auto" w:val="clear"/>
             <w:tcMar>
               <w:top w:type="dxa" w:w="70"/>
               <w:left w:type="dxa" w:w="110"/>
@@ -6355,7 +6395,7 @@
         <w:tc>
           <w:tcPr>
             <w:tcW w:type="dxa" w:w="2700"/>
-            <w:shd w:fill="1B2A4A" w:color="auto" w:val="clear"/>
+            <w:shd w:fill="262626" w:color="auto" w:val="clear"/>
             <w:tcMar>
               <w:top w:type="dxa" w:w="70"/>
               <w:left w:type="dxa" w:w="110"/>
@@ -6384,7 +6424,7 @@
         <w:tc>
           <w:tcPr>
             <w:tcW w:type="dxa" w:w="1400"/>
-            <w:shd w:fill="1B2A4A" w:color="auto" w:val="clear"/>
+            <w:shd w:fill="262626" w:color="auto" w:val="clear"/>
             <w:tcMar>
               <w:top w:type="dxa" w:w="70"/>
               <w:left w:type="dxa" w:w="110"/>
@@ -6413,7 +6453,7 @@
         <w:tc>
           <w:tcPr>
             <w:tcW w:type="dxa" w:w="3300"/>
-            <w:shd w:fill="1B2A4A" w:color="auto" w:val="clear"/>
+            <w:shd w:fill="262626" w:color="auto" w:val="clear"/>
             <w:tcMar>
               <w:top w:type="dxa" w:w="70"/>
               <w:left w:type="dxa" w:w="110"/>
@@ -6464,7 +6504,7 @@
                 <w:rFonts w:ascii="Calibri" w:cs="Calibri" w:eastAsia="Calibri" w:hAnsi="Calibri"/>
                 <w:b/>
                 <w:bCs/>
-                <w:color w:val="333A40"/>
+                <w:color w:val="2E2E2E"/>
                 <w:sz w:val="17"/>
                 <w:szCs w:val="17"/>
               </w:rPr>
@@ -6492,7 +6532,7 @@
                 <w:rFonts w:ascii="Calibri" w:cs="Calibri" w:eastAsia="Calibri" w:hAnsi="Calibri"/>
                 <w:b w:val="false"/>
                 <w:bCs w:val="false"/>
-                <w:color w:val="333A40"/>
+                <w:color w:val="2E2E2E"/>
                 <w:sz w:val="17"/>
                 <w:szCs w:val="17"/>
               </w:rPr>
@@ -6520,7 +6560,7 @@
                 <w:rFonts w:ascii="Calibri" w:cs="Calibri" w:eastAsia="Calibri" w:hAnsi="Calibri"/>
                 <w:b w:val="false"/>
                 <w:bCs w:val="false"/>
-                <w:color w:val="333A40"/>
+                <w:color w:val="2E2E2E"/>
                 <w:sz w:val="17"/>
                 <w:szCs w:val="17"/>
               </w:rPr>
@@ -6548,7 +6588,7 @@
                 <w:rFonts w:ascii="Calibri" w:cs="Calibri" w:eastAsia="Calibri" w:hAnsi="Calibri"/>
                 <w:b w:val="false"/>
                 <w:bCs w:val="false"/>
-                <w:color w:val="333A40"/>
+                <w:color w:val="2E2E2E"/>
                 <w:sz w:val="17"/>
                 <w:szCs w:val="17"/>
               </w:rPr>
@@ -6581,7 +6621,7 @@
                 <w:rFonts w:ascii="Calibri" w:cs="Calibri" w:eastAsia="Calibri" w:hAnsi="Calibri"/>
                 <w:b/>
                 <w:bCs/>
-                <w:color w:val="333A40"/>
+                <w:color w:val="2E2E2E"/>
                 <w:sz w:val="17"/>
                 <w:szCs w:val="17"/>
               </w:rPr>
@@ -6609,7 +6649,7 @@
                 <w:rFonts w:ascii="Calibri" w:cs="Calibri" w:eastAsia="Calibri" w:hAnsi="Calibri"/>
                 <w:b w:val="false"/>
                 <w:bCs w:val="false"/>
-                <w:color w:val="333A40"/>
+                <w:color w:val="2E2E2E"/>
                 <w:sz w:val="17"/>
                 <w:szCs w:val="17"/>
               </w:rPr>
@@ -6637,7 +6677,7 @@
                 <w:rFonts w:ascii="Calibri" w:cs="Calibri" w:eastAsia="Calibri" w:hAnsi="Calibri"/>
                 <w:b w:val="false"/>
                 <w:bCs w:val="false"/>
-                <w:color w:val="333A40"/>
+                <w:color w:val="2E2E2E"/>
                 <w:sz w:val="17"/>
                 <w:szCs w:val="17"/>
               </w:rPr>
@@ -6665,7 +6705,7 @@
                 <w:rFonts w:ascii="Calibri" w:cs="Calibri" w:eastAsia="Calibri" w:hAnsi="Calibri"/>
                 <w:b w:val="false"/>
                 <w:bCs w:val="false"/>
-                <w:color w:val="333A40"/>
+                <w:color w:val="2E2E2E"/>
                 <w:sz w:val="17"/>
                 <w:szCs w:val="17"/>
               </w:rPr>
@@ -6698,7 +6738,7 @@
                 <w:rFonts w:ascii="Calibri" w:cs="Calibri" w:eastAsia="Calibri" w:hAnsi="Calibri"/>
                 <w:b/>
                 <w:bCs/>
-                <w:color w:val="333A40"/>
+                <w:color w:val="2E2E2E"/>
                 <w:sz w:val="17"/>
                 <w:szCs w:val="17"/>
               </w:rPr>
@@ -6726,7 +6766,7 @@
                 <w:rFonts w:ascii="Calibri" w:cs="Calibri" w:eastAsia="Calibri" w:hAnsi="Calibri"/>
                 <w:b w:val="false"/>
                 <w:bCs w:val="false"/>
-                <w:color w:val="333A40"/>
+                <w:color w:val="2E2E2E"/>
                 <w:sz w:val="17"/>
                 <w:szCs w:val="17"/>
               </w:rPr>
@@ -6754,7 +6794,7 @@
                 <w:rFonts w:ascii="Calibri" w:cs="Calibri" w:eastAsia="Calibri" w:hAnsi="Calibri"/>
                 <w:b w:val="false"/>
                 <w:bCs w:val="false"/>
-                <w:color w:val="333A40"/>
+                <w:color w:val="2E2E2E"/>
                 <w:sz w:val="17"/>
                 <w:szCs w:val="17"/>
               </w:rPr>
@@ -6782,7 +6822,7 @@
                 <w:rFonts w:ascii="Calibri" w:cs="Calibri" w:eastAsia="Calibri" w:hAnsi="Calibri"/>
                 <w:b w:val="false"/>
                 <w:bCs w:val="false"/>
-                <w:color w:val="333A40"/>
+                <w:color w:val="2E2E2E"/>
                 <w:sz w:val="17"/>
                 <w:szCs w:val="17"/>
               </w:rPr>
@@ -6799,7 +6839,7 @@
       <w:r>
         <w:rPr>
           <w:rFonts w:ascii="Calibri" w:cs="Calibri" w:eastAsia="Calibri" w:hAnsi="Calibri"/>
-          <w:color w:val="6B7280"/>
+          <w:color w:val="6E6E6E"/>
           <w:sz w:val="18"/>
           <w:szCs w:val="18"/>
         </w:rPr>
@@ -6823,7 +6863,7 @@
       <w:r>
         <w:rPr>
           <w:rFonts w:ascii="Calibri" w:cs="Calibri" w:eastAsia="Calibri" w:hAnsi="Calibri"/>
-          <w:color w:val="333A40"/>
+          <w:color w:val="2E2E2E"/>
           <w:sz w:val="18"/>
           <w:szCs w:val="18"/>
         </w:rPr>
@@ -6834,12 +6874,12 @@
       <w:tblPr>
         <w:tblW w:type="dxa" w:w="9500"/>
         <w:tblBorders>
-          <w:top w:val="single" w:color="D9DCE1" w:sz="4"/>
-          <w:left w:val="single" w:color="D9DCE1" w:sz="4"/>
-          <w:bottom w:val="single" w:color="D9DCE1" w:sz="4"/>
-          <w:right w:val="single" w:color="D9DCE1" w:sz="4"/>
-          <w:insideH w:val="single" w:color="D9DCE1" w:sz="4"/>
-          <w:insideV w:val="single" w:color="D9DCE1" w:sz="4"/>
+          <w:top w:val="single" w:color="DDDBD8" w:sz="4"/>
+          <w:left w:val="single" w:color="DDDBD8" w:sz="4"/>
+          <w:bottom w:val="single" w:color="DDDBD8" w:sz="4"/>
+          <w:right w:val="single" w:color="DDDBD8" w:sz="4"/>
+          <w:insideH w:val="single" w:color="DDDBD8" w:sz="4"/>
+          <w:insideV w:val="single" w:color="DDDBD8" w:sz="4"/>
         </w:tblBorders>
         <w:tblLayout w:type="fixed"/>
       </w:tblPr>
@@ -6858,7 +6898,7 @@
         <w:tc>
           <w:tcPr>
             <w:tcW w:type="dxa" w:w="420"/>
-            <w:shd w:fill="1B2A4A" w:color="auto" w:val="clear"/>
+            <w:shd w:fill="262626" w:color="auto" w:val="clear"/>
             <w:tcMar>
               <w:top w:type="dxa" w:w="70"/>
               <w:left w:type="dxa" w:w="110"/>
@@ -6887,7 +6927,7 @@
         <w:tc>
           <w:tcPr>
             <w:tcW w:type="dxa" w:w="3880"/>
-            <w:shd w:fill="1B2A4A" w:color="auto" w:val="clear"/>
+            <w:shd w:fill="262626" w:color="auto" w:val="clear"/>
             <w:tcMar>
               <w:top w:type="dxa" w:w="70"/>
               <w:left w:type="dxa" w:w="110"/>
@@ -6916,7 +6956,7 @@
         <w:tc>
           <w:tcPr>
             <w:tcW w:type="dxa" w:w="620"/>
-            <w:shd w:fill="1B2A4A" w:color="auto" w:val="clear"/>
+            <w:shd w:fill="262626" w:color="auto" w:val="clear"/>
             <w:tcMar>
               <w:top w:type="dxa" w:w="70"/>
               <w:left w:type="dxa" w:w="110"/>
@@ -6945,7 +6985,7 @@
         <w:tc>
           <w:tcPr>
             <w:tcW w:type="dxa" w:w="1580"/>
-            <w:shd w:fill="1B2A4A" w:color="auto" w:val="clear"/>
+            <w:shd w:fill="262626" w:color="auto" w:val="clear"/>
             <w:tcMar>
               <w:top w:type="dxa" w:w="70"/>
               <w:left w:type="dxa" w:w="110"/>
@@ -6974,7 +7014,7 @@
         <w:tc>
           <w:tcPr>
             <w:tcW w:type="dxa" w:w="3000"/>
-            <w:shd w:fill="1B2A4A" w:color="auto" w:val="clear"/>
+            <w:shd w:fill="262626" w:color="auto" w:val="clear"/>
             <w:tcMar>
               <w:top w:type="dxa" w:w="70"/>
               <w:left w:type="dxa" w:w="110"/>
@@ -7024,7 +7064,7 @@
             <w:r>
               <w:rPr>
                 <w:rFonts w:ascii="Calibri" w:cs="Calibri" w:eastAsia="Calibri" w:hAnsi="Calibri"/>
-                <w:color w:val="333A40"/>
+                <w:color w:val="2E2E2E"/>
                 <w:sz w:val="17"/>
                 <w:szCs w:val="17"/>
               </w:rPr>
@@ -7050,7 +7090,7 @@
             <w:r>
               <w:rPr>
                 <w:rFonts w:ascii="Consolas" w:cs="Consolas" w:eastAsia="Consolas" w:hAnsi="Consolas"/>
-                <w:color w:val="333A40"/>
+                <w:color w:val="2E2E2E"/>
                 <w:sz w:val="17"/>
                 <w:szCs w:val="17"/>
               </w:rPr>
@@ -7077,7 +7117,7 @@
             <w:r>
               <w:rPr>
                 <w:rFonts w:ascii="Calibri" w:cs="Calibri" w:eastAsia="Calibri" w:hAnsi="Calibri"/>
-                <w:color w:val="333A40"/>
+                <w:color w:val="2E2E2E"/>
                 <w:sz w:val="17"/>
                 <w:szCs w:val="17"/>
               </w:rPr>
@@ -7103,7 +7143,7 @@
             <w:r>
               <w:rPr>
                 <w:rFonts w:ascii="Calibri" w:cs="Calibri" w:eastAsia="Calibri" w:hAnsi="Calibri"/>
-                <w:color w:val="333A40"/>
+                <w:color w:val="2E2E2E"/>
                 <w:sz w:val="17"/>
                 <w:szCs w:val="17"/>
               </w:rPr>
@@ -7129,7 +7169,7 @@
             <w:r>
               <w:rPr>
                 <w:rFonts w:ascii="Calibri" w:cs="Calibri" w:eastAsia="Calibri" w:hAnsi="Calibri"/>
-                <w:color w:val="333A40"/>
+                <w:color w:val="2E2E2E"/>
                 <w:sz w:val="17"/>
                 <w:szCs w:val="17"/>
               </w:rPr>
@@ -7161,7 +7201,7 @@
             <w:r>
               <w:rPr>
                 <w:rFonts w:ascii="Calibri" w:cs="Calibri" w:eastAsia="Calibri" w:hAnsi="Calibri"/>
-                <w:color w:val="333A40"/>
+                <w:color w:val="2E2E2E"/>
                 <w:sz w:val="17"/>
                 <w:szCs w:val="17"/>
               </w:rPr>
@@ -7187,7 +7227,7 @@
             <w:r>
               <w:rPr>
                 <w:rFonts w:ascii="Consolas" w:cs="Consolas" w:eastAsia="Consolas" w:hAnsi="Consolas"/>
-                <w:color w:val="333A40"/>
+                <w:color w:val="2E2E2E"/>
                 <w:sz w:val="17"/>
                 <w:szCs w:val="17"/>
               </w:rPr>
@@ -7214,7 +7254,7 @@
             <w:r>
               <w:rPr>
                 <w:rFonts w:ascii="Calibri" w:cs="Calibri" w:eastAsia="Calibri" w:hAnsi="Calibri"/>
-                <w:color w:val="333A40"/>
+                <w:color w:val="2E2E2E"/>
                 <w:sz w:val="17"/>
                 <w:szCs w:val="17"/>
               </w:rPr>
@@ -7240,7 +7280,7 @@
             <w:r>
               <w:rPr>
                 <w:rFonts w:ascii="Calibri" w:cs="Calibri" w:eastAsia="Calibri" w:hAnsi="Calibri"/>
-                <w:color w:val="333A40"/>
+                <w:color w:val="2E2E2E"/>
                 <w:sz w:val="17"/>
                 <w:szCs w:val="17"/>
               </w:rPr>
@@ -7266,7 +7306,7 @@
             <w:r>
               <w:rPr>
                 <w:rFonts w:ascii="Calibri" w:cs="Calibri" w:eastAsia="Calibri" w:hAnsi="Calibri"/>
-                <w:color w:val="333A40"/>
+                <w:color w:val="2E2E2E"/>
                 <w:sz w:val="17"/>
                 <w:szCs w:val="17"/>
               </w:rPr>
@@ -7298,7 +7338,7 @@
             <w:r>
               <w:rPr>
                 <w:rFonts w:ascii="Calibri" w:cs="Calibri" w:eastAsia="Calibri" w:hAnsi="Calibri"/>
-                <w:color w:val="333A40"/>
+                <w:color w:val="2E2E2E"/>
                 <w:sz w:val="17"/>
                 <w:szCs w:val="17"/>
               </w:rPr>
@@ -7324,7 +7364,7 @@
             <w:r>
               <w:rPr>
                 <w:rFonts w:ascii="Consolas" w:cs="Consolas" w:eastAsia="Consolas" w:hAnsi="Consolas"/>
-                <w:color w:val="333A40"/>
+                <w:color w:val="2E2E2E"/>
                 <w:sz w:val="17"/>
                 <w:szCs w:val="17"/>
               </w:rPr>
@@ -7351,7 +7391,7 @@
             <w:r>
               <w:rPr>
                 <w:rFonts w:ascii="Calibri" w:cs="Calibri" w:eastAsia="Calibri" w:hAnsi="Calibri"/>
-                <w:color w:val="333A40"/>
+                <w:color w:val="2E2E2E"/>
                 <w:sz w:val="17"/>
                 <w:szCs w:val="17"/>
               </w:rPr>
@@ -7377,7 +7417,7 @@
             <w:r>
               <w:rPr>
                 <w:rFonts w:ascii="Calibri" w:cs="Calibri" w:eastAsia="Calibri" w:hAnsi="Calibri"/>
-                <w:color w:val="333A40"/>
+                <w:color w:val="2E2E2E"/>
                 <w:sz w:val="17"/>
                 <w:szCs w:val="17"/>
               </w:rPr>
@@ -7403,7 +7443,7 @@
             <w:r>
               <w:rPr>
                 <w:rFonts w:ascii="Calibri" w:cs="Calibri" w:eastAsia="Calibri" w:hAnsi="Calibri"/>
-                <w:color w:val="333A40"/>
+                <w:color w:val="2E2E2E"/>
                 <w:sz w:val="17"/>
                 <w:szCs w:val="17"/>
               </w:rPr>
@@ -7435,7 +7475,7 @@
             <w:r>
               <w:rPr>
                 <w:rFonts w:ascii="Calibri" w:cs="Calibri" w:eastAsia="Calibri" w:hAnsi="Calibri"/>
-                <w:color w:val="333A40"/>
+                <w:color w:val="2E2E2E"/>
                 <w:sz w:val="17"/>
                 <w:szCs w:val="17"/>
               </w:rPr>
@@ -7461,7 +7501,7 @@
             <w:r>
               <w:rPr>
                 <w:rFonts w:ascii="Consolas" w:cs="Consolas" w:eastAsia="Consolas" w:hAnsi="Consolas"/>
-                <w:color w:val="333A40"/>
+                <w:color w:val="2E2E2E"/>
                 <w:sz w:val="17"/>
                 <w:szCs w:val="17"/>
               </w:rPr>
@@ -7488,7 +7528,7 @@
             <w:r>
               <w:rPr>
                 <w:rFonts w:ascii="Calibri" w:cs="Calibri" w:eastAsia="Calibri" w:hAnsi="Calibri"/>
-                <w:color w:val="333A40"/>
+                <w:color w:val="2E2E2E"/>
                 <w:sz w:val="17"/>
                 <w:szCs w:val="17"/>
               </w:rPr>
@@ -7514,7 +7554,7 @@
             <w:r>
               <w:rPr>
                 <w:rFonts w:ascii="Calibri" w:cs="Calibri" w:eastAsia="Calibri" w:hAnsi="Calibri"/>
-                <w:color w:val="333A40"/>
+                <w:color w:val="2E2E2E"/>
                 <w:sz w:val="17"/>
                 <w:szCs w:val="17"/>
               </w:rPr>
@@ -7540,7 +7580,7 @@
             <w:r>
               <w:rPr>
                 <w:rFonts w:ascii="Calibri" w:cs="Calibri" w:eastAsia="Calibri" w:hAnsi="Calibri"/>
-                <w:color w:val="333A40"/>
+                <w:color w:val="2E2E2E"/>
                 <w:sz w:val="17"/>
                 <w:szCs w:val="17"/>
               </w:rPr>
@@ -7572,7 +7612,7 @@
             <w:r>
               <w:rPr>
                 <w:rFonts w:ascii="Calibri" w:cs="Calibri" w:eastAsia="Calibri" w:hAnsi="Calibri"/>
-                <w:color w:val="333A40"/>
+                <w:color w:val="2E2E2E"/>
                 <w:sz w:val="17"/>
                 <w:szCs w:val="17"/>
               </w:rPr>
@@ -7598,7 +7638,7 @@
             <w:r>
               <w:rPr>
                 <w:rFonts w:ascii="Consolas" w:cs="Consolas" w:eastAsia="Consolas" w:hAnsi="Consolas"/>
-                <w:color w:val="333A40"/>
+                <w:color w:val="2E2E2E"/>
                 <w:sz w:val="17"/>
                 <w:szCs w:val="17"/>
               </w:rPr>
@@ -7625,7 +7665,7 @@
             <w:r>
               <w:rPr>
                 <w:rFonts w:ascii="Calibri" w:cs="Calibri" w:eastAsia="Calibri" w:hAnsi="Calibri"/>
-                <w:color w:val="333A40"/>
+                <w:color w:val="2E2E2E"/>
                 <w:sz w:val="17"/>
                 <w:szCs w:val="17"/>
               </w:rPr>
@@ -7651,7 +7691,7 @@
             <w:r>
               <w:rPr>
                 <w:rFonts w:ascii="Calibri" w:cs="Calibri" w:eastAsia="Calibri" w:hAnsi="Calibri"/>
-                <w:color w:val="333A40"/>
+                <w:color w:val="2E2E2E"/>
                 <w:sz w:val="17"/>
                 <w:szCs w:val="17"/>
               </w:rPr>
@@ -7677,7 +7717,7 @@
             <w:r>
               <w:rPr>
                 <w:rFonts w:ascii="Calibri" w:cs="Calibri" w:eastAsia="Calibri" w:hAnsi="Calibri"/>
-                <w:color w:val="333A40"/>
+                <w:color w:val="2E2E2E"/>
                 <w:sz w:val="17"/>
                 <w:szCs w:val="17"/>
               </w:rPr>
@@ -7709,7 +7749,7 @@
             <w:r>
               <w:rPr>
                 <w:rFonts w:ascii="Calibri" w:cs="Calibri" w:eastAsia="Calibri" w:hAnsi="Calibri"/>
-                <w:color w:val="333A40"/>
+                <w:color w:val="2E2E2E"/>
                 <w:sz w:val="17"/>
                 <w:szCs w:val="17"/>
               </w:rPr>
@@ -7735,7 +7775,7 @@
             <w:r>
               <w:rPr>
                 <w:rFonts w:ascii="Consolas" w:cs="Consolas" w:eastAsia="Consolas" w:hAnsi="Consolas"/>
-                <w:color w:val="333A40"/>
+                <w:color w:val="2E2E2E"/>
                 <w:sz w:val="17"/>
                 <w:szCs w:val="17"/>
               </w:rPr>
@@ -7762,7 +7802,7 @@
             <w:r>
               <w:rPr>
                 <w:rFonts w:ascii="Calibri" w:cs="Calibri" w:eastAsia="Calibri" w:hAnsi="Calibri"/>
-                <w:color w:val="333A40"/>
+                <w:color w:val="2E2E2E"/>
                 <w:sz w:val="17"/>
                 <w:szCs w:val="17"/>
               </w:rPr>
@@ -7788,7 +7828,7 @@
             <w:r>
               <w:rPr>
                 <w:rFonts w:ascii="Calibri" w:cs="Calibri" w:eastAsia="Calibri" w:hAnsi="Calibri"/>
-                <w:color w:val="333A40"/>
+                <w:color w:val="2E2E2E"/>
                 <w:sz w:val="17"/>
                 <w:szCs w:val="17"/>
               </w:rPr>
@@ -7814,7 +7854,7 @@
             <w:r>
               <w:rPr>
                 <w:rFonts w:ascii="Calibri" w:cs="Calibri" w:eastAsia="Calibri" w:hAnsi="Calibri"/>
-                <w:color w:val="333A40"/>
+                <w:color w:val="2E2E2E"/>
                 <w:sz w:val="17"/>
                 <w:szCs w:val="17"/>
               </w:rPr>
@@ -7846,7 +7886,7 @@
             <w:r>
               <w:rPr>
                 <w:rFonts w:ascii="Calibri" w:cs="Calibri" w:eastAsia="Calibri" w:hAnsi="Calibri"/>
-                <w:color w:val="333A40"/>
+                <w:color w:val="2E2E2E"/>
                 <w:sz w:val="17"/>
                 <w:szCs w:val="17"/>
               </w:rPr>
@@ -7872,7 +7912,7 @@
             <w:r>
               <w:rPr>
                 <w:rFonts w:ascii="Consolas" w:cs="Consolas" w:eastAsia="Consolas" w:hAnsi="Consolas"/>
-                <w:color w:val="333A40"/>
+                <w:color w:val="2E2E2E"/>
                 <w:sz w:val="17"/>
                 <w:szCs w:val="17"/>
               </w:rPr>
@@ -7899,7 +7939,7 @@
             <w:r>
               <w:rPr>
                 <w:rFonts w:ascii="Calibri" w:cs="Calibri" w:eastAsia="Calibri" w:hAnsi="Calibri"/>
-                <w:color w:val="333A40"/>
+                <w:color w:val="2E2E2E"/>
                 <w:sz w:val="17"/>
                 <w:szCs w:val="17"/>
               </w:rPr>
@@ -7925,7 +7965,7 @@
             <w:r>
               <w:rPr>
                 <w:rFonts w:ascii="Calibri" w:cs="Calibri" w:eastAsia="Calibri" w:hAnsi="Calibri"/>
-                <w:color w:val="333A40"/>
+                <w:color w:val="2E2E2E"/>
                 <w:sz w:val="17"/>
                 <w:szCs w:val="17"/>
               </w:rPr>
@@ -7951,7 +7991,7 @@
             <w:r>
               <w:rPr>
                 <w:rFonts w:ascii="Calibri" w:cs="Calibri" w:eastAsia="Calibri" w:hAnsi="Calibri"/>
-                <w:color w:val="333A40"/>
+                <w:color w:val="2E2E2E"/>
                 <w:sz w:val="17"/>
                 <w:szCs w:val="17"/>
               </w:rPr>
@@ -7980,7 +8020,7 @@
           <w:rFonts w:ascii="Calibri" w:cs="Calibri" w:eastAsia="Calibri" w:hAnsi="Calibri"/>
           <w:i/>
           <w:iCs/>
-          <w:color w:val="6B7280"/>
+          <w:color w:val="6E6E6E"/>
           <w:sz w:val="24"/>
           <w:szCs w:val="24"/>
         </w:rPr>
@@ -8001,7 +8041,7 @@
         <w:tblW w:type="dxa" w:w="9500"/>
         <w:tblBorders>
           <w:top w:val="none" w:color="FFFFFF" w:sz="0"/>
-          <w:left w:val="single" w:color="B08D57" w:sz="18"/>
+          <w:left w:val="single" w:color="C8731F" w:sz="18"/>
           <w:bottom w:val="none" w:color="FFFFFF" w:sz="0"/>
           <w:right w:val="none" w:color="FFFFFF" w:sz="0"/>
           <w:insideH w:val="none" w:color="FFFFFF" w:sz="0"/>
@@ -8021,11 +8061,11 @@
             <w:tcW w:type="dxa" w:w="9500"/>
             <w:tcBorders>
               <w:top w:val="none" w:color="FFFFFF" w:sz="0"/>
-              <w:left w:val="single" w:color="B08D57" w:sz="18"/>
+              <w:left w:val="single" w:color="C8731F" w:sz="18"/>
               <w:bottom w:val="none" w:color="FFFFFF" w:sz="0"/>
               <w:right w:val="none" w:color="FFFFFF" w:sz="0"/>
             </w:tcBorders>
-            <w:shd w:fill="F4F2EE" w:color="auto" w:val="clear"/>
+            <w:shd w:fill="FBF3EA" w:color="auto" w:val="clear"/>
             <w:tcMar>
               <w:top w:type="dxa" w:w="140"/>
               <w:left w:type="dxa" w:w="220"/>
@@ -8043,7 +8083,7 @@
                 <w:rFonts w:ascii="Calibri" w:cs="Calibri" w:eastAsia="Calibri" w:hAnsi="Calibri"/>
                 <w:b/>
                 <w:bCs/>
-                <w:color w:val="B08D57"/>
+                <w:color w:val="C8731F"/>
                 <w:spacing w:val="30"/>
                 <w:sz w:val="15"/>
                 <w:szCs w:val="15"/>
@@ -8058,7 +8098,7 @@
             <w:r>
               <w:rPr>
                 <w:rFonts w:ascii="Calibri" w:cs="Calibri" w:eastAsia="Calibri" w:hAnsi="Calibri"/>
-                <w:color w:val="333A40"/>
+                <w:color w:val="2E2E2E"/>
                 <w:sz w:val="20"/>
                 <w:szCs w:val="20"/>
               </w:rPr>
@@ -8086,12 +8126,12 @@
       <w:tblPr>
         <w:tblW w:type="dxa" w:w="9500"/>
         <w:tblBorders>
-          <w:top w:val="single" w:color="D9DCE1" w:sz="4"/>
-          <w:left w:val="single" w:color="D9DCE1" w:sz="4"/>
-          <w:bottom w:val="single" w:color="D9DCE1" w:sz="4"/>
-          <w:right w:val="single" w:color="D9DCE1" w:sz="4"/>
-          <w:insideH w:val="single" w:color="D9DCE1" w:sz="4"/>
-          <w:insideV w:val="single" w:color="D9DCE1" w:sz="4"/>
+          <w:top w:val="single" w:color="DDDBD8" w:sz="4"/>
+          <w:left w:val="single" w:color="DDDBD8" w:sz="4"/>
+          <w:bottom w:val="single" w:color="DDDBD8" w:sz="4"/>
+          <w:right w:val="single" w:color="DDDBD8" w:sz="4"/>
+          <w:insideH w:val="single" w:color="DDDBD8" w:sz="4"/>
+          <w:insideV w:val="single" w:color="DDDBD8" w:sz="4"/>
         </w:tblBorders>
         <w:tblLayout w:type="fixed"/>
       </w:tblPr>
@@ -8106,7 +8146,7 @@
         <w:tc>
           <w:tcPr>
             <w:tcW w:type="dxa" w:w="2500"/>
-            <w:shd w:fill="E9EDF3" w:color="auto" w:val="clear"/>
+            <w:shd w:fill="F2F0ED" w:color="auto" w:val="clear"/>
             <w:tcMar>
               <w:top w:type="dxa" w:w="70"/>
               <w:left w:type="dxa" w:w="110"/>
@@ -8124,7 +8164,7 @@
                 <w:rFonts w:ascii="Calibri" w:cs="Calibri" w:eastAsia="Calibri" w:hAnsi="Calibri"/>
                 <w:b/>
                 <w:bCs/>
-                <w:color w:val="333A40"/>
+                <w:color w:val="2E2E2E"/>
                 <w:sz w:val="18"/>
                 <w:szCs w:val="18"/>
               </w:rPr>
@@ -8152,7 +8192,7 @@
                 <w:rFonts w:ascii="Calibri" w:cs="Calibri" w:eastAsia="Calibri" w:hAnsi="Calibri"/>
                 <w:b w:val="false"/>
                 <w:bCs w:val="false"/>
-                <w:color w:val="333A40"/>
+                <w:color w:val="2E2E2E"/>
                 <w:sz w:val="18"/>
                 <w:szCs w:val="18"/>
               </w:rPr>
@@ -8168,7 +8208,7 @@
         <w:tc>
           <w:tcPr>
             <w:tcW w:type="dxa" w:w="2500"/>
-            <w:shd w:fill="E9EDF3" w:color="auto" w:val="clear"/>
+            <w:shd w:fill="F2F0ED" w:color="auto" w:val="clear"/>
             <w:tcMar>
               <w:top w:type="dxa" w:w="70"/>
               <w:left w:type="dxa" w:w="110"/>
@@ -8186,7 +8226,7 @@
                 <w:rFonts w:ascii="Calibri" w:cs="Calibri" w:eastAsia="Calibri" w:hAnsi="Calibri"/>
                 <w:b/>
                 <w:bCs/>
-                <w:color w:val="333A40"/>
+                <w:color w:val="2E2E2E"/>
                 <w:sz w:val="18"/>
                 <w:szCs w:val="18"/>
               </w:rPr>
@@ -8214,7 +8254,7 @@
                 <w:rFonts w:ascii="Calibri" w:cs="Calibri" w:eastAsia="Calibri" w:hAnsi="Calibri"/>
                 <w:b w:val="false"/>
                 <w:bCs w:val="false"/>
-                <w:color w:val="333A40"/>
+                <w:color w:val="2E2E2E"/>
                 <w:sz w:val="18"/>
                 <w:szCs w:val="18"/>
               </w:rPr>
@@ -8230,7 +8270,7 @@
         <w:tc>
           <w:tcPr>
             <w:tcW w:type="dxa" w:w="2500"/>
-            <w:shd w:fill="E9EDF3" w:color="auto" w:val="clear"/>
+            <w:shd w:fill="F2F0ED" w:color="auto" w:val="clear"/>
             <w:tcMar>
               <w:top w:type="dxa" w:w="70"/>
               <w:left w:type="dxa" w:w="110"/>
@@ -8248,7 +8288,7 @@
                 <w:rFonts w:ascii="Calibri" w:cs="Calibri" w:eastAsia="Calibri" w:hAnsi="Calibri"/>
                 <w:b/>
                 <w:bCs/>
-                <w:color w:val="333A40"/>
+                <w:color w:val="2E2E2E"/>
                 <w:sz w:val="18"/>
                 <w:szCs w:val="18"/>
               </w:rPr>
@@ -8276,7 +8316,7 @@
                 <w:rFonts w:ascii="Calibri" w:cs="Calibri" w:eastAsia="Calibri" w:hAnsi="Calibri"/>
                 <w:b w:val="false"/>
                 <w:bCs w:val="false"/>
-                <w:color w:val="333A40"/>
+                <w:color w:val="2E2E2E"/>
                 <w:sz w:val="18"/>
                 <w:szCs w:val="18"/>
               </w:rPr>
@@ -8292,7 +8332,7 @@
         <w:tc>
           <w:tcPr>
             <w:tcW w:type="dxa" w:w="2500"/>
-            <w:shd w:fill="E9EDF3" w:color="auto" w:val="clear"/>
+            <w:shd w:fill="F2F0ED" w:color="auto" w:val="clear"/>
             <w:tcMar>
               <w:top w:type="dxa" w:w="70"/>
               <w:left w:type="dxa" w:w="110"/>
@@ -8310,7 +8350,7 @@
                 <w:rFonts w:ascii="Calibri" w:cs="Calibri" w:eastAsia="Calibri" w:hAnsi="Calibri"/>
                 <w:b/>
                 <w:bCs/>
-                <w:color w:val="333A40"/>
+                <w:color w:val="2E2E2E"/>
                 <w:sz w:val="18"/>
                 <w:szCs w:val="18"/>
               </w:rPr>
@@ -8338,7 +8378,7 @@
                 <w:rFonts w:ascii="Calibri" w:cs="Calibri" w:eastAsia="Calibri" w:hAnsi="Calibri"/>
                 <w:b w:val="false"/>
                 <w:bCs w:val="false"/>
-                <w:color w:val="333A40"/>
+                <w:color w:val="2E2E2E"/>
                 <w:sz w:val="18"/>
                 <w:szCs w:val="18"/>
               </w:rPr>
@@ -8354,7 +8394,7 @@
         <w:tc>
           <w:tcPr>
             <w:tcW w:type="dxa" w:w="2500"/>
-            <w:shd w:fill="E9EDF3" w:color="auto" w:val="clear"/>
+            <w:shd w:fill="F2F0ED" w:color="auto" w:val="clear"/>
             <w:tcMar>
               <w:top w:type="dxa" w:w="70"/>
               <w:left w:type="dxa" w:w="110"/>
@@ -8372,7 +8412,7 @@
                 <w:rFonts w:ascii="Calibri" w:cs="Calibri" w:eastAsia="Calibri" w:hAnsi="Calibri"/>
                 <w:b/>
                 <w:bCs/>
-                <w:color w:val="333A40"/>
+                <w:color w:val="2E2E2E"/>
                 <w:sz w:val="18"/>
                 <w:szCs w:val="18"/>
               </w:rPr>
@@ -8400,7 +8440,7 @@
                 <w:rFonts w:ascii="Calibri" w:cs="Calibri" w:eastAsia="Calibri" w:hAnsi="Calibri"/>
                 <w:b w:val="false"/>
                 <w:bCs w:val="false"/>
-                <w:color w:val="333A40"/>
+                <w:color w:val="2E2E2E"/>
                 <w:sz w:val="18"/>
                 <w:szCs w:val="18"/>
               </w:rPr>
@@ -8416,7 +8456,7 @@
         <w:tc>
           <w:tcPr>
             <w:tcW w:type="dxa" w:w="2500"/>
-            <w:shd w:fill="E9EDF3" w:color="auto" w:val="clear"/>
+            <w:shd w:fill="F2F0ED" w:color="auto" w:val="clear"/>
             <w:tcMar>
               <w:top w:type="dxa" w:w="70"/>
               <w:left w:type="dxa" w:w="110"/>
@@ -8434,7 +8474,7 @@
                 <w:rFonts w:ascii="Calibri" w:cs="Calibri" w:eastAsia="Calibri" w:hAnsi="Calibri"/>
                 <w:b/>
                 <w:bCs/>
-                <w:color w:val="333A40"/>
+                <w:color w:val="2E2E2E"/>
                 <w:sz w:val="18"/>
                 <w:szCs w:val="18"/>
               </w:rPr>
@@ -8462,7 +8502,7 @@
                 <w:rFonts w:ascii="Calibri" w:cs="Calibri" w:eastAsia="Calibri" w:hAnsi="Calibri"/>
                 <w:b w:val="false"/>
                 <w:bCs w:val="false"/>
-                <w:color w:val="333A40"/>
+                <w:color w:val="2E2E2E"/>
                 <w:sz w:val="18"/>
                 <w:szCs w:val="18"/>
               </w:rPr>
@@ -8478,7 +8518,7 @@
         <w:tc>
           <w:tcPr>
             <w:tcW w:type="dxa" w:w="2500"/>
-            <w:shd w:fill="E9EDF3" w:color="auto" w:val="clear"/>
+            <w:shd w:fill="F2F0ED" w:color="auto" w:val="clear"/>
             <w:tcMar>
               <w:top w:type="dxa" w:w="70"/>
               <w:left w:type="dxa" w:w="110"/>
@@ -8496,7 +8536,7 @@
                 <w:rFonts w:ascii="Calibri" w:cs="Calibri" w:eastAsia="Calibri" w:hAnsi="Calibri"/>
                 <w:b/>
                 <w:bCs/>
-                <w:color w:val="333A40"/>
+                <w:color w:val="2E2E2E"/>
                 <w:sz w:val="18"/>
                 <w:szCs w:val="18"/>
               </w:rPr>
@@ -8524,7 +8564,7 @@
                 <w:rFonts w:ascii="Calibri" w:cs="Calibri" w:eastAsia="Calibri" w:hAnsi="Calibri"/>
                 <w:b w:val="false"/>
                 <w:bCs w:val="false"/>
-                <w:color w:val="333A40"/>
+                <w:color w:val="2E2E2E"/>
                 <w:sz w:val="18"/>
                 <w:szCs w:val="18"/>
               </w:rPr>
@@ -8540,7 +8580,7 @@
         <w:tc>
           <w:tcPr>
             <w:tcW w:type="dxa" w:w="2500"/>
-            <w:shd w:fill="E9EDF3" w:color="auto" w:val="clear"/>
+            <w:shd w:fill="F2F0ED" w:color="auto" w:val="clear"/>
             <w:tcMar>
               <w:top w:type="dxa" w:w="70"/>
               <w:left w:type="dxa" w:w="110"/>
@@ -8558,7 +8598,7 @@
                 <w:rFonts w:ascii="Calibri" w:cs="Calibri" w:eastAsia="Calibri" w:hAnsi="Calibri"/>
                 <w:b/>
                 <w:bCs/>
-                <w:color w:val="333A40"/>
+                <w:color w:val="2E2E2E"/>
                 <w:sz w:val="18"/>
                 <w:szCs w:val="18"/>
               </w:rPr>
@@ -8586,7 +8626,7 @@
                 <w:rFonts w:ascii="Calibri" w:cs="Calibri" w:eastAsia="Calibri" w:hAnsi="Calibri"/>
                 <w:b w:val="false"/>
                 <w:bCs w:val="false"/>
-                <w:color w:val="333A40"/>
+                <w:color w:val="2E2E2E"/>
                 <w:sz w:val="18"/>
                 <w:szCs w:val="18"/>
               </w:rPr>
@@ -8610,12 +8650,12 @@
       <w:tblPr>
         <w:tblW w:type="dxa" w:w="9500"/>
         <w:tblBorders>
-          <w:top w:val="single" w:color="D9DCE1" w:sz="4"/>
-          <w:left w:val="single" w:color="D9DCE1" w:sz="4"/>
-          <w:bottom w:val="single" w:color="D9DCE1" w:sz="4"/>
-          <w:right w:val="single" w:color="D9DCE1" w:sz="4"/>
-          <w:insideH w:val="single" w:color="D9DCE1" w:sz="4"/>
-          <w:insideV w:val="single" w:color="D9DCE1" w:sz="4"/>
+          <w:top w:val="single" w:color="DDDBD8" w:sz="4"/>
+          <w:left w:val="single" w:color="DDDBD8" w:sz="4"/>
+          <w:bottom w:val="single" w:color="DDDBD8" w:sz="4"/>
+          <w:right w:val="single" w:color="DDDBD8" w:sz="4"/>
+          <w:insideH w:val="single" w:color="DDDBD8" w:sz="4"/>
+          <w:insideV w:val="single" w:color="DDDBD8" w:sz="4"/>
         </w:tblBorders>
         <w:tblLayout w:type="fixed"/>
       </w:tblPr>
@@ -8630,7 +8670,7 @@
         <w:tc>
           <w:tcPr>
             <w:tcW w:type="dxa" w:w="2500"/>
-            <w:shd w:fill="E9EDF3" w:color="auto" w:val="clear"/>
+            <w:shd w:fill="F2F0ED" w:color="auto" w:val="clear"/>
             <w:tcMar>
               <w:top w:type="dxa" w:w="70"/>
               <w:left w:type="dxa" w:w="110"/>
@@ -8648,7 +8688,7 @@
                 <w:rFonts w:ascii="Calibri" w:cs="Calibri" w:eastAsia="Calibri" w:hAnsi="Calibri"/>
                 <w:b/>
                 <w:bCs/>
-                <w:color w:val="333A40"/>
+                <w:color w:val="2E2E2E"/>
                 <w:sz w:val="18"/>
                 <w:szCs w:val="18"/>
               </w:rPr>
@@ -8676,7 +8716,7 @@
                 <w:rFonts w:ascii="Calibri" w:cs="Calibri" w:eastAsia="Calibri" w:hAnsi="Calibri"/>
                 <w:b w:val="false"/>
                 <w:bCs w:val="false"/>
-                <w:color w:val="333A40"/>
+                <w:color w:val="2E2E2E"/>
                 <w:sz w:val="18"/>
                 <w:szCs w:val="18"/>
               </w:rPr>
@@ -8692,7 +8732,7 @@
         <w:tc>
           <w:tcPr>
             <w:tcW w:type="dxa" w:w="2500"/>
-            <w:shd w:fill="E9EDF3" w:color="auto" w:val="clear"/>
+            <w:shd w:fill="F2F0ED" w:color="auto" w:val="clear"/>
             <w:tcMar>
               <w:top w:type="dxa" w:w="70"/>
               <w:left w:type="dxa" w:w="110"/>
@@ -8710,7 +8750,7 @@
                 <w:rFonts w:ascii="Calibri" w:cs="Calibri" w:eastAsia="Calibri" w:hAnsi="Calibri"/>
                 <w:b/>
                 <w:bCs/>
-                <w:color w:val="333A40"/>
+                <w:color w:val="2E2E2E"/>
                 <w:sz w:val="18"/>
                 <w:szCs w:val="18"/>
               </w:rPr>
@@ -8738,7 +8778,7 @@
                 <w:rFonts w:ascii="Calibri" w:cs="Calibri" w:eastAsia="Calibri" w:hAnsi="Calibri"/>
                 <w:b w:val="false"/>
                 <w:bCs w:val="false"/>
-                <w:color w:val="333A40"/>
+                <w:color w:val="2E2E2E"/>
                 <w:sz w:val="18"/>
                 <w:szCs w:val="18"/>
               </w:rPr>
@@ -8766,12 +8806,12 @@
       <w:tblPr>
         <w:tblW w:type="dxa" w:w="9500"/>
         <w:tblBorders>
-          <w:top w:val="single" w:color="D9DCE1" w:sz="4"/>
-          <w:left w:val="single" w:color="D9DCE1" w:sz="4"/>
-          <w:bottom w:val="single" w:color="D9DCE1" w:sz="4"/>
-          <w:right w:val="single" w:color="D9DCE1" w:sz="4"/>
-          <w:insideH w:val="single" w:color="D9DCE1" w:sz="4"/>
-          <w:insideV w:val="single" w:color="D9DCE1" w:sz="4"/>
+          <w:top w:val="single" w:color="DDDBD8" w:sz="4"/>
+          <w:left w:val="single" w:color="DDDBD8" w:sz="4"/>
+          <w:bottom w:val="single" w:color="DDDBD8" w:sz="4"/>
+          <w:right w:val="single" w:color="DDDBD8" w:sz="4"/>
+          <w:insideH w:val="single" w:color="DDDBD8" w:sz="4"/>
+          <w:insideV w:val="single" w:color="DDDBD8" w:sz="4"/>
         </w:tblBorders>
         <w:tblLayout w:type="fixed"/>
       </w:tblPr>
@@ -8803,7 +8843,7 @@
                 <w:rFonts w:ascii="Calibri" w:cs="Calibri" w:eastAsia="Calibri" w:hAnsi="Calibri"/>
                 <w:b/>
                 <w:bCs/>
-                <w:color w:val="333A40"/>
+                <w:color w:val="2E2E2E"/>
                 <w:sz w:val="18"/>
                 <w:szCs w:val="18"/>
               </w:rPr>
@@ -8831,7 +8871,7 @@
                 <w:rFonts w:ascii="Calibri" w:cs="Calibri" w:eastAsia="Calibri" w:hAnsi="Calibri"/>
                 <w:b w:val="false"/>
                 <w:bCs w:val="false"/>
-                <w:color w:val="333A40"/>
+                <w:color w:val="2E2E2E"/>
                 <w:sz w:val="18"/>
                 <w:szCs w:val="18"/>
               </w:rPr>
@@ -8864,7 +8904,7 @@
                 <w:rFonts w:ascii="Calibri" w:cs="Calibri" w:eastAsia="Calibri" w:hAnsi="Calibri"/>
                 <w:b/>
                 <w:bCs/>
-                <w:color w:val="333A40"/>
+                <w:color w:val="2E2E2E"/>
                 <w:sz w:val="18"/>
                 <w:szCs w:val="18"/>
               </w:rPr>
@@ -8892,7 +8932,7 @@
                 <w:rFonts w:ascii="Calibri" w:cs="Calibri" w:eastAsia="Calibri" w:hAnsi="Calibri"/>
                 <w:b w:val="false"/>
                 <w:bCs w:val="false"/>
-                <w:color w:val="333A40"/>
+                <w:color w:val="2E2E2E"/>
                 <w:sz w:val="18"/>
                 <w:szCs w:val="18"/>
               </w:rPr>
@@ -8925,7 +8965,7 @@
                 <w:rFonts w:ascii="Calibri" w:cs="Calibri" w:eastAsia="Calibri" w:hAnsi="Calibri"/>
                 <w:b/>
                 <w:bCs/>
-                <w:color w:val="333A40"/>
+                <w:color w:val="2E2E2E"/>
                 <w:sz w:val="18"/>
                 <w:szCs w:val="18"/>
               </w:rPr>
@@ -8953,7 +8993,7 @@
                 <w:rFonts w:ascii="Calibri" w:cs="Calibri" w:eastAsia="Calibri" w:hAnsi="Calibri"/>
                 <w:b w:val="false"/>
                 <w:bCs w:val="false"/>
-                <w:color w:val="333A40"/>
+                <w:color w:val="2E2E2E"/>
                 <w:sz w:val="18"/>
                 <w:szCs w:val="18"/>
               </w:rPr>
@@ -8986,7 +9026,7 @@
                 <w:rFonts w:ascii="Calibri" w:cs="Calibri" w:eastAsia="Calibri" w:hAnsi="Calibri"/>
                 <w:b/>
                 <w:bCs/>
-                <w:color w:val="333A40"/>
+                <w:color w:val="2E2E2E"/>
                 <w:sz w:val="18"/>
                 <w:szCs w:val="18"/>
               </w:rPr>
@@ -9014,7 +9054,7 @@
                 <w:rFonts w:ascii="Calibri" w:cs="Calibri" w:eastAsia="Calibri" w:hAnsi="Calibri"/>
                 <w:b w:val="false"/>
                 <w:bCs w:val="false"/>
-                <w:color w:val="333A40"/>
+                <w:color w:val="2E2E2E"/>
                 <w:sz w:val="18"/>
                 <w:szCs w:val="18"/>
               </w:rPr>
@@ -9047,7 +9087,7 @@
                 <w:rFonts w:ascii="Calibri" w:cs="Calibri" w:eastAsia="Calibri" w:hAnsi="Calibri"/>
                 <w:b/>
                 <w:bCs/>
-                <w:color w:val="333A40"/>
+                <w:color w:val="2E2E2E"/>
                 <w:sz w:val="18"/>
                 <w:szCs w:val="18"/>
               </w:rPr>
@@ -9075,7 +9115,7 @@
                 <w:rFonts w:ascii="Calibri" w:cs="Calibri" w:eastAsia="Calibri" w:hAnsi="Calibri"/>
                 <w:b w:val="false"/>
                 <w:bCs w:val="false"/>
-                <w:color w:val="333A40"/>
+                <w:color w:val="2E2E2E"/>
                 <w:sz w:val="18"/>
                 <w:szCs w:val="18"/>
               </w:rPr>
@@ -9095,7 +9135,7 @@
         <w:tblW w:type="dxa" w:w="9500"/>
         <w:tblBorders>
           <w:top w:val="none" w:color="FFFFFF" w:sz="0"/>
-          <w:left w:val="single" w:color="B08D57" w:sz="18"/>
+          <w:left w:val="single" w:color="C8731F" w:sz="18"/>
           <w:bottom w:val="none" w:color="FFFFFF" w:sz="0"/>
           <w:right w:val="none" w:color="FFFFFF" w:sz="0"/>
           <w:insideH w:val="none" w:color="FFFFFF" w:sz="0"/>
@@ -9115,11 +9155,11 @@
             <w:tcW w:type="dxa" w:w="9500"/>
             <w:tcBorders>
               <w:top w:val="none" w:color="FFFFFF" w:sz="0"/>
-              <w:left w:val="single" w:color="B08D57" w:sz="18"/>
+              <w:left w:val="single" w:color="C8731F" w:sz="18"/>
               <w:bottom w:val="none" w:color="FFFFFF" w:sz="0"/>
               <w:right w:val="none" w:color="FFFFFF" w:sz="0"/>
             </w:tcBorders>
-            <w:shd w:fill="F4F2EE" w:color="auto" w:val="clear"/>
+            <w:shd w:fill="FBF3EA" w:color="auto" w:val="clear"/>
             <w:tcMar>
               <w:top w:type="dxa" w:w="140"/>
               <w:left w:type="dxa" w:w="220"/>
@@ -9137,7 +9177,7 @@
                 <w:rFonts w:ascii="Calibri" w:cs="Calibri" w:eastAsia="Calibri" w:hAnsi="Calibri"/>
                 <w:b/>
                 <w:bCs/>
-                <w:color w:val="B08D57"/>
+                <w:color w:val="C8731F"/>
                 <w:spacing w:val="30"/>
                 <w:sz w:val="15"/>
                 <w:szCs w:val="15"/>
@@ -9154,7 +9194,7 @@
                 <w:rFonts w:ascii="Calibri" w:cs="Calibri" w:eastAsia="Calibri" w:hAnsi="Calibri"/>
                 <w:b/>
                 <w:bCs/>
-                <w:color w:val="1B2A4A"/>
+                <w:color w:val="262626"/>
                 <w:sz w:val="20"/>
                 <w:szCs w:val="20"/>
               </w:rPr>
@@ -9163,7 +9203,7 @@
             <w:r>
               <w:rPr>
                 <w:rFonts w:ascii="Calibri" w:cs="Calibri" w:eastAsia="Calibri" w:hAnsi="Calibri"/>
-                <w:color w:val="333A40"/>
+                <w:color w:val="2E2E2E"/>
                 <w:sz w:val="22"/>
                 <w:szCs w:val="22"/>
               </w:rPr>
@@ -9179,7 +9219,7 @@
                 <w:rFonts w:ascii="Calibri" w:cs="Calibri" w:eastAsia="Calibri" w:hAnsi="Calibri"/>
                 <w:b/>
                 <w:bCs/>
-                <w:color w:val="1B2A4A"/>
+                <w:color w:val="262626"/>
                 <w:sz w:val="20"/>
                 <w:szCs w:val="20"/>
               </w:rPr>
@@ -9188,7 +9228,7 @@
             <w:r>
               <w:rPr>
                 <w:rFonts w:ascii="Calibri" w:cs="Calibri" w:eastAsia="Calibri" w:hAnsi="Calibri"/>
-                <w:color w:val="333A40"/>
+                <w:color w:val="2E2E2E"/>
                 <w:sz w:val="22"/>
                 <w:szCs w:val="22"/>
               </w:rPr>
@@ -9204,7 +9244,7 @@
                 <w:rFonts w:ascii="Calibri" w:cs="Calibri" w:eastAsia="Calibri" w:hAnsi="Calibri"/>
                 <w:b/>
                 <w:bCs/>
-                <w:color w:val="1B2A4A"/>
+                <w:color w:val="262626"/>
                 <w:sz w:val="20"/>
                 <w:szCs w:val="20"/>
               </w:rPr>
@@ -9213,7 +9253,7 @@
             <w:r>
               <w:rPr>
                 <w:rFonts w:ascii="Calibri" w:cs="Calibri" w:eastAsia="Calibri" w:hAnsi="Calibri"/>
-                <w:color w:val="333A40"/>
+                <w:color w:val="2E2E2E"/>
                 <w:sz w:val="20"/>
                 <w:szCs w:val="20"/>
               </w:rPr>
@@ -9224,7 +9264,7 @@
                 <w:rFonts w:ascii="Calibri" w:cs="Calibri" w:eastAsia="Calibri" w:hAnsi="Calibri"/>
                 <w:b/>
                 <w:bCs/>
-                <w:color w:val="1B2A4A"/>
+                <w:color w:val="262626"/>
                 <w:sz w:val="20"/>
                 <w:szCs w:val="20"/>
               </w:rPr>
@@ -9233,7 +9273,7 @@
             <w:r>
               <w:rPr>
                 <w:rFonts w:ascii="Calibri" w:cs="Calibri" w:eastAsia="Calibri" w:hAnsi="Calibri"/>
-                <w:color w:val="333A40"/>
+                <w:color w:val="2E2E2E"/>
                 <w:sz w:val="20"/>
                 <w:szCs w:val="20"/>
               </w:rPr>
@@ -9247,7 +9287,7 @@
             <w:r>
               <w:rPr>
                 <w:rFonts w:ascii="Calibri" w:cs="Calibri" w:eastAsia="Calibri" w:hAnsi="Calibri"/>
-                <w:color w:val="6B7280"/>
+                <w:color w:val="6E6E6E"/>
                 <w:sz w:val="17"/>
                 <w:szCs w:val="17"/>
               </w:rPr>
@@ -9284,7 +9324,7 @@
       <w:r>
         <w:rPr>
           <w:rFonts w:ascii="Calibri" w:cs="Calibri" w:eastAsia="Calibri" w:hAnsi="Calibri"/>
-          <w:color w:val="333A40"/>
+          <w:color w:val="2E2E2E"/>
           <w:sz w:val="21"/>
           <w:szCs w:val="21"/>
         </w:rPr>
@@ -9304,7 +9344,7 @@
       <w:r>
         <w:rPr>
           <w:rFonts w:ascii="Calibri" w:cs="Calibri" w:eastAsia="Calibri" w:hAnsi="Calibri"/>
-          <w:color w:val="333A40"/>
+          <w:color w:val="2E2E2E"/>
           <w:sz w:val="21"/>
           <w:szCs w:val="21"/>
         </w:rPr>
@@ -9324,7 +9364,7 @@
       <w:r>
         <w:rPr>
           <w:rFonts w:ascii="Calibri" w:cs="Calibri" w:eastAsia="Calibri" w:hAnsi="Calibri"/>
-          <w:color w:val="333A40"/>
+          <w:color w:val="2E2E2E"/>
           <w:sz w:val="21"/>
           <w:szCs w:val="21"/>
         </w:rPr>
@@ -9344,7 +9384,7 @@
       <w:r>
         <w:rPr>
           <w:rFonts w:ascii="Calibri" w:cs="Calibri" w:eastAsia="Calibri" w:hAnsi="Calibri"/>
-          <w:color w:val="333A40"/>
+          <w:color w:val="2E2E2E"/>
           <w:sz w:val="21"/>
           <w:szCs w:val="21"/>
         </w:rPr>
@@ -9364,12 +9404,12 @@
       <w:tblPr>
         <w:tblW w:type="dxa" w:w="9500"/>
         <w:tblBorders>
-          <w:top w:val="single" w:color="D9DCE1" w:sz="4"/>
-          <w:left w:val="single" w:color="D9DCE1" w:sz="4"/>
-          <w:bottom w:val="single" w:color="D9DCE1" w:sz="4"/>
-          <w:right w:val="single" w:color="D9DCE1" w:sz="4"/>
-          <w:insideH w:val="single" w:color="D9DCE1" w:sz="4"/>
-          <w:insideV w:val="single" w:color="D9DCE1" w:sz="4"/>
+          <w:top w:val="single" w:color="DDDBD8" w:sz="4"/>
+          <w:left w:val="single" w:color="DDDBD8" w:sz="4"/>
+          <w:bottom w:val="single" w:color="DDDBD8" w:sz="4"/>
+          <w:right w:val="single" w:color="DDDBD8" w:sz="4"/>
+          <w:insideH w:val="single" w:color="DDDBD8" w:sz="4"/>
+          <w:insideV w:val="single" w:color="DDDBD8" w:sz="4"/>
         </w:tblBorders>
         <w:tblLayout w:type="fixed"/>
       </w:tblPr>
@@ -9386,7 +9426,7 @@
         <w:tc>
           <w:tcPr>
             <w:tcW w:type="dxa" w:w="1600"/>
-            <w:shd w:fill="1B2A4A" w:color="auto" w:val="clear"/>
+            <w:shd w:fill="262626" w:color="auto" w:val="clear"/>
             <w:tcMar>
               <w:top w:type="dxa" w:w="70"/>
               <w:left w:type="dxa" w:w="110"/>
@@ -9415,7 +9455,7 @@
         <w:tc>
           <w:tcPr>
             <w:tcW w:type="dxa" w:w="3700"/>
-            <w:shd w:fill="1B2A4A" w:color="auto" w:val="clear"/>
+            <w:shd w:fill="262626" w:color="auto" w:val="clear"/>
             <w:tcMar>
               <w:top w:type="dxa" w:w="70"/>
               <w:left w:type="dxa" w:w="110"/>
@@ -9444,7 +9484,7 @@
         <w:tc>
           <w:tcPr>
             <w:tcW w:type="dxa" w:w="4200"/>
-            <w:shd w:fill="1B2A4A" w:color="auto" w:val="clear"/>
+            <w:shd w:fill="262626" w:color="auto" w:val="clear"/>
             <w:tcMar>
               <w:top w:type="dxa" w:w="70"/>
               <w:left w:type="dxa" w:w="110"/>
@@ -9493,7 +9533,7 @@
             <w:r>
               <w:rPr>
                 <w:rFonts w:ascii="Calibri" w:cs="Calibri" w:eastAsia="Calibri" w:hAnsi="Calibri"/>
-                <w:color w:val="333A40"/>
+                <w:color w:val="2E2E2E"/>
                 <w:sz w:val="18"/>
                 <w:szCs w:val="18"/>
               </w:rPr>
@@ -9519,7 +9559,7 @@
             <w:r>
               <w:rPr>
                 <w:rFonts w:ascii="Calibri" w:cs="Calibri" w:eastAsia="Calibri" w:hAnsi="Calibri"/>
-                <w:color w:val="333A40"/>
+                <w:color w:val="2E2E2E"/>
                 <w:sz w:val="18"/>
                 <w:szCs w:val="18"/>
               </w:rPr>
@@ -9545,7 +9585,7 @@
             <w:r>
               <w:rPr>
                 <w:rFonts w:ascii="Calibri" w:cs="Calibri" w:eastAsia="Calibri" w:hAnsi="Calibri"/>
-                <w:color w:val="333A40"/>
+                <w:color w:val="2E2E2E"/>
                 <w:sz w:val="18"/>
                 <w:szCs w:val="18"/>
               </w:rPr>
@@ -9576,7 +9616,7 @@
             <w:r>
               <w:rPr>
                 <w:rFonts w:ascii="Calibri" w:cs="Calibri" w:eastAsia="Calibri" w:hAnsi="Calibri"/>
-                <w:color w:val="333A40"/>
+                <w:color w:val="2E2E2E"/>
                 <w:sz w:val="18"/>
                 <w:szCs w:val="18"/>
               </w:rPr>
@@ -9602,7 +9642,7 @@
             <w:r>
               <w:rPr>
                 <w:rFonts w:ascii="Calibri" w:cs="Calibri" w:eastAsia="Calibri" w:hAnsi="Calibri"/>
-                <w:color w:val="333A40"/>
+                <w:color w:val="2E2E2E"/>
                 <w:sz w:val="18"/>
                 <w:szCs w:val="18"/>
               </w:rPr>
@@ -9628,7 +9668,7 @@
             <w:r>
               <w:rPr>
                 <w:rFonts w:ascii="Calibri" w:cs="Calibri" w:eastAsia="Calibri" w:hAnsi="Calibri"/>
-                <w:color w:val="333A40"/>
+                <w:color w:val="2E2E2E"/>
                 <w:sz w:val="18"/>
                 <w:szCs w:val="18"/>
               </w:rPr>
@@ -9655,7 +9695,7 @@
       <w:r>
         <w:rPr>
           <w:rFonts w:ascii="Calibri" w:cs="Calibri" w:eastAsia="Calibri" w:hAnsi="Calibri"/>
-          <w:color w:val="6B7280"/>
+          <w:color w:val="6E6E6E"/>
           <w:sz w:val="18"/>
           <w:szCs w:val="18"/>
         </w:rPr>
@@ -9667,7 +9707,7 @@
         <w:tblW w:type="dxa" w:w="9500"/>
         <w:tblBorders>
           <w:top w:val="none" w:color="FFFFFF" w:sz="0"/>
-          <w:left w:val="single" w:color="B08D57" w:sz="18"/>
+          <w:left w:val="single" w:color="C8731F" w:sz="18"/>
           <w:bottom w:val="none" w:color="FFFFFF" w:sz="0"/>
           <w:right w:val="none" w:color="FFFFFF" w:sz="0"/>
           <w:insideH w:val="none" w:color="FFFFFF" w:sz="0"/>
@@ -9687,7 +9727,7 @@
             <w:tcW w:type="dxa" w:w="9500"/>
             <w:tcBorders>
               <w:top w:val="none" w:color="FFFFFF" w:sz="0"/>
-              <w:left w:val="single" w:color="B08D57" w:sz="18"/>
+              <w:left w:val="single" w:color="C8731F" w:sz="18"/>
               <w:bottom w:val="none" w:color="FFFFFF" w:sz="0"/>
               <w:right w:val="none" w:color="FFFFFF" w:sz="0"/>
             </w:tcBorders>
@@ -9709,7 +9749,7 @@
                 <w:rFonts w:ascii="Calibri" w:cs="Calibri" w:eastAsia="Calibri" w:hAnsi="Calibri"/>
                 <w:b/>
                 <w:bCs/>
-                <w:color w:val="B08D57"/>
+                <w:color w:val="C8731F"/>
                 <w:spacing w:val="30"/>
                 <w:sz w:val="15"/>
                 <w:szCs w:val="15"/>
@@ -9726,7 +9766,7 @@
                 <w:rFonts w:ascii="Calibri" w:cs="Calibri" w:eastAsia="Calibri" w:hAnsi="Calibri"/>
                 <w:b/>
                 <w:bCs/>
-                <w:color w:val="333A40"/>
+                <w:color w:val="2E2E2E"/>
                 <w:sz w:val="20"/>
                 <w:szCs w:val="20"/>
               </w:rPr>
@@ -9740,7 +9780,7 @@
             <w:r>
               <w:rPr>
                 <w:rFonts w:ascii="Calibri" w:cs="Calibri" w:eastAsia="Calibri" w:hAnsi="Calibri"/>
-                <w:color w:val="333A40"/>
+                <w:color w:val="2E2E2E"/>
                 <w:sz w:val="20"/>
                 <w:szCs w:val="20"/>
               </w:rPr>
@@ -9756,7 +9796,7 @@
                 <w:rFonts w:ascii="Calibri" w:cs="Calibri" w:eastAsia="Calibri" w:hAnsi="Calibri"/>
                 <w:b/>
                 <w:bCs/>
-                <w:color w:val="333A40"/>
+                <w:color w:val="2E2E2E"/>
                 <w:sz w:val="20"/>
                 <w:szCs w:val="20"/>
               </w:rPr>
@@ -9765,7 +9805,7 @@
             <w:r>
               <w:rPr>
                 <w:rFonts w:ascii="Calibri" w:cs="Calibri" w:eastAsia="Calibri" w:hAnsi="Calibri"/>
-                <w:color w:val="333A40"/>
+                <w:color w:val="2E2E2E"/>
                 <w:sz w:val="20"/>
                 <w:szCs w:val="20"/>
               </w:rPr>
@@ -9781,7 +9821,7 @@
                 <w:rFonts w:ascii="Calibri" w:cs="Calibri" w:eastAsia="Calibri" w:hAnsi="Calibri"/>
                 <w:b/>
                 <w:bCs/>
-                <w:color w:val="333A40"/>
+                <w:color w:val="2E2E2E"/>
                 <w:sz w:val="20"/>
                 <w:szCs w:val="20"/>
               </w:rPr>
@@ -9790,7 +9830,7 @@
             <w:r>
               <w:rPr>
                 <w:rFonts w:ascii="Calibri" w:cs="Calibri" w:eastAsia="Calibri" w:hAnsi="Calibri"/>
-                <w:color w:val="333A40"/>
+                <w:color w:val="2E2E2E"/>
                 <w:sz w:val="20"/>
                 <w:szCs w:val="20"/>
               </w:rPr>
@@ -9806,7 +9846,7 @@
                 <w:rFonts w:ascii="Calibri" w:cs="Calibri" w:eastAsia="Calibri" w:hAnsi="Calibri"/>
                 <w:b/>
                 <w:bCs/>
-                <w:color w:val="333A40"/>
+                <w:color w:val="2E2E2E"/>
                 <w:sz w:val="20"/>
                 <w:szCs w:val="20"/>
               </w:rPr>
@@ -9815,7 +9855,7 @@
             <w:r>
               <w:rPr>
                 <w:rFonts w:ascii="Calibri" w:cs="Calibri" w:eastAsia="Calibri" w:hAnsi="Calibri"/>
-                <w:color w:val="333A40"/>
+                <w:color w:val="2E2E2E"/>
                 <w:sz w:val="20"/>
                 <w:szCs w:val="20"/>
               </w:rPr>
@@ -9831,7 +9871,7 @@
                 <w:rFonts w:ascii="Calibri" w:cs="Calibri" w:eastAsia="Calibri" w:hAnsi="Calibri"/>
                 <w:b/>
                 <w:bCs/>
-                <w:color w:val="333A40"/>
+                <w:color w:val="2E2E2E"/>
                 <w:sz w:val="20"/>
                 <w:szCs w:val="20"/>
               </w:rPr>
@@ -9840,7 +9880,7 @@
             <w:r>
               <w:rPr>
                 <w:rFonts w:ascii="Calibri" w:cs="Calibri" w:eastAsia="Calibri" w:hAnsi="Calibri"/>
-                <w:color w:val="333A40"/>
+                <w:color w:val="2E2E2E"/>
                 <w:sz w:val="20"/>
                 <w:szCs w:val="20"/>
               </w:rPr>
@@ -9856,7 +9896,7 @@
                 <w:rFonts w:ascii="Calibri" w:cs="Calibri" w:eastAsia="Calibri" w:hAnsi="Calibri"/>
                 <w:b/>
                 <w:bCs/>
-                <w:color w:val="333A40"/>
+                <w:color w:val="2E2E2E"/>
                 <w:sz w:val="20"/>
                 <w:szCs w:val="20"/>
               </w:rPr>
@@ -9865,7 +9905,7 @@
             <w:r>
               <w:rPr>
                 <w:rFonts w:ascii="Calibri" w:cs="Calibri" w:eastAsia="Calibri" w:hAnsi="Calibri"/>
-                <w:color w:val="333A40"/>
+                <w:color w:val="2E2E2E"/>
                 <w:sz w:val="20"/>
                 <w:szCs w:val="20"/>
               </w:rPr>
@@ -9879,7 +9919,7 @@
             <w:r>
               <w:rPr>
                 <w:rFonts w:ascii="Calibri" w:cs="Calibri" w:eastAsia="Calibri" w:hAnsi="Calibri"/>
-                <w:color w:val="333A40"/>
+                <w:color w:val="2E2E2E"/>
                 <w:sz w:val="20"/>
                 <w:szCs w:val="20"/>
               </w:rPr>
@@ -9893,7 +9933,7 @@
             <w:r>
               <w:rPr>
                 <w:rFonts w:ascii="Calibri" w:cs="Calibri" w:eastAsia="Calibri" w:hAnsi="Calibri"/>
-                <w:color w:val="333A40"/>
+                <w:color w:val="2E2E2E"/>
                 <w:sz w:val="20"/>
                 <w:szCs w:val="20"/>
               </w:rPr>
@@ -9920,7 +9960,7 @@
       <w:r>
         <w:rPr>
           <w:rFonts w:ascii="Calibri" w:cs="Calibri" w:eastAsia="Calibri" w:hAnsi="Calibri"/>
-          <w:color w:val="6B7280"/>
+          <w:color w:val="6E6E6E"/>
           <w:sz w:val="18"/>
           <w:szCs w:val="18"/>
         </w:rPr>
@@ -9932,7 +9972,7 @@
         <w:tblW w:type="dxa" w:w="9500"/>
         <w:tblBorders>
           <w:top w:val="none" w:color="FFFFFF" w:sz="0"/>
-          <w:left w:val="single" w:color="B08D57" w:sz="18"/>
+          <w:left w:val="single" w:color="C8731F" w:sz="18"/>
           <w:bottom w:val="none" w:color="FFFFFF" w:sz="0"/>
           <w:right w:val="none" w:color="FFFFFF" w:sz="0"/>
           <w:insideH w:val="none" w:color="FFFFFF" w:sz="0"/>
@@ -9952,7 +9992,7 @@
             <w:tcW w:type="dxa" w:w="9500"/>
             <w:tcBorders>
               <w:top w:val="none" w:color="FFFFFF" w:sz="0"/>
-              <w:left w:val="single" w:color="B08D57" w:sz="18"/>
+              <w:left w:val="single" w:color="C8731F" w:sz="18"/>
               <w:bottom w:val="none" w:color="FFFFFF" w:sz="0"/>
               <w:right w:val="none" w:color="FFFFFF" w:sz="0"/>
             </w:tcBorders>
@@ -9974,7 +10014,7 @@
                 <w:rFonts w:ascii="Calibri" w:cs="Calibri" w:eastAsia="Calibri" w:hAnsi="Calibri"/>
                 <w:b/>
                 <w:bCs/>
-                <w:color w:val="B08D57"/>
+                <w:color w:val="C8731F"/>
                 <w:spacing w:val="30"/>
                 <w:sz w:val="15"/>
                 <w:szCs w:val="15"/>
@@ -10130,7 +10170,7 @@
           <w:rFonts w:ascii="Calibri" w:cs="Calibri" w:eastAsia="Calibri" w:hAnsi="Calibri"/>
           <w:b/>
           <w:bCs/>
-          <w:color w:val="333A40"/>
+          <w:color w:val="2E2E2E"/>
           <w:sz w:val="18"/>
           <w:szCs w:val="18"/>
         </w:rPr>
@@ -10139,7 +10179,7 @@
       <w:r>
         <w:rPr>
           <w:rFonts w:ascii="Calibri" w:cs="Calibri" w:eastAsia="Calibri" w:hAnsi="Calibri"/>
-          <w:color w:val="333A40"/>
+          <w:color w:val="2E2E2E"/>
           <w:sz w:val="18"/>
           <w:szCs w:val="18"/>
         </w:rPr>
@@ -10159,12 +10199,12 @@
       <w:tblPr>
         <w:tblW w:type="dxa" w:w="9500"/>
         <w:tblBorders>
-          <w:top w:val="single" w:color="D9DCE1" w:sz="4"/>
-          <w:left w:val="single" w:color="D9DCE1" w:sz="4"/>
-          <w:bottom w:val="single" w:color="D9DCE1" w:sz="4"/>
-          <w:right w:val="single" w:color="D9DCE1" w:sz="4"/>
-          <w:insideH w:val="single" w:color="D9DCE1" w:sz="4"/>
-          <w:insideV w:val="single" w:color="D9DCE1" w:sz="4"/>
+          <w:top w:val="single" w:color="DDDBD8" w:sz="4"/>
+          <w:left w:val="single" w:color="DDDBD8" w:sz="4"/>
+          <w:bottom w:val="single" w:color="DDDBD8" w:sz="4"/>
+          <w:right w:val="single" w:color="DDDBD8" w:sz="4"/>
+          <w:insideH w:val="single" w:color="DDDBD8" w:sz="4"/>
+          <w:insideV w:val="single" w:color="DDDBD8" w:sz="4"/>
         </w:tblBorders>
         <w:tblLayout w:type="fixed"/>
       </w:tblPr>
@@ -10182,7 +10222,7 @@
         <w:tc>
           <w:tcPr>
             <w:tcW w:type="dxa" w:w="2100"/>
-            <w:shd w:fill="1B2A4A" w:color="auto" w:val="clear"/>
+            <w:shd w:fill="262626" w:color="auto" w:val="clear"/>
             <w:tcMar>
               <w:top w:type="dxa" w:w="70"/>
               <w:left w:type="dxa" w:w="110"/>
@@ -10211,7 +10251,7 @@
         <w:tc>
           <w:tcPr>
             <w:tcW w:type="dxa" w:w="2700"/>
-            <w:shd w:fill="1B2A4A" w:color="auto" w:val="clear"/>
+            <w:shd w:fill="262626" w:color="auto" w:val="clear"/>
             <w:tcMar>
               <w:top w:type="dxa" w:w="70"/>
               <w:left w:type="dxa" w:w="110"/>
@@ -10240,7 +10280,7 @@
         <w:tc>
           <w:tcPr>
             <w:tcW w:type="dxa" w:w="1400"/>
-            <w:shd w:fill="1B2A4A" w:color="auto" w:val="clear"/>
+            <w:shd w:fill="262626" w:color="auto" w:val="clear"/>
             <w:tcMar>
               <w:top w:type="dxa" w:w="70"/>
               <w:left w:type="dxa" w:w="110"/>
@@ -10269,7 +10309,7 @@
         <w:tc>
           <w:tcPr>
             <w:tcW w:type="dxa" w:w="3300"/>
-            <w:shd w:fill="1B2A4A" w:color="auto" w:val="clear"/>
+            <w:shd w:fill="262626" w:color="auto" w:val="clear"/>
             <w:tcMar>
               <w:top w:type="dxa" w:w="70"/>
               <w:left w:type="dxa" w:w="110"/>
@@ -10320,7 +10360,7 @@
                 <w:rFonts w:ascii="Calibri" w:cs="Calibri" w:eastAsia="Calibri" w:hAnsi="Calibri"/>
                 <w:b/>
                 <w:bCs/>
-                <w:color w:val="333A40"/>
+                <w:color w:val="2E2E2E"/>
                 <w:sz w:val="17"/>
                 <w:szCs w:val="17"/>
               </w:rPr>
@@ -10348,7 +10388,7 @@
                 <w:rFonts w:ascii="Calibri" w:cs="Calibri" w:eastAsia="Calibri" w:hAnsi="Calibri"/>
                 <w:b w:val="false"/>
                 <w:bCs w:val="false"/>
-                <w:color w:val="333A40"/>
+                <w:color w:val="2E2E2E"/>
                 <w:sz w:val="17"/>
                 <w:szCs w:val="17"/>
               </w:rPr>
@@ -10376,7 +10416,7 @@
                 <w:rFonts w:ascii="Calibri" w:cs="Calibri" w:eastAsia="Calibri" w:hAnsi="Calibri"/>
                 <w:b w:val="false"/>
                 <w:bCs w:val="false"/>
-                <w:color w:val="333A40"/>
+                <w:color w:val="2E2E2E"/>
                 <w:sz w:val="17"/>
                 <w:szCs w:val="17"/>
               </w:rPr>
@@ -10404,7 +10444,7 @@
                 <w:rFonts w:ascii="Calibri" w:cs="Calibri" w:eastAsia="Calibri" w:hAnsi="Calibri"/>
                 <w:b w:val="false"/>
                 <w:bCs w:val="false"/>
-                <w:color w:val="333A40"/>
+                <w:color w:val="2E2E2E"/>
                 <w:sz w:val="17"/>
                 <w:szCs w:val="17"/>
               </w:rPr>
@@ -10437,7 +10477,7 @@
                 <w:rFonts w:ascii="Calibri" w:cs="Calibri" w:eastAsia="Calibri" w:hAnsi="Calibri"/>
                 <w:b/>
                 <w:bCs/>
-                <w:color w:val="333A40"/>
+                <w:color w:val="2E2E2E"/>
                 <w:sz w:val="17"/>
                 <w:szCs w:val="17"/>
               </w:rPr>
@@ -10465,7 +10505,7 @@
                 <w:rFonts w:ascii="Calibri" w:cs="Calibri" w:eastAsia="Calibri" w:hAnsi="Calibri"/>
                 <w:b w:val="false"/>
                 <w:bCs w:val="false"/>
-                <w:color w:val="333A40"/>
+                <w:color w:val="2E2E2E"/>
                 <w:sz w:val="17"/>
                 <w:szCs w:val="17"/>
               </w:rPr>
@@ -10493,7 +10533,7 @@
                 <w:rFonts w:ascii="Calibri" w:cs="Calibri" w:eastAsia="Calibri" w:hAnsi="Calibri"/>
                 <w:b w:val="false"/>
                 <w:bCs w:val="false"/>
-                <w:color w:val="333A40"/>
+                <w:color w:val="2E2E2E"/>
                 <w:sz w:val="17"/>
                 <w:szCs w:val="17"/>
               </w:rPr>
@@ -10521,7 +10561,7 @@
                 <w:rFonts w:ascii="Calibri" w:cs="Calibri" w:eastAsia="Calibri" w:hAnsi="Calibri"/>
                 <w:b w:val="false"/>
                 <w:bCs w:val="false"/>
-                <w:color w:val="333A40"/>
+                <w:color w:val="2E2E2E"/>
                 <w:sz w:val="17"/>
                 <w:szCs w:val="17"/>
               </w:rPr>
@@ -10554,7 +10594,7 @@
                 <w:rFonts w:ascii="Calibri" w:cs="Calibri" w:eastAsia="Calibri" w:hAnsi="Calibri"/>
                 <w:b/>
                 <w:bCs/>
-                <w:color w:val="333A40"/>
+                <w:color w:val="2E2E2E"/>
                 <w:sz w:val="17"/>
                 <w:szCs w:val="17"/>
               </w:rPr>
@@ -10582,7 +10622,7 @@
                 <w:rFonts w:ascii="Calibri" w:cs="Calibri" w:eastAsia="Calibri" w:hAnsi="Calibri"/>
                 <w:b w:val="false"/>
                 <w:bCs w:val="false"/>
-                <w:color w:val="333A40"/>
+                <w:color w:val="2E2E2E"/>
                 <w:sz w:val="17"/>
                 <w:szCs w:val="17"/>
               </w:rPr>
@@ -10610,7 +10650,7 @@
                 <w:rFonts w:ascii="Calibri" w:cs="Calibri" w:eastAsia="Calibri" w:hAnsi="Calibri"/>
                 <w:b w:val="false"/>
                 <w:bCs w:val="false"/>
-                <w:color w:val="333A40"/>
+                <w:color w:val="2E2E2E"/>
                 <w:sz w:val="17"/>
                 <w:szCs w:val="17"/>
               </w:rPr>
@@ -10638,7 +10678,7 @@
                 <w:rFonts w:ascii="Calibri" w:cs="Calibri" w:eastAsia="Calibri" w:hAnsi="Calibri"/>
                 <w:b w:val="false"/>
                 <w:bCs w:val="false"/>
-                <w:color w:val="333A40"/>
+                <w:color w:val="2E2E2E"/>
                 <w:sz w:val="17"/>
                 <w:szCs w:val="17"/>
               </w:rPr>
@@ -10655,7 +10695,7 @@
       <w:r>
         <w:rPr>
           <w:rFonts w:ascii="Calibri" w:cs="Calibri" w:eastAsia="Calibri" w:hAnsi="Calibri"/>
-          <w:color w:val="6B7280"/>
+          <w:color w:val="6E6E6E"/>
           <w:sz w:val="18"/>
           <w:szCs w:val="18"/>
         </w:rPr>
@@ -10675,12 +10715,12 @@
       <w:tblPr>
         <w:tblW w:type="dxa" w:w="9500"/>
         <w:tblBorders>
-          <w:top w:val="single" w:color="D9DCE1" w:sz="4"/>
-          <w:left w:val="single" w:color="D9DCE1" w:sz="4"/>
-          <w:bottom w:val="single" w:color="D9DCE1" w:sz="4"/>
-          <w:right w:val="single" w:color="D9DCE1" w:sz="4"/>
-          <w:insideH w:val="single" w:color="D9DCE1" w:sz="4"/>
-          <w:insideV w:val="single" w:color="D9DCE1" w:sz="4"/>
+          <w:top w:val="single" w:color="DDDBD8" w:sz="4"/>
+          <w:left w:val="single" w:color="DDDBD8" w:sz="4"/>
+          <w:bottom w:val="single" w:color="DDDBD8" w:sz="4"/>
+          <w:right w:val="single" w:color="DDDBD8" w:sz="4"/>
+          <w:insideH w:val="single" w:color="DDDBD8" w:sz="4"/>
+          <w:insideV w:val="single" w:color="DDDBD8" w:sz="4"/>
         </w:tblBorders>
         <w:tblLayout w:type="fixed"/>
       </w:tblPr>
@@ -10698,7 +10738,7 @@
         <w:tc>
           <w:tcPr>
             <w:tcW w:type="dxa" w:w="2100"/>
-            <w:shd w:fill="1B2A4A" w:color="auto" w:val="clear"/>
+            <w:shd w:fill="262626" w:color="auto" w:val="clear"/>
             <w:tcMar>
               <w:top w:type="dxa" w:w="70"/>
               <w:left w:type="dxa" w:w="110"/>
@@ -10727,7 +10767,7 @@
         <w:tc>
           <w:tcPr>
             <w:tcW w:type="dxa" w:w="2700"/>
-            <w:shd w:fill="1B2A4A" w:color="auto" w:val="clear"/>
+            <w:shd w:fill="262626" w:color="auto" w:val="clear"/>
             <w:tcMar>
               <w:top w:type="dxa" w:w="70"/>
               <w:left w:type="dxa" w:w="110"/>
@@ -10756,7 +10796,7 @@
         <w:tc>
           <w:tcPr>
             <w:tcW w:type="dxa" w:w="1400"/>
-            <w:shd w:fill="1B2A4A" w:color="auto" w:val="clear"/>
+            <w:shd w:fill="262626" w:color="auto" w:val="clear"/>
             <w:tcMar>
               <w:top w:type="dxa" w:w="70"/>
               <w:left w:type="dxa" w:w="110"/>
@@ -10785,7 +10825,7 @@
         <w:tc>
           <w:tcPr>
             <w:tcW w:type="dxa" w:w="3300"/>
-            <w:shd w:fill="1B2A4A" w:color="auto" w:val="clear"/>
+            <w:shd w:fill="262626" w:color="auto" w:val="clear"/>
             <w:tcMar>
               <w:top w:type="dxa" w:w="70"/>
               <w:left w:type="dxa" w:w="110"/>
@@ -10836,7 +10876,7 @@
                 <w:rFonts w:ascii="Calibri" w:cs="Calibri" w:eastAsia="Calibri" w:hAnsi="Calibri"/>
                 <w:b/>
                 <w:bCs/>
-                <w:color w:val="333A40"/>
+                <w:color w:val="2E2E2E"/>
                 <w:sz w:val="17"/>
                 <w:szCs w:val="17"/>
               </w:rPr>
@@ -10864,7 +10904,7 @@
                 <w:rFonts w:ascii="Calibri" w:cs="Calibri" w:eastAsia="Calibri" w:hAnsi="Calibri"/>
                 <w:b w:val="false"/>
                 <w:bCs w:val="false"/>
-                <w:color w:val="333A40"/>
+                <w:color w:val="2E2E2E"/>
                 <w:sz w:val="17"/>
                 <w:szCs w:val="17"/>
               </w:rPr>
@@ -10892,7 +10932,7 @@
                 <w:rFonts w:ascii="Calibri" w:cs="Calibri" w:eastAsia="Calibri" w:hAnsi="Calibri"/>
                 <w:b w:val="false"/>
                 <w:bCs w:val="false"/>
-                <w:color w:val="333A40"/>
+                <w:color w:val="2E2E2E"/>
                 <w:sz w:val="17"/>
                 <w:szCs w:val="17"/>
               </w:rPr>
@@ -10920,7 +10960,7 @@
                 <w:rFonts w:ascii="Calibri" w:cs="Calibri" w:eastAsia="Calibri" w:hAnsi="Calibri"/>
                 <w:b w:val="false"/>
                 <w:bCs w:val="false"/>
-                <w:color w:val="333A40"/>
+                <w:color w:val="2E2E2E"/>
                 <w:sz w:val="17"/>
                 <w:szCs w:val="17"/>
               </w:rPr>
@@ -10953,7 +10993,7 @@
                 <w:rFonts w:ascii="Calibri" w:cs="Calibri" w:eastAsia="Calibri" w:hAnsi="Calibri"/>
                 <w:b/>
                 <w:bCs/>
-                <w:color w:val="333A40"/>
+                <w:color w:val="2E2E2E"/>
                 <w:sz w:val="17"/>
                 <w:szCs w:val="17"/>
               </w:rPr>
@@ -10981,7 +11021,7 @@
                 <w:rFonts w:ascii="Calibri" w:cs="Calibri" w:eastAsia="Calibri" w:hAnsi="Calibri"/>
                 <w:b w:val="false"/>
                 <w:bCs w:val="false"/>
-                <w:color w:val="333A40"/>
+                <w:color w:val="2E2E2E"/>
                 <w:sz w:val="17"/>
                 <w:szCs w:val="17"/>
               </w:rPr>
@@ -11009,7 +11049,7 @@
                 <w:rFonts w:ascii="Calibri" w:cs="Calibri" w:eastAsia="Calibri" w:hAnsi="Calibri"/>
                 <w:b w:val="false"/>
                 <w:bCs w:val="false"/>
-                <w:color w:val="333A40"/>
+                <w:color w:val="2E2E2E"/>
                 <w:sz w:val="17"/>
                 <w:szCs w:val="17"/>
               </w:rPr>
@@ -11037,7 +11077,7 @@
                 <w:rFonts w:ascii="Calibri" w:cs="Calibri" w:eastAsia="Calibri" w:hAnsi="Calibri"/>
                 <w:b w:val="false"/>
                 <w:bCs w:val="false"/>
-                <w:color w:val="333A40"/>
+                <w:color w:val="2E2E2E"/>
                 <w:sz w:val="17"/>
                 <w:szCs w:val="17"/>
               </w:rPr>
@@ -11070,7 +11110,7 @@
                 <w:rFonts w:ascii="Calibri" w:cs="Calibri" w:eastAsia="Calibri" w:hAnsi="Calibri"/>
                 <w:b/>
                 <w:bCs/>
-                <w:color w:val="333A40"/>
+                <w:color w:val="2E2E2E"/>
                 <w:sz w:val="17"/>
                 <w:szCs w:val="17"/>
               </w:rPr>
@@ -11098,7 +11138,7 @@
                 <w:rFonts w:ascii="Calibri" w:cs="Calibri" w:eastAsia="Calibri" w:hAnsi="Calibri"/>
                 <w:b w:val="false"/>
                 <w:bCs w:val="false"/>
-                <w:color w:val="333A40"/>
+                <w:color w:val="2E2E2E"/>
                 <w:sz w:val="17"/>
                 <w:szCs w:val="17"/>
               </w:rPr>
@@ -11126,7 +11166,7 @@
                 <w:rFonts w:ascii="Calibri" w:cs="Calibri" w:eastAsia="Calibri" w:hAnsi="Calibri"/>
                 <w:b w:val="false"/>
                 <w:bCs w:val="false"/>
-                <w:color w:val="333A40"/>
+                <w:color w:val="2E2E2E"/>
                 <w:sz w:val="17"/>
                 <w:szCs w:val="17"/>
               </w:rPr>
@@ -11154,7 +11194,7 @@
                 <w:rFonts w:ascii="Calibri" w:cs="Calibri" w:eastAsia="Calibri" w:hAnsi="Calibri"/>
                 <w:b w:val="false"/>
                 <w:bCs w:val="false"/>
-                <w:color w:val="333A40"/>
+                <w:color w:val="2E2E2E"/>
                 <w:sz w:val="17"/>
                 <w:szCs w:val="17"/>
               </w:rPr>
@@ -11171,7 +11211,7 @@
       <w:r>
         <w:rPr>
           <w:rFonts w:ascii="Calibri" w:cs="Calibri" w:eastAsia="Calibri" w:hAnsi="Calibri"/>
-          <w:color w:val="6B7280"/>
+          <w:color w:val="6E6E6E"/>
           <w:sz w:val="18"/>
           <w:szCs w:val="18"/>
         </w:rPr>
@@ -11195,7 +11235,7 @@
       <w:r>
         <w:rPr>
           <w:rFonts w:ascii="Calibri" w:cs="Calibri" w:eastAsia="Calibri" w:hAnsi="Calibri"/>
-          <w:color w:val="333A40"/>
+          <w:color w:val="2E2E2E"/>
           <w:sz w:val="18"/>
           <w:szCs w:val="18"/>
         </w:rPr>
@@ -11206,12 +11246,12 @@
       <w:tblPr>
         <w:tblW w:type="dxa" w:w="9500"/>
         <w:tblBorders>
-          <w:top w:val="single" w:color="D9DCE1" w:sz="4"/>
-          <w:left w:val="single" w:color="D9DCE1" w:sz="4"/>
-          <w:bottom w:val="single" w:color="D9DCE1" w:sz="4"/>
-          <w:right w:val="single" w:color="D9DCE1" w:sz="4"/>
-          <w:insideH w:val="single" w:color="D9DCE1" w:sz="4"/>
-          <w:insideV w:val="single" w:color="D9DCE1" w:sz="4"/>
+          <w:top w:val="single" w:color="DDDBD8" w:sz="4"/>
+          <w:left w:val="single" w:color="DDDBD8" w:sz="4"/>
+          <w:bottom w:val="single" w:color="DDDBD8" w:sz="4"/>
+          <w:right w:val="single" w:color="DDDBD8" w:sz="4"/>
+          <w:insideH w:val="single" w:color="DDDBD8" w:sz="4"/>
+          <w:insideV w:val="single" w:color="DDDBD8" w:sz="4"/>
         </w:tblBorders>
         <w:tblLayout w:type="fixed"/>
       </w:tblPr>
@@ -11230,7 +11270,7 @@
         <w:tc>
           <w:tcPr>
             <w:tcW w:type="dxa" w:w="420"/>
-            <w:shd w:fill="1B2A4A" w:color="auto" w:val="clear"/>
+            <w:shd w:fill="262626" w:color="auto" w:val="clear"/>
             <w:tcMar>
               <w:top w:type="dxa" w:w="70"/>
               <w:left w:type="dxa" w:w="110"/>
@@ -11259,7 +11299,7 @@
         <w:tc>
           <w:tcPr>
             <w:tcW w:type="dxa" w:w="3880"/>
-            <w:shd w:fill="1B2A4A" w:color="auto" w:val="clear"/>
+            <w:shd w:fill="262626" w:color="auto" w:val="clear"/>
             <w:tcMar>
               <w:top w:type="dxa" w:w="70"/>
               <w:left w:type="dxa" w:w="110"/>
@@ -11288,7 +11328,7 @@
         <w:tc>
           <w:tcPr>
             <w:tcW w:type="dxa" w:w="620"/>
-            <w:shd w:fill="1B2A4A" w:color="auto" w:val="clear"/>
+            <w:shd w:fill="262626" w:color="auto" w:val="clear"/>
             <w:tcMar>
               <w:top w:type="dxa" w:w="70"/>
               <w:left w:type="dxa" w:w="110"/>
@@ -11317,7 +11357,7 @@
         <w:tc>
           <w:tcPr>
             <w:tcW w:type="dxa" w:w="1580"/>
-            <w:shd w:fill="1B2A4A" w:color="auto" w:val="clear"/>
+            <w:shd w:fill="262626" w:color="auto" w:val="clear"/>
             <w:tcMar>
               <w:top w:type="dxa" w:w="70"/>
               <w:left w:type="dxa" w:w="110"/>
@@ -11346,7 +11386,7 @@
         <w:tc>
           <w:tcPr>
             <w:tcW w:type="dxa" w:w="3000"/>
-            <w:shd w:fill="1B2A4A" w:color="auto" w:val="clear"/>
+            <w:shd w:fill="262626" w:color="auto" w:val="clear"/>
             <w:tcMar>
               <w:top w:type="dxa" w:w="70"/>
               <w:left w:type="dxa" w:w="110"/>
@@ -11396,7 +11436,7 @@
             <w:r>
               <w:rPr>
                 <w:rFonts w:ascii="Calibri" w:cs="Calibri" w:eastAsia="Calibri" w:hAnsi="Calibri"/>
-                <w:color w:val="333A40"/>
+                <w:color w:val="2E2E2E"/>
                 <w:sz w:val="17"/>
                 <w:szCs w:val="17"/>
               </w:rPr>
@@ -11422,7 +11462,7 @@
             <w:r>
               <w:rPr>
                 <w:rFonts w:ascii="Consolas" w:cs="Consolas" w:eastAsia="Consolas" w:hAnsi="Consolas"/>
-                <w:color w:val="333A40"/>
+                <w:color w:val="2E2E2E"/>
                 <w:sz w:val="17"/>
                 <w:szCs w:val="17"/>
               </w:rPr>
@@ -11449,7 +11489,7 @@
             <w:r>
               <w:rPr>
                 <w:rFonts w:ascii="Calibri" w:cs="Calibri" w:eastAsia="Calibri" w:hAnsi="Calibri"/>
-                <w:color w:val="333A40"/>
+                <w:color w:val="2E2E2E"/>
                 <w:sz w:val="17"/>
                 <w:szCs w:val="17"/>
               </w:rPr>
@@ -11475,7 +11515,7 @@
             <w:r>
               <w:rPr>
                 <w:rFonts w:ascii="Calibri" w:cs="Calibri" w:eastAsia="Calibri" w:hAnsi="Calibri"/>
-                <w:color w:val="333A40"/>
+                <w:color w:val="2E2E2E"/>
                 <w:sz w:val="17"/>
                 <w:szCs w:val="17"/>
               </w:rPr>
@@ -11501,7 +11541,7 @@
             <w:r>
               <w:rPr>
                 <w:rFonts w:ascii="Calibri" w:cs="Calibri" w:eastAsia="Calibri" w:hAnsi="Calibri"/>
-                <w:color w:val="333A40"/>
+                <w:color w:val="2E2E2E"/>
                 <w:sz w:val="17"/>
                 <w:szCs w:val="17"/>
               </w:rPr>
@@ -11533,7 +11573,7 @@
             <w:r>
               <w:rPr>
                 <w:rFonts w:ascii="Calibri" w:cs="Calibri" w:eastAsia="Calibri" w:hAnsi="Calibri"/>
-                <w:color w:val="333A40"/>
+                <w:color w:val="2E2E2E"/>
                 <w:sz w:val="17"/>
                 <w:szCs w:val="17"/>
               </w:rPr>
@@ -11559,7 +11599,7 @@
             <w:r>
               <w:rPr>
                 <w:rFonts w:ascii="Consolas" w:cs="Consolas" w:eastAsia="Consolas" w:hAnsi="Consolas"/>
-                <w:color w:val="333A40"/>
+                <w:color w:val="2E2E2E"/>
                 <w:sz w:val="17"/>
                 <w:szCs w:val="17"/>
               </w:rPr>
@@ -11586,7 +11626,7 @@
             <w:r>
               <w:rPr>
                 <w:rFonts w:ascii="Calibri" w:cs="Calibri" w:eastAsia="Calibri" w:hAnsi="Calibri"/>
-                <w:color w:val="333A40"/>
+                <w:color w:val="2E2E2E"/>
                 <w:sz w:val="17"/>
                 <w:szCs w:val="17"/>
               </w:rPr>
@@ -11612,7 +11652,7 @@
             <w:r>
               <w:rPr>
                 <w:rFonts w:ascii="Calibri" w:cs="Calibri" w:eastAsia="Calibri" w:hAnsi="Calibri"/>
-                <w:color w:val="333A40"/>
+                <w:color w:val="2E2E2E"/>
                 <w:sz w:val="17"/>
                 <w:szCs w:val="17"/>
               </w:rPr>
@@ -11638,7 +11678,7 @@
             <w:r>
               <w:rPr>
                 <w:rFonts w:ascii="Calibri" w:cs="Calibri" w:eastAsia="Calibri" w:hAnsi="Calibri"/>
-                <w:color w:val="333A40"/>
+                <w:color w:val="2E2E2E"/>
                 <w:sz w:val="17"/>
                 <w:szCs w:val="17"/>
               </w:rPr>
@@ -11670,7 +11710,7 @@
             <w:r>
               <w:rPr>
                 <w:rFonts w:ascii="Calibri" w:cs="Calibri" w:eastAsia="Calibri" w:hAnsi="Calibri"/>
-                <w:color w:val="333A40"/>
+                <w:color w:val="2E2E2E"/>
                 <w:sz w:val="17"/>
                 <w:szCs w:val="17"/>
               </w:rPr>
@@ -11696,7 +11736,7 @@
             <w:r>
               <w:rPr>
                 <w:rFonts w:ascii="Consolas" w:cs="Consolas" w:eastAsia="Consolas" w:hAnsi="Consolas"/>
-                <w:color w:val="333A40"/>
+                <w:color w:val="2E2E2E"/>
                 <w:sz w:val="17"/>
                 <w:szCs w:val="17"/>
               </w:rPr>
@@ -11723,7 +11763,7 @@
             <w:r>
               <w:rPr>
                 <w:rFonts w:ascii="Calibri" w:cs="Calibri" w:eastAsia="Calibri" w:hAnsi="Calibri"/>
-                <w:color w:val="333A40"/>
+                <w:color w:val="2E2E2E"/>
                 <w:sz w:val="17"/>
                 <w:szCs w:val="17"/>
               </w:rPr>
@@ -11749,7 +11789,7 @@
             <w:r>
               <w:rPr>
                 <w:rFonts w:ascii="Calibri" w:cs="Calibri" w:eastAsia="Calibri" w:hAnsi="Calibri"/>
-                <w:color w:val="333A40"/>
+                <w:color w:val="2E2E2E"/>
                 <w:sz w:val="17"/>
                 <w:szCs w:val="17"/>
               </w:rPr>
@@ -11775,7 +11815,7 @@
             <w:r>
               <w:rPr>
                 <w:rFonts w:ascii="Calibri" w:cs="Calibri" w:eastAsia="Calibri" w:hAnsi="Calibri"/>
-                <w:color w:val="333A40"/>
+                <w:color w:val="2E2E2E"/>
                 <w:sz w:val="17"/>
                 <w:szCs w:val="17"/>
               </w:rPr>
@@ -11807,7 +11847,7 @@
             <w:r>
               <w:rPr>
                 <w:rFonts w:ascii="Calibri" w:cs="Calibri" w:eastAsia="Calibri" w:hAnsi="Calibri"/>
-                <w:color w:val="333A40"/>
+                <w:color w:val="2E2E2E"/>
                 <w:sz w:val="17"/>
                 <w:szCs w:val="17"/>
               </w:rPr>
@@ -11833,7 +11873,7 @@
             <w:r>
               <w:rPr>
                 <w:rFonts w:ascii="Consolas" w:cs="Consolas" w:eastAsia="Consolas" w:hAnsi="Consolas"/>
-                <w:color w:val="333A40"/>
+                <w:color w:val="2E2E2E"/>
                 <w:sz w:val="17"/>
                 <w:szCs w:val="17"/>
               </w:rPr>
@@ -11860,7 +11900,7 @@
             <w:r>
               <w:rPr>
                 <w:rFonts w:ascii="Calibri" w:cs="Calibri" w:eastAsia="Calibri" w:hAnsi="Calibri"/>
-                <w:color w:val="333A40"/>
+                <w:color w:val="2E2E2E"/>
                 <w:sz w:val="17"/>
                 <w:szCs w:val="17"/>
               </w:rPr>
@@ -11886,7 +11926,7 @@
             <w:r>
               <w:rPr>
                 <w:rFonts w:ascii="Calibri" w:cs="Calibri" w:eastAsia="Calibri" w:hAnsi="Calibri"/>
-                <w:color w:val="333A40"/>
+                <w:color w:val="2E2E2E"/>
                 <w:sz w:val="17"/>
                 <w:szCs w:val="17"/>
               </w:rPr>
@@ -11912,7 +11952,7 @@
             <w:r>
               <w:rPr>
                 <w:rFonts w:ascii="Calibri" w:cs="Calibri" w:eastAsia="Calibri" w:hAnsi="Calibri"/>
-                <w:color w:val="333A40"/>
+                <w:color w:val="2E2E2E"/>
                 <w:sz w:val="17"/>
                 <w:szCs w:val="17"/>
               </w:rPr>
@@ -11944,7 +11984,7 @@
             <w:r>
               <w:rPr>
                 <w:rFonts w:ascii="Calibri" w:cs="Calibri" w:eastAsia="Calibri" w:hAnsi="Calibri"/>
-                <w:color w:val="333A40"/>
+                <w:color w:val="2E2E2E"/>
                 <w:sz w:val="17"/>
                 <w:szCs w:val="17"/>
               </w:rPr>
@@ -11970,7 +12010,7 @@
             <w:r>
               <w:rPr>
                 <w:rFonts w:ascii="Consolas" w:cs="Consolas" w:eastAsia="Consolas" w:hAnsi="Consolas"/>
-                <w:color w:val="333A40"/>
+                <w:color w:val="2E2E2E"/>
                 <w:sz w:val="17"/>
                 <w:szCs w:val="17"/>
               </w:rPr>
@@ -11997,7 +12037,7 @@
             <w:r>
               <w:rPr>
                 <w:rFonts w:ascii="Calibri" w:cs="Calibri" w:eastAsia="Calibri" w:hAnsi="Calibri"/>
-                <w:color w:val="333A40"/>
+                <w:color w:val="2E2E2E"/>
                 <w:sz w:val="17"/>
                 <w:szCs w:val="17"/>
               </w:rPr>
@@ -12023,7 +12063,7 @@
             <w:r>
               <w:rPr>
                 <w:rFonts w:ascii="Calibri" w:cs="Calibri" w:eastAsia="Calibri" w:hAnsi="Calibri"/>
-                <w:color w:val="333A40"/>
+                <w:color w:val="2E2E2E"/>
                 <w:sz w:val="17"/>
                 <w:szCs w:val="17"/>
               </w:rPr>
@@ -12049,7 +12089,7 @@
             <w:r>
               <w:rPr>
                 <w:rFonts w:ascii="Calibri" w:cs="Calibri" w:eastAsia="Calibri" w:hAnsi="Calibri"/>
-                <w:color w:val="333A40"/>
+                <w:color w:val="2E2E2E"/>
                 <w:sz w:val="17"/>
                 <w:szCs w:val="17"/>
               </w:rPr>
@@ -12081,7 +12121,7 @@
             <w:r>
               <w:rPr>
                 <w:rFonts w:ascii="Calibri" w:cs="Calibri" w:eastAsia="Calibri" w:hAnsi="Calibri"/>
-                <w:color w:val="333A40"/>
+                <w:color w:val="2E2E2E"/>
                 <w:sz w:val="17"/>
                 <w:szCs w:val="17"/>
               </w:rPr>
@@ -12107,7 +12147,7 @@
             <w:r>
               <w:rPr>
                 <w:rFonts w:ascii="Consolas" w:cs="Consolas" w:eastAsia="Consolas" w:hAnsi="Consolas"/>
-                <w:color w:val="333A40"/>
+                <w:color w:val="2E2E2E"/>
                 <w:sz w:val="17"/>
                 <w:szCs w:val="17"/>
               </w:rPr>
@@ -12134,7 +12174,7 @@
             <w:r>
               <w:rPr>
                 <w:rFonts w:ascii="Calibri" w:cs="Calibri" w:eastAsia="Calibri" w:hAnsi="Calibri"/>
-                <w:color w:val="333A40"/>
+                <w:color w:val="2E2E2E"/>
                 <w:sz w:val="17"/>
                 <w:szCs w:val="17"/>
               </w:rPr>
@@ -12160,7 +12200,7 @@
             <w:r>
               <w:rPr>
                 <w:rFonts w:ascii="Calibri" w:cs="Calibri" w:eastAsia="Calibri" w:hAnsi="Calibri"/>
-                <w:color w:val="333A40"/>
+                <w:color w:val="2E2E2E"/>
                 <w:sz w:val="17"/>
                 <w:szCs w:val="17"/>
               </w:rPr>
@@ -12186,7 +12226,7 @@
             <w:r>
               <w:rPr>
                 <w:rFonts w:ascii="Calibri" w:cs="Calibri" w:eastAsia="Calibri" w:hAnsi="Calibri"/>
-                <w:color w:val="333A40"/>
+                <w:color w:val="2E2E2E"/>
                 <w:sz w:val="17"/>
                 <w:szCs w:val="17"/>
               </w:rPr>
@@ -12218,7 +12258,7 @@
             <w:r>
               <w:rPr>
                 <w:rFonts w:ascii="Calibri" w:cs="Calibri" w:eastAsia="Calibri" w:hAnsi="Calibri"/>
-                <w:color w:val="333A40"/>
+                <w:color w:val="2E2E2E"/>
                 <w:sz w:val="17"/>
                 <w:szCs w:val="17"/>
               </w:rPr>
@@ -12244,7 +12284,7 @@
             <w:r>
               <w:rPr>
                 <w:rFonts w:ascii="Consolas" w:cs="Consolas" w:eastAsia="Consolas" w:hAnsi="Consolas"/>
-                <w:color w:val="333A40"/>
+                <w:color w:val="2E2E2E"/>
                 <w:sz w:val="17"/>
                 <w:szCs w:val="17"/>
               </w:rPr>
@@ -12271,7 +12311,7 @@
             <w:r>
               <w:rPr>
                 <w:rFonts w:ascii="Calibri" w:cs="Calibri" w:eastAsia="Calibri" w:hAnsi="Calibri"/>
-                <w:color w:val="333A40"/>
+                <w:color w:val="2E2E2E"/>
                 <w:sz w:val="17"/>
                 <w:szCs w:val="17"/>
               </w:rPr>
@@ -12297,7 +12337,7 @@
             <w:r>
               <w:rPr>
                 <w:rFonts w:ascii="Calibri" w:cs="Calibri" w:eastAsia="Calibri" w:hAnsi="Calibri"/>
-                <w:color w:val="333A40"/>
+                <w:color w:val="2E2E2E"/>
                 <w:sz w:val="17"/>
                 <w:szCs w:val="17"/>
               </w:rPr>
@@ -12323,7 +12363,7 @@
             <w:r>
               <w:rPr>
                 <w:rFonts w:ascii="Calibri" w:cs="Calibri" w:eastAsia="Calibri" w:hAnsi="Calibri"/>
-                <w:color w:val="333A40"/>
+                <w:color w:val="2E2E2E"/>
                 <w:sz w:val="17"/>
                 <w:szCs w:val="17"/>
               </w:rPr>
@@ -12352,7 +12392,7 @@
           <w:rFonts w:ascii="Calibri" w:cs="Calibri" w:eastAsia="Calibri" w:hAnsi="Calibri"/>
           <w:i/>
           <w:iCs/>
-          <w:color w:val="6B7280"/>
+          <w:color w:val="6E6E6E"/>
           <w:sz w:val="24"/>
           <w:szCs w:val="24"/>
         </w:rPr>
@@ -12373,7 +12413,7 @@
         <w:tblW w:type="dxa" w:w="9500"/>
         <w:tblBorders>
           <w:top w:val="none" w:color="FFFFFF" w:sz="0"/>
-          <w:left w:val="single" w:color="B08D57" w:sz="18"/>
+          <w:left w:val="single" w:color="C8731F" w:sz="18"/>
           <w:bottom w:val="none" w:color="FFFFFF" w:sz="0"/>
           <w:right w:val="none" w:color="FFFFFF" w:sz="0"/>
           <w:insideH w:val="none" w:color="FFFFFF" w:sz="0"/>
@@ -12393,11 +12433,11 @@
             <w:tcW w:type="dxa" w:w="9500"/>
             <w:tcBorders>
               <w:top w:val="none" w:color="FFFFFF" w:sz="0"/>
-              <w:left w:val="single" w:color="B08D57" w:sz="18"/>
+              <w:left w:val="single" w:color="C8731F" w:sz="18"/>
               <w:bottom w:val="none" w:color="FFFFFF" w:sz="0"/>
               <w:right w:val="none" w:color="FFFFFF" w:sz="0"/>
             </w:tcBorders>
-            <w:shd w:fill="F4F2EE" w:color="auto" w:val="clear"/>
+            <w:shd w:fill="FBF3EA" w:color="auto" w:val="clear"/>
             <w:tcMar>
               <w:top w:type="dxa" w:w="140"/>
               <w:left w:type="dxa" w:w="220"/>
@@ -12415,7 +12455,7 @@
                 <w:rFonts w:ascii="Calibri" w:cs="Calibri" w:eastAsia="Calibri" w:hAnsi="Calibri"/>
                 <w:b/>
                 <w:bCs/>
-                <w:color w:val="B08D57"/>
+                <w:color w:val="C8731F"/>
                 <w:spacing w:val="30"/>
                 <w:sz w:val="15"/>
                 <w:szCs w:val="15"/>
@@ -12430,7 +12470,7 @@
             <w:r>
               <w:rPr>
                 <w:rFonts w:ascii="Calibri" w:cs="Calibri" w:eastAsia="Calibri" w:hAnsi="Calibri"/>
-                <w:color w:val="333A40"/>
+                <w:color w:val="2E2E2E"/>
                 <w:sz w:val="20"/>
                 <w:szCs w:val="20"/>
               </w:rPr>
@@ -12458,12 +12498,12 @@
       <w:tblPr>
         <w:tblW w:type="dxa" w:w="9500"/>
         <w:tblBorders>
-          <w:top w:val="single" w:color="D9DCE1" w:sz="4"/>
-          <w:left w:val="single" w:color="D9DCE1" w:sz="4"/>
-          <w:bottom w:val="single" w:color="D9DCE1" w:sz="4"/>
-          <w:right w:val="single" w:color="D9DCE1" w:sz="4"/>
-          <w:insideH w:val="single" w:color="D9DCE1" w:sz="4"/>
-          <w:insideV w:val="single" w:color="D9DCE1" w:sz="4"/>
+          <w:top w:val="single" w:color="DDDBD8" w:sz="4"/>
+          <w:left w:val="single" w:color="DDDBD8" w:sz="4"/>
+          <w:bottom w:val="single" w:color="DDDBD8" w:sz="4"/>
+          <w:right w:val="single" w:color="DDDBD8" w:sz="4"/>
+          <w:insideH w:val="single" w:color="DDDBD8" w:sz="4"/>
+          <w:insideV w:val="single" w:color="DDDBD8" w:sz="4"/>
         </w:tblBorders>
         <w:tblLayout w:type="fixed"/>
       </w:tblPr>
@@ -12478,7 +12518,7 @@
         <w:tc>
           <w:tcPr>
             <w:tcW w:type="dxa" w:w="2500"/>
-            <w:shd w:fill="E9EDF3" w:color="auto" w:val="clear"/>
+            <w:shd w:fill="F2F0ED" w:color="auto" w:val="clear"/>
             <w:tcMar>
               <w:top w:type="dxa" w:w="70"/>
               <w:left w:type="dxa" w:w="110"/>
@@ -12496,7 +12536,7 @@
                 <w:rFonts w:ascii="Calibri" w:cs="Calibri" w:eastAsia="Calibri" w:hAnsi="Calibri"/>
                 <w:b/>
                 <w:bCs/>
-                <w:color w:val="333A40"/>
+                <w:color w:val="2E2E2E"/>
                 <w:sz w:val="18"/>
                 <w:szCs w:val="18"/>
               </w:rPr>
@@ -12524,7 +12564,7 @@
                 <w:rFonts w:ascii="Calibri" w:cs="Calibri" w:eastAsia="Calibri" w:hAnsi="Calibri"/>
                 <w:b w:val="false"/>
                 <w:bCs w:val="false"/>
-                <w:color w:val="333A40"/>
+                <w:color w:val="2E2E2E"/>
                 <w:sz w:val="18"/>
                 <w:szCs w:val="18"/>
               </w:rPr>
@@ -12540,7 +12580,7 @@
         <w:tc>
           <w:tcPr>
             <w:tcW w:type="dxa" w:w="2500"/>
-            <w:shd w:fill="E9EDF3" w:color="auto" w:val="clear"/>
+            <w:shd w:fill="F2F0ED" w:color="auto" w:val="clear"/>
             <w:tcMar>
               <w:top w:type="dxa" w:w="70"/>
               <w:left w:type="dxa" w:w="110"/>
@@ -12558,7 +12598,7 @@
                 <w:rFonts w:ascii="Calibri" w:cs="Calibri" w:eastAsia="Calibri" w:hAnsi="Calibri"/>
                 <w:b/>
                 <w:bCs/>
-                <w:color w:val="333A40"/>
+                <w:color w:val="2E2E2E"/>
                 <w:sz w:val="18"/>
                 <w:szCs w:val="18"/>
               </w:rPr>
@@ -12586,7 +12626,7 @@
                 <w:rFonts w:ascii="Calibri" w:cs="Calibri" w:eastAsia="Calibri" w:hAnsi="Calibri"/>
                 <w:b w:val="false"/>
                 <w:bCs w:val="false"/>
-                <w:color w:val="333A40"/>
+                <w:color w:val="2E2E2E"/>
                 <w:sz w:val="18"/>
                 <w:szCs w:val="18"/>
               </w:rPr>
@@ -12602,7 +12642,7 @@
         <w:tc>
           <w:tcPr>
             <w:tcW w:type="dxa" w:w="2500"/>
-            <w:shd w:fill="E9EDF3" w:color="auto" w:val="clear"/>
+            <w:shd w:fill="F2F0ED" w:color="auto" w:val="clear"/>
             <w:tcMar>
               <w:top w:type="dxa" w:w="70"/>
               <w:left w:type="dxa" w:w="110"/>
@@ -12620,7 +12660,7 @@
                 <w:rFonts w:ascii="Calibri" w:cs="Calibri" w:eastAsia="Calibri" w:hAnsi="Calibri"/>
                 <w:b/>
                 <w:bCs/>
-                <w:color w:val="333A40"/>
+                <w:color w:val="2E2E2E"/>
                 <w:sz w:val="18"/>
                 <w:szCs w:val="18"/>
               </w:rPr>
@@ -12648,7 +12688,7 @@
                 <w:rFonts w:ascii="Calibri" w:cs="Calibri" w:eastAsia="Calibri" w:hAnsi="Calibri"/>
                 <w:b w:val="false"/>
                 <w:bCs w:val="false"/>
-                <w:color w:val="333A40"/>
+                <w:color w:val="2E2E2E"/>
                 <w:sz w:val="18"/>
                 <w:szCs w:val="18"/>
               </w:rPr>
@@ -12664,7 +12704,7 @@
         <w:tc>
           <w:tcPr>
             <w:tcW w:type="dxa" w:w="2500"/>
-            <w:shd w:fill="E9EDF3" w:color="auto" w:val="clear"/>
+            <w:shd w:fill="F2F0ED" w:color="auto" w:val="clear"/>
             <w:tcMar>
               <w:top w:type="dxa" w:w="70"/>
               <w:left w:type="dxa" w:w="110"/>
@@ -12682,7 +12722,7 @@
                 <w:rFonts w:ascii="Calibri" w:cs="Calibri" w:eastAsia="Calibri" w:hAnsi="Calibri"/>
                 <w:b/>
                 <w:bCs/>
-                <w:color w:val="333A40"/>
+                <w:color w:val="2E2E2E"/>
                 <w:sz w:val="18"/>
                 <w:szCs w:val="18"/>
               </w:rPr>
@@ -12710,7 +12750,7 @@
                 <w:rFonts w:ascii="Calibri" w:cs="Calibri" w:eastAsia="Calibri" w:hAnsi="Calibri"/>
                 <w:b w:val="false"/>
                 <w:bCs w:val="false"/>
-                <w:color w:val="333A40"/>
+                <w:color w:val="2E2E2E"/>
                 <w:sz w:val="18"/>
                 <w:szCs w:val="18"/>
               </w:rPr>
@@ -12726,7 +12766,7 @@
         <w:tc>
           <w:tcPr>
             <w:tcW w:type="dxa" w:w="2500"/>
-            <w:shd w:fill="E9EDF3" w:color="auto" w:val="clear"/>
+            <w:shd w:fill="F2F0ED" w:color="auto" w:val="clear"/>
             <w:tcMar>
               <w:top w:type="dxa" w:w="70"/>
               <w:left w:type="dxa" w:w="110"/>
@@ -12744,7 +12784,7 @@
                 <w:rFonts w:ascii="Calibri" w:cs="Calibri" w:eastAsia="Calibri" w:hAnsi="Calibri"/>
                 <w:b/>
                 <w:bCs/>
-                <w:color w:val="333A40"/>
+                <w:color w:val="2E2E2E"/>
                 <w:sz w:val="18"/>
                 <w:szCs w:val="18"/>
               </w:rPr>
@@ -12772,7 +12812,7 @@
                 <w:rFonts w:ascii="Calibri" w:cs="Calibri" w:eastAsia="Calibri" w:hAnsi="Calibri"/>
                 <w:b w:val="false"/>
                 <w:bCs w:val="false"/>
-                <w:color w:val="333A40"/>
+                <w:color w:val="2E2E2E"/>
                 <w:sz w:val="18"/>
                 <w:szCs w:val="18"/>
               </w:rPr>
@@ -12788,7 +12828,7 @@
         <w:tc>
           <w:tcPr>
             <w:tcW w:type="dxa" w:w="2500"/>
-            <w:shd w:fill="E9EDF3" w:color="auto" w:val="clear"/>
+            <w:shd w:fill="F2F0ED" w:color="auto" w:val="clear"/>
             <w:tcMar>
               <w:top w:type="dxa" w:w="70"/>
               <w:left w:type="dxa" w:w="110"/>
@@ -12806,7 +12846,7 @@
                 <w:rFonts w:ascii="Calibri" w:cs="Calibri" w:eastAsia="Calibri" w:hAnsi="Calibri"/>
                 <w:b/>
                 <w:bCs/>
-                <w:color w:val="333A40"/>
+                <w:color w:val="2E2E2E"/>
                 <w:sz w:val="18"/>
                 <w:szCs w:val="18"/>
               </w:rPr>
@@ -12834,7 +12874,7 @@
                 <w:rFonts w:ascii="Calibri" w:cs="Calibri" w:eastAsia="Calibri" w:hAnsi="Calibri"/>
                 <w:b w:val="false"/>
                 <w:bCs w:val="false"/>
-                <w:color w:val="333A40"/>
+                <w:color w:val="2E2E2E"/>
                 <w:sz w:val="18"/>
                 <w:szCs w:val="18"/>
               </w:rPr>
@@ -12850,7 +12890,7 @@
         <w:tc>
           <w:tcPr>
             <w:tcW w:type="dxa" w:w="2500"/>
-            <w:shd w:fill="E9EDF3" w:color="auto" w:val="clear"/>
+            <w:shd w:fill="F2F0ED" w:color="auto" w:val="clear"/>
             <w:tcMar>
               <w:top w:type="dxa" w:w="70"/>
               <w:left w:type="dxa" w:w="110"/>
@@ -12868,7 +12908,7 @@
                 <w:rFonts w:ascii="Calibri" w:cs="Calibri" w:eastAsia="Calibri" w:hAnsi="Calibri"/>
                 <w:b/>
                 <w:bCs/>
-                <w:color w:val="333A40"/>
+                <w:color w:val="2E2E2E"/>
                 <w:sz w:val="18"/>
                 <w:szCs w:val="18"/>
               </w:rPr>
@@ -12896,7 +12936,7 @@
                 <w:rFonts w:ascii="Calibri" w:cs="Calibri" w:eastAsia="Calibri" w:hAnsi="Calibri"/>
                 <w:b w:val="false"/>
                 <w:bCs w:val="false"/>
-                <w:color w:val="333A40"/>
+                <w:color w:val="2E2E2E"/>
                 <w:sz w:val="18"/>
                 <w:szCs w:val="18"/>
               </w:rPr>
@@ -12912,7 +12952,7 @@
         <w:tc>
           <w:tcPr>
             <w:tcW w:type="dxa" w:w="2500"/>
-            <w:shd w:fill="E9EDF3" w:color="auto" w:val="clear"/>
+            <w:shd w:fill="F2F0ED" w:color="auto" w:val="clear"/>
             <w:tcMar>
               <w:top w:type="dxa" w:w="70"/>
               <w:left w:type="dxa" w:w="110"/>
@@ -12930,7 +12970,7 @@
                 <w:rFonts w:ascii="Calibri" w:cs="Calibri" w:eastAsia="Calibri" w:hAnsi="Calibri"/>
                 <w:b/>
                 <w:bCs/>
-                <w:color w:val="333A40"/>
+                <w:color w:val="2E2E2E"/>
                 <w:sz w:val="18"/>
                 <w:szCs w:val="18"/>
               </w:rPr>
@@ -12958,7 +12998,7 @@
                 <w:rFonts w:ascii="Calibri" w:cs="Calibri" w:eastAsia="Calibri" w:hAnsi="Calibri"/>
                 <w:b w:val="false"/>
                 <w:bCs w:val="false"/>
-                <w:color w:val="333A40"/>
+                <w:color w:val="2E2E2E"/>
                 <w:sz w:val="18"/>
                 <w:szCs w:val="18"/>
               </w:rPr>
@@ -12982,12 +13022,12 @@
       <w:tblPr>
         <w:tblW w:type="dxa" w:w="9500"/>
         <w:tblBorders>
-          <w:top w:val="single" w:color="D9DCE1" w:sz="4"/>
-          <w:left w:val="single" w:color="D9DCE1" w:sz="4"/>
-          <w:bottom w:val="single" w:color="D9DCE1" w:sz="4"/>
-          <w:right w:val="single" w:color="D9DCE1" w:sz="4"/>
-          <w:insideH w:val="single" w:color="D9DCE1" w:sz="4"/>
-          <w:insideV w:val="single" w:color="D9DCE1" w:sz="4"/>
+          <w:top w:val="single" w:color="DDDBD8" w:sz="4"/>
+          <w:left w:val="single" w:color="DDDBD8" w:sz="4"/>
+          <w:bottom w:val="single" w:color="DDDBD8" w:sz="4"/>
+          <w:right w:val="single" w:color="DDDBD8" w:sz="4"/>
+          <w:insideH w:val="single" w:color="DDDBD8" w:sz="4"/>
+          <w:insideV w:val="single" w:color="DDDBD8" w:sz="4"/>
         </w:tblBorders>
         <w:tblLayout w:type="fixed"/>
       </w:tblPr>
@@ -13002,7 +13042,7 @@
         <w:tc>
           <w:tcPr>
             <w:tcW w:type="dxa" w:w="2500"/>
-            <w:shd w:fill="E9EDF3" w:color="auto" w:val="clear"/>
+            <w:shd w:fill="F2F0ED" w:color="auto" w:val="clear"/>
             <w:tcMar>
               <w:top w:type="dxa" w:w="70"/>
               <w:left w:type="dxa" w:w="110"/>
@@ -13020,7 +13060,7 @@
                 <w:rFonts w:ascii="Calibri" w:cs="Calibri" w:eastAsia="Calibri" w:hAnsi="Calibri"/>
                 <w:b/>
                 <w:bCs/>
-                <w:color w:val="333A40"/>
+                <w:color w:val="2E2E2E"/>
                 <w:sz w:val="18"/>
                 <w:szCs w:val="18"/>
               </w:rPr>
@@ -13048,7 +13088,7 @@
                 <w:rFonts w:ascii="Calibri" w:cs="Calibri" w:eastAsia="Calibri" w:hAnsi="Calibri"/>
                 <w:b w:val="false"/>
                 <w:bCs w:val="false"/>
-                <w:color w:val="333A40"/>
+                <w:color w:val="2E2E2E"/>
                 <w:sz w:val="18"/>
                 <w:szCs w:val="18"/>
               </w:rPr>
@@ -13064,7 +13104,7 @@
         <w:tc>
           <w:tcPr>
             <w:tcW w:type="dxa" w:w="2500"/>
-            <w:shd w:fill="E9EDF3" w:color="auto" w:val="clear"/>
+            <w:shd w:fill="F2F0ED" w:color="auto" w:val="clear"/>
             <w:tcMar>
               <w:top w:type="dxa" w:w="70"/>
               <w:left w:type="dxa" w:w="110"/>
@@ -13082,7 +13122,7 @@
                 <w:rFonts w:ascii="Calibri" w:cs="Calibri" w:eastAsia="Calibri" w:hAnsi="Calibri"/>
                 <w:b/>
                 <w:bCs/>
-                <w:color w:val="333A40"/>
+                <w:color w:val="2E2E2E"/>
                 <w:sz w:val="18"/>
                 <w:szCs w:val="18"/>
               </w:rPr>
@@ -13110,7 +13150,7 @@
                 <w:rFonts w:ascii="Calibri" w:cs="Calibri" w:eastAsia="Calibri" w:hAnsi="Calibri"/>
                 <w:b w:val="false"/>
                 <w:bCs w:val="false"/>
-                <w:color w:val="333A40"/>
+                <w:color w:val="2E2E2E"/>
                 <w:sz w:val="18"/>
                 <w:szCs w:val="18"/>
               </w:rPr>
@@ -13138,12 +13178,12 @@
       <w:tblPr>
         <w:tblW w:type="dxa" w:w="9500"/>
         <w:tblBorders>
-          <w:top w:val="single" w:color="D9DCE1" w:sz="4"/>
-          <w:left w:val="single" w:color="D9DCE1" w:sz="4"/>
-          <w:bottom w:val="single" w:color="D9DCE1" w:sz="4"/>
-          <w:right w:val="single" w:color="D9DCE1" w:sz="4"/>
-          <w:insideH w:val="single" w:color="D9DCE1" w:sz="4"/>
-          <w:insideV w:val="single" w:color="D9DCE1" w:sz="4"/>
+          <w:top w:val="single" w:color="DDDBD8" w:sz="4"/>
+          <w:left w:val="single" w:color="DDDBD8" w:sz="4"/>
+          <w:bottom w:val="single" w:color="DDDBD8" w:sz="4"/>
+          <w:right w:val="single" w:color="DDDBD8" w:sz="4"/>
+          <w:insideH w:val="single" w:color="DDDBD8" w:sz="4"/>
+          <w:insideV w:val="single" w:color="DDDBD8" w:sz="4"/>
         </w:tblBorders>
         <w:tblLayout w:type="fixed"/>
       </w:tblPr>
@@ -13175,7 +13215,7 @@
                 <w:rFonts w:ascii="Calibri" w:cs="Calibri" w:eastAsia="Calibri" w:hAnsi="Calibri"/>
                 <w:b/>
                 <w:bCs/>
-                <w:color w:val="333A40"/>
+                <w:color w:val="2E2E2E"/>
                 <w:sz w:val="18"/>
                 <w:szCs w:val="18"/>
               </w:rPr>
@@ -13203,7 +13243,7 @@
                 <w:rFonts w:ascii="Calibri" w:cs="Calibri" w:eastAsia="Calibri" w:hAnsi="Calibri"/>
                 <w:b w:val="false"/>
                 <w:bCs w:val="false"/>
-                <w:color w:val="333A40"/>
+                <w:color w:val="2E2E2E"/>
                 <w:sz w:val="18"/>
                 <w:szCs w:val="18"/>
               </w:rPr>
@@ -13236,7 +13276,7 @@
                 <w:rFonts w:ascii="Calibri" w:cs="Calibri" w:eastAsia="Calibri" w:hAnsi="Calibri"/>
                 <w:b/>
                 <w:bCs/>
-                <w:color w:val="333A40"/>
+                <w:color w:val="2E2E2E"/>
                 <w:sz w:val="18"/>
                 <w:szCs w:val="18"/>
               </w:rPr>
@@ -13264,7 +13304,7 @@
                 <w:rFonts w:ascii="Calibri" w:cs="Calibri" w:eastAsia="Calibri" w:hAnsi="Calibri"/>
                 <w:b w:val="false"/>
                 <w:bCs w:val="false"/>
-                <w:color w:val="333A40"/>
+                <w:color w:val="2E2E2E"/>
                 <w:sz w:val="18"/>
                 <w:szCs w:val="18"/>
               </w:rPr>
@@ -13297,7 +13337,7 @@
                 <w:rFonts w:ascii="Calibri" w:cs="Calibri" w:eastAsia="Calibri" w:hAnsi="Calibri"/>
                 <w:b/>
                 <w:bCs/>
-                <w:color w:val="333A40"/>
+                <w:color w:val="2E2E2E"/>
                 <w:sz w:val="18"/>
                 <w:szCs w:val="18"/>
               </w:rPr>
@@ -13325,7 +13365,7 @@
                 <w:rFonts w:ascii="Calibri" w:cs="Calibri" w:eastAsia="Calibri" w:hAnsi="Calibri"/>
                 <w:b w:val="false"/>
                 <w:bCs w:val="false"/>
-                <w:color w:val="333A40"/>
+                <w:color w:val="2E2E2E"/>
                 <w:sz w:val="18"/>
                 <w:szCs w:val="18"/>
               </w:rPr>
@@ -13358,7 +13398,7 @@
                 <w:rFonts w:ascii="Calibri" w:cs="Calibri" w:eastAsia="Calibri" w:hAnsi="Calibri"/>
                 <w:b/>
                 <w:bCs/>
-                <w:color w:val="333A40"/>
+                <w:color w:val="2E2E2E"/>
                 <w:sz w:val="18"/>
                 <w:szCs w:val="18"/>
               </w:rPr>
@@ -13386,7 +13426,7 @@
                 <w:rFonts w:ascii="Calibri" w:cs="Calibri" w:eastAsia="Calibri" w:hAnsi="Calibri"/>
                 <w:b w:val="false"/>
                 <w:bCs w:val="false"/>
-                <w:color w:val="333A40"/>
+                <w:color w:val="2E2E2E"/>
                 <w:sz w:val="18"/>
                 <w:szCs w:val="18"/>
               </w:rPr>
@@ -13419,7 +13459,7 @@
                 <w:rFonts w:ascii="Calibri" w:cs="Calibri" w:eastAsia="Calibri" w:hAnsi="Calibri"/>
                 <w:b/>
                 <w:bCs/>
-                <w:color w:val="333A40"/>
+                <w:color w:val="2E2E2E"/>
                 <w:sz w:val="18"/>
                 <w:szCs w:val="18"/>
               </w:rPr>
@@ -13447,7 +13487,7 @@
                 <w:rFonts w:ascii="Calibri" w:cs="Calibri" w:eastAsia="Calibri" w:hAnsi="Calibri"/>
                 <w:b w:val="false"/>
                 <w:bCs w:val="false"/>
-                <w:color w:val="333A40"/>
+                <w:color w:val="2E2E2E"/>
                 <w:sz w:val="18"/>
                 <w:szCs w:val="18"/>
               </w:rPr>
@@ -13467,7 +13507,7 @@
         <w:tblW w:type="dxa" w:w="9500"/>
         <w:tblBorders>
           <w:top w:val="none" w:color="FFFFFF" w:sz="0"/>
-          <w:left w:val="single" w:color="B08D57" w:sz="18"/>
+          <w:left w:val="single" w:color="C8731F" w:sz="18"/>
           <w:bottom w:val="none" w:color="FFFFFF" w:sz="0"/>
           <w:right w:val="none" w:color="FFFFFF" w:sz="0"/>
           <w:insideH w:val="none" w:color="FFFFFF" w:sz="0"/>
@@ -13487,11 +13527,11 @@
             <w:tcW w:type="dxa" w:w="9500"/>
             <w:tcBorders>
               <w:top w:val="none" w:color="FFFFFF" w:sz="0"/>
-              <w:left w:val="single" w:color="B08D57" w:sz="18"/>
+              <w:left w:val="single" w:color="C8731F" w:sz="18"/>
               <w:bottom w:val="none" w:color="FFFFFF" w:sz="0"/>
               <w:right w:val="none" w:color="FFFFFF" w:sz="0"/>
             </w:tcBorders>
-            <w:shd w:fill="F4F2EE" w:color="auto" w:val="clear"/>
+            <w:shd w:fill="FBF3EA" w:color="auto" w:val="clear"/>
             <w:tcMar>
               <w:top w:type="dxa" w:w="140"/>
               <w:left w:type="dxa" w:w="220"/>
@@ -13509,7 +13549,7 @@
                 <w:rFonts w:ascii="Calibri" w:cs="Calibri" w:eastAsia="Calibri" w:hAnsi="Calibri"/>
                 <w:b/>
                 <w:bCs/>
-                <w:color w:val="B08D57"/>
+                <w:color w:val="C8731F"/>
                 <w:spacing w:val="30"/>
                 <w:sz w:val="15"/>
                 <w:szCs w:val="15"/>
@@ -13526,7 +13566,7 @@
                 <w:rFonts w:ascii="Calibri" w:cs="Calibri" w:eastAsia="Calibri" w:hAnsi="Calibri"/>
                 <w:b/>
                 <w:bCs/>
-                <w:color w:val="1B2A4A"/>
+                <w:color w:val="262626"/>
                 <w:sz w:val="20"/>
                 <w:szCs w:val="20"/>
               </w:rPr>
@@ -13535,7 +13575,7 @@
             <w:r>
               <w:rPr>
                 <w:rFonts w:ascii="Calibri" w:cs="Calibri" w:eastAsia="Calibri" w:hAnsi="Calibri"/>
-                <w:color w:val="333A40"/>
+                <w:color w:val="2E2E2E"/>
                 <w:sz w:val="22"/>
                 <w:szCs w:val="22"/>
               </w:rPr>
@@ -13551,7 +13591,7 @@
                 <w:rFonts w:ascii="Calibri" w:cs="Calibri" w:eastAsia="Calibri" w:hAnsi="Calibri"/>
                 <w:b/>
                 <w:bCs/>
-                <w:color w:val="1B2A4A"/>
+                <w:color w:val="262626"/>
                 <w:sz w:val="20"/>
                 <w:szCs w:val="20"/>
               </w:rPr>
@@ -13560,7 +13600,7 @@
             <w:r>
               <w:rPr>
                 <w:rFonts w:ascii="Calibri" w:cs="Calibri" w:eastAsia="Calibri" w:hAnsi="Calibri"/>
-                <w:color w:val="333A40"/>
+                <w:color w:val="2E2E2E"/>
                 <w:sz w:val="22"/>
                 <w:szCs w:val="22"/>
               </w:rPr>
@@ -13576,7 +13616,7 @@
                 <w:rFonts w:ascii="Calibri" w:cs="Calibri" w:eastAsia="Calibri" w:hAnsi="Calibri"/>
                 <w:b/>
                 <w:bCs/>
-                <w:color w:val="1B2A4A"/>
+                <w:color w:val="262626"/>
                 <w:sz w:val="20"/>
                 <w:szCs w:val="20"/>
               </w:rPr>
@@ -13585,7 +13625,7 @@
             <w:r>
               <w:rPr>
                 <w:rFonts w:ascii="Calibri" w:cs="Calibri" w:eastAsia="Calibri" w:hAnsi="Calibri"/>
-                <w:color w:val="333A40"/>
+                <w:color w:val="2E2E2E"/>
                 <w:sz w:val="20"/>
                 <w:szCs w:val="20"/>
               </w:rPr>
@@ -13596,7 +13636,7 @@
                 <w:rFonts w:ascii="Calibri" w:cs="Calibri" w:eastAsia="Calibri" w:hAnsi="Calibri"/>
                 <w:b/>
                 <w:bCs/>
-                <w:color w:val="1B2A4A"/>
+                <w:color w:val="262626"/>
                 <w:sz w:val="20"/>
                 <w:szCs w:val="20"/>
               </w:rPr>
@@ -13605,7 +13645,7 @@
             <w:r>
               <w:rPr>
                 <w:rFonts w:ascii="Calibri" w:cs="Calibri" w:eastAsia="Calibri" w:hAnsi="Calibri"/>
-                <w:color w:val="333A40"/>
+                <w:color w:val="2E2E2E"/>
                 <w:sz w:val="20"/>
                 <w:szCs w:val="20"/>
               </w:rPr>
@@ -13619,7 +13659,7 @@
             <w:r>
               <w:rPr>
                 <w:rFonts w:ascii="Calibri" w:cs="Calibri" w:eastAsia="Calibri" w:hAnsi="Calibri"/>
-                <w:color w:val="6B7280"/>
+                <w:color w:val="6E6E6E"/>
                 <w:sz w:val="17"/>
                 <w:szCs w:val="17"/>
               </w:rPr>
@@ -13656,7 +13696,7 @@
       <w:r>
         <w:rPr>
           <w:rFonts w:ascii="Calibri" w:cs="Calibri" w:eastAsia="Calibri" w:hAnsi="Calibri"/>
-          <w:color w:val="333A40"/>
+          <w:color w:val="2E2E2E"/>
           <w:sz w:val="21"/>
           <w:szCs w:val="21"/>
         </w:rPr>
@@ -13676,7 +13716,7 @@
       <w:r>
         <w:rPr>
           <w:rFonts w:ascii="Calibri" w:cs="Calibri" w:eastAsia="Calibri" w:hAnsi="Calibri"/>
-          <w:color w:val="333A40"/>
+          <w:color w:val="2E2E2E"/>
           <w:sz w:val="21"/>
           <w:szCs w:val="21"/>
         </w:rPr>
@@ -13696,7 +13736,7 @@
       <w:r>
         <w:rPr>
           <w:rFonts w:ascii="Calibri" w:cs="Calibri" w:eastAsia="Calibri" w:hAnsi="Calibri"/>
-          <w:color w:val="333A40"/>
+          <w:color w:val="2E2E2E"/>
           <w:sz w:val="21"/>
           <w:szCs w:val="21"/>
         </w:rPr>
@@ -13716,7 +13756,7 @@
       <w:r>
         <w:rPr>
           <w:rFonts w:ascii="Calibri" w:cs="Calibri" w:eastAsia="Calibri" w:hAnsi="Calibri"/>
-          <w:color w:val="333A40"/>
+          <w:color w:val="2E2E2E"/>
           <w:sz w:val="21"/>
           <w:szCs w:val="21"/>
         </w:rPr>
@@ -13736,12 +13776,12 @@
       <w:tblPr>
         <w:tblW w:type="dxa" w:w="9500"/>
         <w:tblBorders>
-          <w:top w:val="single" w:color="D9DCE1" w:sz="4"/>
-          <w:left w:val="single" w:color="D9DCE1" w:sz="4"/>
-          <w:bottom w:val="single" w:color="D9DCE1" w:sz="4"/>
-          <w:right w:val="single" w:color="D9DCE1" w:sz="4"/>
-          <w:insideH w:val="single" w:color="D9DCE1" w:sz="4"/>
-          <w:insideV w:val="single" w:color="D9DCE1" w:sz="4"/>
+          <w:top w:val="single" w:color="DDDBD8" w:sz="4"/>
+          <w:left w:val="single" w:color="DDDBD8" w:sz="4"/>
+          <w:bottom w:val="single" w:color="DDDBD8" w:sz="4"/>
+          <w:right w:val="single" w:color="DDDBD8" w:sz="4"/>
+          <w:insideH w:val="single" w:color="DDDBD8" w:sz="4"/>
+          <w:insideV w:val="single" w:color="DDDBD8" w:sz="4"/>
         </w:tblBorders>
         <w:tblLayout w:type="fixed"/>
       </w:tblPr>
@@ -13758,7 +13798,7 @@
         <w:tc>
           <w:tcPr>
             <w:tcW w:type="dxa" w:w="1600"/>
-            <w:shd w:fill="1B2A4A" w:color="auto" w:val="clear"/>
+            <w:shd w:fill="262626" w:color="auto" w:val="clear"/>
             <w:tcMar>
               <w:top w:type="dxa" w:w="70"/>
               <w:left w:type="dxa" w:w="110"/>
@@ -13787,7 +13827,7 @@
         <w:tc>
           <w:tcPr>
             <w:tcW w:type="dxa" w:w="3700"/>
-            <w:shd w:fill="1B2A4A" w:color="auto" w:val="clear"/>
+            <w:shd w:fill="262626" w:color="auto" w:val="clear"/>
             <w:tcMar>
               <w:top w:type="dxa" w:w="70"/>
               <w:left w:type="dxa" w:w="110"/>
@@ -13816,7 +13856,7 @@
         <w:tc>
           <w:tcPr>
             <w:tcW w:type="dxa" w:w="4200"/>
-            <w:shd w:fill="1B2A4A" w:color="auto" w:val="clear"/>
+            <w:shd w:fill="262626" w:color="auto" w:val="clear"/>
             <w:tcMar>
               <w:top w:type="dxa" w:w="70"/>
               <w:left w:type="dxa" w:w="110"/>
@@ -13865,7 +13905,7 @@
             <w:r>
               <w:rPr>
                 <w:rFonts w:ascii="Calibri" w:cs="Calibri" w:eastAsia="Calibri" w:hAnsi="Calibri"/>
-                <w:color w:val="333A40"/>
+                <w:color w:val="2E2E2E"/>
                 <w:sz w:val="18"/>
                 <w:szCs w:val="18"/>
               </w:rPr>
@@ -13891,7 +13931,7 @@
             <w:r>
               <w:rPr>
                 <w:rFonts w:ascii="Calibri" w:cs="Calibri" w:eastAsia="Calibri" w:hAnsi="Calibri"/>
-                <w:color w:val="333A40"/>
+                <w:color w:val="2E2E2E"/>
                 <w:sz w:val="18"/>
                 <w:szCs w:val="18"/>
               </w:rPr>
@@ -13917,7 +13957,7 @@
             <w:r>
               <w:rPr>
                 <w:rFonts w:ascii="Calibri" w:cs="Calibri" w:eastAsia="Calibri" w:hAnsi="Calibri"/>
-                <w:color w:val="333A40"/>
+                <w:color w:val="2E2E2E"/>
                 <w:sz w:val="18"/>
                 <w:szCs w:val="18"/>
               </w:rPr>
@@ -13948,7 +13988,7 @@
             <w:r>
               <w:rPr>
                 <w:rFonts w:ascii="Calibri" w:cs="Calibri" w:eastAsia="Calibri" w:hAnsi="Calibri"/>
-                <w:color w:val="333A40"/>
+                <w:color w:val="2E2E2E"/>
                 <w:sz w:val="18"/>
                 <w:szCs w:val="18"/>
               </w:rPr>
@@ -13974,7 +14014,7 @@
             <w:r>
               <w:rPr>
                 <w:rFonts w:ascii="Calibri" w:cs="Calibri" w:eastAsia="Calibri" w:hAnsi="Calibri"/>
-                <w:color w:val="333A40"/>
+                <w:color w:val="2E2E2E"/>
                 <w:sz w:val="18"/>
                 <w:szCs w:val="18"/>
               </w:rPr>
@@ -14000,7 +14040,7 @@
             <w:r>
               <w:rPr>
                 <w:rFonts w:ascii="Calibri" w:cs="Calibri" w:eastAsia="Calibri" w:hAnsi="Calibri"/>
-                <w:color w:val="333A40"/>
+                <w:color w:val="2E2E2E"/>
                 <w:sz w:val="18"/>
                 <w:szCs w:val="18"/>
               </w:rPr>
@@ -14027,7 +14067,7 @@
       <w:r>
         <w:rPr>
           <w:rFonts w:ascii="Calibri" w:cs="Calibri" w:eastAsia="Calibri" w:hAnsi="Calibri"/>
-          <w:color w:val="6B7280"/>
+          <w:color w:val="6E6E6E"/>
           <w:sz w:val="18"/>
           <w:szCs w:val="18"/>
         </w:rPr>
@@ -14039,7 +14079,7 @@
         <w:tblW w:type="dxa" w:w="9500"/>
         <w:tblBorders>
           <w:top w:val="none" w:color="FFFFFF" w:sz="0"/>
-          <w:left w:val="single" w:color="B08D57" w:sz="18"/>
+          <w:left w:val="single" w:color="C8731F" w:sz="18"/>
           <w:bottom w:val="none" w:color="FFFFFF" w:sz="0"/>
           <w:right w:val="none" w:color="FFFFFF" w:sz="0"/>
           <w:insideH w:val="none" w:color="FFFFFF" w:sz="0"/>
@@ -14059,7 +14099,7 @@
             <w:tcW w:type="dxa" w:w="9500"/>
             <w:tcBorders>
               <w:top w:val="none" w:color="FFFFFF" w:sz="0"/>
-              <w:left w:val="single" w:color="B08D57" w:sz="18"/>
+              <w:left w:val="single" w:color="C8731F" w:sz="18"/>
               <w:bottom w:val="none" w:color="FFFFFF" w:sz="0"/>
               <w:right w:val="none" w:color="FFFFFF" w:sz="0"/>
             </w:tcBorders>
@@ -14081,7 +14121,7 @@
                 <w:rFonts w:ascii="Calibri" w:cs="Calibri" w:eastAsia="Calibri" w:hAnsi="Calibri"/>
                 <w:b/>
                 <w:bCs/>
-                <w:color w:val="B08D57"/>
+                <w:color w:val="C8731F"/>
                 <w:spacing w:val="30"/>
                 <w:sz w:val="15"/>
                 <w:szCs w:val="15"/>
@@ -14098,7 +14138,7 @@
                 <w:rFonts w:ascii="Calibri" w:cs="Calibri" w:eastAsia="Calibri" w:hAnsi="Calibri"/>
                 <w:b/>
                 <w:bCs/>
-                <w:color w:val="333A40"/>
+                <w:color w:val="2E2E2E"/>
                 <w:sz w:val="20"/>
                 <w:szCs w:val="20"/>
               </w:rPr>
@@ -14112,7 +14152,7 @@
             <w:r>
               <w:rPr>
                 <w:rFonts w:ascii="Calibri" w:cs="Calibri" w:eastAsia="Calibri" w:hAnsi="Calibri"/>
-                <w:color w:val="333A40"/>
+                <w:color w:val="2E2E2E"/>
                 <w:sz w:val="20"/>
                 <w:szCs w:val="20"/>
               </w:rPr>
@@ -14126,7 +14166,7 @@
             <w:r>
               <w:rPr>
                 <w:rFonts w:ascii="Calibri" w:cs="Calibri" w:eastAsia="Calibri" w:hAnsi="Calibri"/>
-                <w:color w:val="333A40"/>
+                <w:color w:val="2E2E2E"/>
                 <w:sz w:val="20"/>
                 <w:szCs w:val="20"/>
               </w:rPr>
@@ -14141,7 +14181,7 @@
             <w:r>
               <w:rPr>
                 <w:rFonts w:ascii="Calibri" w:cs="Calibri" w:eastAsia="Calibri" w:hAnsi="Calibri"/>
-                <w:color w:val="333A40"/>
+                <w:color w:val="2E2E2E"/>
                 <w:sz w:val="20"/>
                 <w:szCs w:val="20"/>
               </w:rPr>
@@ -14156,7 +14196,7 @@
             <w:r>
               <w:rPr>
                 <w:rFonts w:ascii="Calibri" w:cs="Calibri" w:eastAsia="Calibri" w:hAnsi="Calibri"/>
-                <w:color w:val="333A40"/>
+                <w:color w:val="2E2E2E"/>
                 <w:sz w:val="20"/>
                 <w:szCs w:val="20"/>
               </w:rPr>
@@ -14171,7 +14211,7 @@
             <w:r>
               <w:rPr>
                 <w:rFonts w:ascii="Calibri" w:cs="Calibri" w:eastAsia="Calibri" w:hAnsi="Calibri"/>
-                <w:color w:val="333A40"/>
+                <w:color w:val="2E2E2E"/>
                 <w:sz w:val="20"/>
                 <w:szCs w:val="20"/>
               </w:rPr>
@@ -14186,7 +14226,7 @@
             <w:r>
               <w:rPr>
                 <w:rFonts w:ascii="Calibri" w:cs="Calibri" w:eastAsia="Calibri" w:hAnsi="Calibri"/>
-                <w:color w:val="333A40"/>
+                <w:color w:val="2E2E2E"/>
                 <w:sz w:val="20"/>
                 <w:szCs w:val="20"/>
               </w:rPr>
@@ -14201,7 +14241,7 @@
             <w:r>
               <w:rPr>
                 <w:rFonts w:ascii="Calibri" w:cs="Calibri" w:eastAsia="Calibri" w:hAnsi="Calibri"/>
-                <w:color w:val="333A40"/>
+                <w:color w:val="2E2E2E"/>
                 <w:sz w:val="20"/>
                 <w:szCs w:val="20"/>
               </w:rPr>
@@ -14216,7 +14256,7 @@
             <w:r>
               <w:rPr>
                 <w:rFonts w:ascii="Calibri" w:cs="Calibri" w:eastAsia="Calibri" w:hAnsi="Calibri"/>
-                <w:color w:val="333A40"/>
+                <w:color w:val="2E2E2E"/>
                 <w:sz w:val="20"/>
                 <w:szCs w:val="20"/>
               </w:rPr>
@@ -14231,7 +14271,7 @@
             <w:r>
               <w:rPr>
                 <w:rFonts w:ascii="Calibri" w:cs="Calibri" w:eastAsia="Calibri" w:hAnsi="Calibri"/>
-                <w:color w:val="333A40"/>
+                <w:color w:val="2E2E2E"/>
                 <w:sz w:val="20"/>
                 <w:szCs w:val="20"/>
               </w:rPr>
@@ -14245,7 +14285,7 @@
             <w:r>
               <w:rPr>
                 <w:rFonts w:ascii="Calibri" w:cs="Calibri" w:eastAsia="Calibri" w:hAnsi="Calibri"/>
-                <w:color w:val="333A40"/>
+                <w:color w:val="2E2E2E"/>
                 <w:sz w:val="20"/>
                 <w:szCs w:val="20"/>
               </w:rPr>
@@ -14259,7 +14299,7 @@
             <w:r>
               <w:rPr>
                 <w:rFonts w:ascii="Calibri" w:cs="Calibri" w:eastAsia="Calibri" w:hAnsi="Calibri"/>
-                <w:color w:val="333A40"/>
+                <w:color w:val="2E2E2E"/>
                 <w:sz w:val="20"/>
                 <w:szCs w:val="20"/>
               </w:rPr>
@@ -14286,7 +14326,7 @@
       <w:r>
         <w:rPr>
           <w:rFonts w:ascii="Calibri" w:cs="Calibri" w:eastAsia="Calibri" w:hAnsi="Calibri"/>
-          <w:color w:val="6B7280"/>
+          <w:color w:val="6E6E6E"/>
           <w:sz w:val="18"/>
           <w:szCs w:val="18"/>
         </w:rPr>
@@ -14298,7 +14338,7 @@
         <w:tblW w:type="dxa" w:w="9500"/>
         <w:tblBorders>
           <w:top w:val="none" w:color="FFFFFF" w:sz="0"/>
-          <w:left w:val="single" w:color="B08D57" w:sz="18"/>
+          <w:left w:val="single" w:color="C8731F" w:sz="18"/>
           <w:bottom w:val="none" w:color="FFFFFF" w:sz="0"/>
           <w:right w:val="none" w:color="FFFFFF" w:sz="0"/>
           <w:insideH w:val="none" w:color="FFFFFF" w:sz="0"/>
@@ -14318,7 +14358,7 @@
             <w:tcW w:type="dxa" w:w="9500"/>
             <w:tcBorders>
               <w:top w:val="none" w:color="FFFFFF" w:sz="0"/>
-              <w:left w:val="single" w:color="B08D57" w:sz="18"/>
+              <w:left w:val="single" w:color="C8731F" w:sz="18"/>
               <w:bottom w:val="none" w:color="FFFFFF" w:sz="0"/>
               <w:right w:val="none" w:color="FFFFFF" w:sz="0"/>
             </w:tcBorders>
@@ -14340,7 +14380,7 @@
                 <w:rFonts w:ascii="Calibri" w:cs="Calibri" w:eastAsia="Calibri" w:hAnsi="Calibri"/>
                 <w:b/>
                 <w:bCs/>
-                <w:color w:val="B08D57"/>
+                <w:color w:val="C8731F"/>
                 <w:spacing w:val="30"/>
                 <w:sz w:val="15"/>
                 <w:szCs w:val="15"/>
@@ -14566,7 +14606,7 @@
           <w:rFonts w:ascii="Calibri" w:cs="Calibri" w:eastAsia="Calibri" w:hAnsi="Calibri"/>
           <w:b/>
           <w:bCs/>
-          <w:color w:val="333A40"/>
+          <w:color w:val="2E2E2E"/>
           <w:sz w:val="18"/>
           <w:szCs w:val="18"/>
         </w:rPr>
@@ -14575,7 +14615,7 @@
       <w:r>
         <w:rPr>
           <w:rFonts w:ascii="Calibri" w:cs="Calibri" w:eastAsia="Calibri" w:hAnsi="Calibri"/>
-          <w:color w:val="333A40"/>
+          <w:color w:val="2E2E2E"/>
           <w:sz w:val="18"/>
           <w:szCs w:val="18"/>
         </w:rPr>
@@ -14595,12 +14635,12 @@
       <w:tblPr>
         <w:tblW w:type="dxa" w:w="9500"/>
         <w:tblBorders>
-          <w:top w:val="single" w:color="D9DCE1" w:sz="4"/>
-          <w:left w:val="single" w:color="D9DCE1" w:sz="4"/>
-          <w:bottom w:val="single" w:color="D9DCE1" w:sz="4"/>
-          <w:right w:val="single" w:color="D9DCE1" w:sz="4"/>
-          <w:insideH w:val="single" w:color="D9DCE1" w:sz="4"/>
-          <w:insideV w:val="single" w:color="D9DCE1" w:sz="4"/>
+          <w:top w:val="single" w:color="DDDBD8" w:sz="4"/>
+          <w:left w:val="single" w:color="DDDBD8" w:sz="4"/>
+          <w:bottom w:val="single" w:color="DDDBD8" w:sz="4"/>
+          <w:right w:val="single" w:color="DDDBD8" w:sz="4"/>
+          <w:insideH w:val="single" w:color="DDDBD8" w:sz="4"/>
+          <w:insideV w:val="single" w:color="DDDBD8" w:sz="4"/>
         </w:tblBorders>
         <w:tblLayout w:type="fixed"/>
       </w:tblPr>
@@ -14618,7 +14658,7 @@
         <w:tc>
           <w:tcPr>
             <w:tcW w:type="dxa" w:w="2100"/>
-            <w:shd w:fill="1B2A4A" w:color="auto" w:val="clear"/>
+            <w:shd w:fill="262626" w:color="auto" w:val="clear"/>
             <w:tcMar>
               <w:top w:type="dxa" w:w="70"/>
               <w:left w:type="dxa" w:w="110"/>
@@ -14647,7 +14687,7 @@
         <w:tc>
           <w:tcPr>
             <w:tcW w:type="dxa" w:w="2700"/>
-            <w:shd w:fill="1B2A4A" w:color="auto" w:val="clear"/>
+            <w:shd w:fill="262626" w:color="auto" w:val="clear"/>
             <w:tcMar>
               <w:top w:type="dxa" w:w="70"/>
               <w:left w:type="dxa" w:w="110"/>
@@ -14676,7 +14716,7 @@
         <w:tc>
           <w:tcPr>
             <w:tcW w:type="dxa" w:w="1400"/>
-            <w:shd w:fill="1B2A4A" w:color="auto" w:val="clear"/>
+            <w:shd w:fill="262626" w:color="auto" w:val="clear"/>
             <w:tcMar>
               <w:top w:type="dxa" w:w="70"/>
               <w:left w:type="dxa" w:w="110"/>
@@ -14705,7 +14745,7 @@
         <w:tc>
           <w:tcPr>
             <w:tcW w:type="dxa" w:w="3300"/>
-            <w:shd w:fill="1B2A4A" w:color="auto" w:val="clear"/>
+            <w:shd w:fill="262626" w:color="auto" w:val="clear"/>
             <w:tcMar>
               <w:top w:type="dxa" w:w="70"/>
               <w:left w:type="dxa" w:w="110"/>
@@ -14756,7 +14796,7 @@
                 <w:rFonts w:ascii="Calibri" w:cs="Calibri" w:eastAsia="Calibri" w:hAnsi="Calibri"/>
                 <w:b/>
                 <w:bCs/>
-                <w:color w:val="333A40"/>
+                <w:color w:val="2E2E2E"/>
                 <w:sz w:val="17"/>
                 <w:szCs w:val="17"/>
               </w:rPr>
@@ -14784,7 +14824,7 @@
                 <w:rFonts w:ascii="Calibri" w:cs="Calibri" w:eastAsia="Calibri" w:hAnsi="Calibri"/>
                 <w:b w:val="false"/>
                 <w:bCs w:val="false"/>
-                <w:color w:val="333A40"/>
+                <w:color w:val="2E2E2E"/>
                 <w:sz w:val="17"/>
                 <w:szCs w:val="17"/>
               </w:rPr>
@@ -14812,7 +14852,7 @@
                 <w:rFonts w:ascii="Calibri" w:cs="Calibri" w:eastAsia="Calibri" w:hAnsi="Calibri"/>
                 <w:b w:val="false"/>
                 <w:bCs w:val="false"/>
-                <w:color w:val="333A40"/>
+                <w:color w:val="2E2E2E"/>
                 <w:sz w:val="17"/>
                 <w:szCs w:val="17"/>
               </w:rPr>
@@ -14840,7 +14880,7 @@
                 <w:rFonts w:ascii="Calibri" w:cs="Calibri" w:eastAsia="Calibri" w:hAnsi="Calibri"/>
                 <w:b w:val="false"/>
                 <w:bCs w:val="false"/>
-                <w:color w:val="333A40"/>
+                <w:color w:val="2E2E2E"/>
                 <w:sz w:val="17"/>
                 <w:szCs w:val="17"/>
               </w:rPr>
@@ -14873,7 +14913,7 @@
                 <w:rFonts w:ascii="Calibri" w:cs="Calibri" w:eastAsia="Calibri" w:hAnsi="Calibri"/>
                 <w:b/>
                 <w:bCs/>
-                <w:color w:val="333A40"/>
+                <w:color w:val="2E2E2E"/>
                 <w:sz w:val="17"/>
                 <w:szCs w:val="17"/>
               </w:rPr>
@@ -14901,7 +14941,7 @@
                 <w:rFonts w:ascii="Calibri" w:cs="Calibri" w:eastAsia="Calibri" w:hAnsi="Calibri"/>
                 <w:b w:val="false"/>
                 <w:bCs w:val="false"/>
-                <w:color w:val="333A40"/>
+                <w:color w:val="2E2E2E"/>
                 <w:sz w:val="17"/>
                 <w:szCs w:val="17"/>
               </w:rPr>
@@ -14929,7 +14969,7 @@
                 <w:rFonts w:ascii="Calibri" w:cs="Calibri" w:eastAsia="Calibri" w:hAnsi="Calibri"/>
                 <w:b w:val="false"/>
                 <w:bCs w:val="false"/>
-                <w:color w:val="333A40"/>
+                <w:color w:val="2E2E2E"/>
                 <w:sz w:val="17"/>
                 <w:szCs w:val="17"/>
               </w:rPr>
@@ -14957,7 +14997,7 @@
                 <w:rFonts w:ascii="Calibri" w:cs="Calibri" w:eastAsia="Calibri" w:hAnsi="Calibri"/>
                 <w:b w:val="false"/>
                 <w:bCs w:val="false"/>
-                <w:color w:val="333A40"/>
+                <w:color w:val="2E2E2E"/>
                 <w:sz w:val="17"/>
                 <w:szCs w:val="17"/>
               </w:rPr>
@@ -14990,7 +15030,7 @@
                 <w:rFonts w:ascii="Calibri" w:cs="Calibri" w:eastAsia="Calibri" w:hAnsi="Calibri"/>
                 <w:b/>
                 <w:bCs/>
-                <w:color w:val="333A40"/>
+                <w:color w:val="2E2E2E"/>
                 <w:sz w:val="17"/>
                 <w:szCs w:val="17"/>
               </w:rPr>
@@ -15018,7 +15058,7 @@
                 <w:rFonts w:ascii="Calibri" w:cs="Calibri" w:eastAsia="Calibri" w:hAnsi="Calibri"/>
                 <w:b w:val="false"/>
                 <w:bCs w:val="false"/>
-                <w:color w:val="333A40"/>
+                <w:color w:val="2E2E2E"/>
                 <w:sz w:val="17"/>
                 <w:szCs w:val="17"/>
               </w:rPr>
@@ -15046,7 +15086,7 @@
                 <w:rFonts w:ascii="Calibri" w:cs="Calibri" w:eastAsia="Calibri" w:hAnsi="Calibri"/>
                 <w:b w:val="false"/>
                 <w:bCs w:val="false"/>
-                <w:color w:val="333A40"/>
+                <w:color w:val="2E2E2E"/>
                 <w:sz w:val="17"/>
                 <w:szCs w:val="17"/>
               </w:rPr>
@@ -15074,7 +15114,7 @@
                 <w:rFonts w:ascii="Calibri" w:cs="Calibri" w:eastAsia="Calibri" w:hAnsi="Calibri"/>
                 <w:b w:val="false"/>
                 <w:bCs w:val="false"/>
-                <w:color w:val="333A40"/>
+                <w:color w:val="2E2E2E"/>
                 <w:sz w:val="17"/>
                 <w:szCs w:val="17"/>
               </w:rPr>
@@ -15091,7 +15131,7 @@
       <w:r>
         <w:rPr>
           <w:rFonts w:ascii="Calibri" w:cs="Calibri" w:eastAsia="Calibri" w:hAnsi="Calibri"/>
-          <w:color w:val="6B7280"/>
+          <w:color w:val="6E6E6E"/>
           <w:sz w:val="18"/>
           <w:szCs w:val="18"/>
         </w:rPr>
@@ -15111,12 +15151,12 @@
       <w:tblPr>
         <w:tblW w:type="dxa" w:w="9500"/>
         <w:tblBorders>
-          <w:top w:val="single" w:color="D9DCE1" w:sz="4"/>
-          <w:left w:val="single" w:color="D9DCE1" w:sz="4"/>
-          <w:bottom w:val="single" w:color="D9DCE1" w:sz="4"/>
-          <w:right w:val="single" w:color="D9DCE1" w:sz="4"/>
-          <w:insideH w:val="single" w:color="D9DCE1" w:sz="4"/>
-          <w:insideV w:val="single" w:color="D9DCE1" w:sz="4"/>
+          <w:top w:val="single" w:color="DDDBD8" w:sz="4"/>
+          <w:left w:val="single" w:color="DDDBD8" w:sz="4"/>
+          <w:bottom w:val="single" w:color="DDDBD8" w:sz="4"/>
+          <w:right w:val="single" w:color="DDDBD8" w:sz="4"/>
+          <w:insideH w:val="single" w:color="DDDBD8" w:sz="4"/>
+          <w:insideV w:val="single" w:color="DDDBD8" w:sz="4"/>
         </w:tblBorders>
         <w:tblLayout w:type="fixed"/>
       </w:tblPr>
@@ -15134,7 +15174,7 @@
         <w:tc>
           <w:tcPr>
             <w:tcW w:type="dxa" w:w="2100"/>
-            <w:shd w:fill="1B2A4A" w:color="auto" w:val="clear"/>
+            <w:shd w:fill="262626" w:color="auto" w:val="clear"/>
             <w:tcMar>
               <w:top w:type="dxa" w:w="70"/>
               <w:left w:type="dxa" w:w="110"/>
@@ -15163,7 +15203,7 @@
         <w:tc>
           <w:tcPr>
             <w:tcW w:type="dxa" w:w="2700"/>
-            <w:shd w:fill="1B2A4A" w:color="auto" w:val="clear"/>
+            <w:shd w:fill="262626" w:color="auto" w:val="clear"/>
             <w:tcMar>
               <w:top w:type="dxa" w:w="70"/>
               <w:left w:type="dxa" w:w="110"/>
@@ -15192,7 +15232,7 @@
         <w:tc>
           <w:tcPr>
             <w:tcW w:type="dxa" w:w="1400"/>
-            <w:shd w:fill="1B2A4A" w:color="auto" w:val="clear"/>
+            <w:shd w:fill="262626" w:color="auto" w:val="clear"/>
             <w:tcMar>
               <w:top w:type="dxa" w:w="70"/>
               <w:left w:type="dxa" w:w="110"/>
@@ -15221,7 +15261,7 @@
         <w:tc>
           <w:tcPr>
             <w:tcW w:type="dxa" w:w="3300"/>
-            <w:shd w:fill="1B2A4A" w:color="auto" w:val="clear"/>
+            <w:shd w:fill="262626" w:color="auto" w:val="clear"/>
             <w:tcMar>
               <w:top w:type="dxa" w:w="70"/>
               <w:left w:type="dxa" w:w="110"/>
@@ -15272,7 +15312,7 @@
                 <w:rFonts w:ascii="Calibri" w:cs="Calibri" w:eastAsia="Calibri" w:hAnsi="Calibri"/>
                 <w:b/>
                 <w:bCs/>
-                <w:color w:val="333A40"/>
+                <w:color w:val="2E2E2E"/>
                 <w:sz w:val="17"/>
                 <w:szCs w:val="17"/>
               </w:rPr>
@@ -15300,7 +15340,7 @@
                 <w:rFonts w:ascii="Calibri" w:cs="Calibri" w:eastAsia="Calibri" w:hAnsi="Calibri"/>
                 <w:b w:val="false"/>
                 <w:bCs w:val="false"/>
-                <w:color w:val="333A40"/>
+                <w:color w:val="2E2E2E"/>
                 <w:sz w:val="17"/>
                 <w:szCs w:val="17"/>
               </w:rPr>
@@ -15328,7 +15368,7 @@
                 <w:rFonts w:ascii="Calibri" w:cs="Calibri" w:eastAsia="Calibri" w:hAnsi="Calibri"/>
                 <w:b w:val="false"/>
                 <w:bCs w:val="false"/>
-                <w:color w:val="333A40"/>
+                <w:color w:val="2E2E2E"/>
                 <w:sz w:val="17"/>
                 <w:szCs w:val="17"/>
               </w:rPr>
@@ -15356,7 +15396,7 @@
                 <w:rFonts w:ascii="Calibri" w:cs="Calibri" w:eastAsia="Calibri" w:hAnsi="Calibri"/>
                 <w:b w:val="false"/>
                 <w:bCs w:val="false"/>
-                <w:color w:val="333A40"/>
+                <w:color w:val="2E2E2E"/>
                 <w:sz w:val="17"/>
                 <w:szCs w:val="17"/>
               </w:rPr>
@@ -15389,7 +15429,7 @@
                 <w:rFonts w:ascii="Calibri" w:cs="Calibri" w:eastAsia="Calibri" w:hAnsi="Calibri"/>
                 <w:b/>
                 <w:bCs/>
-                <w:color w:val="333A40"/>
+                <w:color w:val="2E2E2E"/>
                 <w:sz w:val="17"/>
                 <w:szCs w:val="17"/>
               </w:rPr>
@@ -15417,7 +15457,7 @@
                 <w:rFonts w:ascii="Calibri" w:cs="Calibri" w:eastAsia="Calibri" w:hAnsi="Calibri"/>
                 <w:b w:val="false"/>
                 <w:bCs w:val="false"/>
-                <w:color w:val="333A40"/>
+                <w:color w:val="2E2E2E"/>
                 <w:sz w:val="17"/>
                 <w:szCs w:val="17"/>
               </w:rPr>
@@ -15445,7 +15485,7 @@
                 <w:rFonts w:ascii="Calibri" w:cs="Calibri" w:eastAsia="Calibri" w:hAnsi="Calibri"/>
                 <w:b w:val="false"/>
                 <w:bCs w:val="false"/>
-                <w:color w:val="333A40"/>
+                <w:color w:val="2E2E2E"/>
                 <w:sz w:val="17"/>
                 <w:szCs w:val="17"/>
               </w:rPr>
@@ -15473,7 +15513,7 @@
                 <w:rFonts w:ascii="Calibri" w:cs="Calibri" w:eastAsia="Calibri" w:hAnsi="Calibri"/>
                 <w:b w:val="false"/>
                 <w:bCs w:val="false"/>
-                <w:color w:val="333A40"/>
+                <w:color w:val="2E2E2E"/>
                 <w:sz w:val="17"/>
                 <w:szCs w:val="17"/>
               </w:rPr>
@@ -15506,7 +15546,7 @@
                 <w:rFonts w:ascii="Calibri" w:cs="Calibri" w:eastAsia="Calibri" w:hAnsi="Calibri"/>
                 <w:b/>
                 <w:bCs/>
-                <w:color w:val="333A40"/>
+                <w:color w:val="2E2E2E"/>
                 <w:sz w:val="17"/>
                 <w:szCs w:val="17"/>
               </w:rPr>
@@ -15534,7 +15574,7 @@
                 <w:rFonts w:ascii="Calibri" w:cs="Calibri" w:eastAsia="Calibri" w:hAnsi="Calibri"/>
                 <w:b w:val="false"/>
                 <w:bCs w:val="false"/>
-                <w:color w:val="333A40"/>
+                <w:color w:val="2E2E2E"/>
                 <w:sz w:val="17"/>
                 <w:szCs w:val="17"/>
               </w:rPr>
@@ -15562,7 +15602,7 @@
                 <w:rFonts w:ascii="Calibri" w:cs="Calibri" w:eastAsia="Calibri" w:hAnsi="Calibri"/>
                 <w:b w:val="false"/>
                 <w:bCs w:val="false"/>
-                <w:color w:val="333A40"/>
+                <w:color w:val="2E2E2E"/>
                 <w:sz w:val="17"/>
                 <w:szCs w:val="17"/>
               </w:rPr>
@@ -15590,7 +15630,7 @@
                 <w:rFonts w:ascii="Calibri" w:cs="Calibri" w:eastAsia="Calibri" w:hAnsi="Calibri"/>
                 <w:b w:val="false"/>
                 <w:bCs w:val="false"/>
-                <w:color w:val="333A40"/>
+                <w:color w:val="2E2E2E"/>
                 <w:sz w:val="17"/>
                 <w:szCs w:val="17"/>
               </w:rPr>
@@ -15607,7 +15647,7 @@
       <w:r>
         <w:rPr>
           <w:rFonts w:ascii="Calibri" w:cs="Calibri" w:eastAsia="Calibri" w:hAnsi="Calibri"/>
-          <w:color w:val="6B7280"/>
+          <w:color w:val="6E6E6E"/>
           <w:sz w:val="18"/>
           <w:szCs w:val="18"/>
         </w:rPr>
@@ -15631,7 +15671,7 @@
       <w:r>
         <w:rPr>
           <w:rFonts w:ascii="Calibri" w:cs="Calibri" w:eastAsia="Calibri" w:hAnsi="Calibri"/>
-          <w:color w:val="333A40"/>
+          <w:color w:val="2E2E2E"/>
           <w:sz w:val="18"/>
           <w:szCs w:val="18"/>
         </w:rPr>
@@ -15642,12 +15682,12 @@
       <w:tblPr>
         <w:tblW w:type="dxa" w:w="9500"/>
         <w:tblBorders>
-          <w:top w:val="single" w:color="D9DCE1" w:sz="4"/>
-          <w:left w:val="single" w:color="D9DCE1" w:sz="4"/>
-          <w:bottom w:val="single" w:color="D9DCE1" w:sz="4"/>
-          <w:right w:val="single" w:color="D9DCE1" w:sz="4"/>
-          <w:insideH w:val="single" w:color="D9DCE1" w:sz="4"/>
-          <w:insideV w:val="single" w:color="D9DCE1" w:sz="4"/>
+          <w:top w:val="single" w:color="DDDBD8" w:sz="4"/>
+          <w:left w:val="single" w:color="DDDBD8" w:sz="4"/>
+          <w:bottom w:val="single" w:color="DDDBD8" w:sz="4"/>
+          <w:right w:val="single" w:color="DDDBD8" w:sz="4"/>
+          <w:insideH w:val="single" w:color="DDDBD8" w:sz="4"/>
+          <w:insideV w:val="single" w:color="DDDBD8" w:sz="4"/>
         </w:tblBorders>
         <w:tblLayout w:type="fixed"/>
       </w:tblPr>
@@ -15666,7 +15706,7 @@
         <w:tc>
           <w:tcPr>
             <w:tcW w:type="dxa" w:w="420"/>
-            <w:shd w:fill="1B2A4A" w:color="auto" w:val="clear"/>
+            <w:shd w:fill="262626" w:color="auto" w:val="clear"/>
             <w:tcMar>
               <w:top w:type="dxa" w:w="70"/>
               <w:left w:type="dxa" w:w="110"/>
@@ -15695,7 +15735,7 @@
         <w:tc>
           <w:tcPr>
             <w:tcW w:type="dxa" w:w="3880"/>
-            <w:shd w:fill="1B2A4A" w:color="auto" w:val="clear"/>
+            <w:shd w:fill="262626" w:color="auto" w:val="clear"/>
             <w:tcMar>
               <w:top w:type="dxa" w:w="70"/>
               <w:left w:type="dxa" w:w="110"/>
@@ -15724,7 +15764,7 @@
         <w:tc>
           <w:tcPr>
             <w:tcW w:type="dxa" w:w="620"/>
-            <w:shd w:fill="1B2A4A" w:color="auto" w:val="clear"/>
+            <w:shd w:fill="262626" w:color="auto" w:val="clear"/>
             <w:tcMar>
               <w:top w:type="dxa" w:w="70"/>
               <w:left w:type="dxa" w:w="110"/>
@@ -15753,7 +15793,7 @@
         <w:tc>
           <w:tcPr>
             <w:tcW w:type="dxa" w:w="1580"/>
-            <w:shd w:fill="1B2A4A" w:color="auto" w:val="clear"/>
+            <w:shd w:fill="262626" w:color="auto" w:val="clear"/>
             <w:tcMar>
               <w:top w:type="dxa" w:w="70"/>
               <w:left w:type="dxa" w:w="110"/>
@@ -15782,7 +15822,7 @@
         <w:tc>
           <w:tcPr>
             <w:tcW w:type="dxa" w:w="3000"/>
-            <w:shd w:fill="1B2A4A" w:color="auto" w:val="clear"/>
+            <w:shd w:fill="262626" w:color="auto" w:val="clear"/>
             <w:tcMar>
               <w:top w:type="dxa" w:w="70"/>
               <w:left w:type="dxa" w:w="110"/>
@@ -15832,7 +15872,7 @@
             <w:r>
               <w:rPr>
                 <w:rFonts w:ascii="Calibri" w:cs="Calibri" w:eastAsia="Calibri" w:hAnsi="Calibri"/>
-                <w:color w:val="333A40"/>
+                <w:color w:val="2E2E2E"/>
                 <w:sz w:val="17"/>
                 <w:szCs w:val="17"/>
               </w:rPr>
@@ -15858,7 +15898,7 @@
             <w:r>
               <w:rPr>
                 <w:rFonts w:ascii="Consolas" w:cs="Consolas" w:eastAsia="Consolas" w:hAnsi="Consolas"/>
-                <w:color w:val="333A40"/>
+                <w:color w:val="2E2E2E"/>
                 <w:sz w:val="17"/>
                 <w:szCs w:val="17"/>
               </w:rPr>
@@ -15885,7 +15925,7 @@
             <w:r>
               <w:rPr>
                 <w:rFonts w:ascii="Calibri" w:cs="Calibri" w:eastAsia="Calibri" w:hAnsi="Calibri"/>
-                <w:color w:val="333A40"/>
+                <w:color w:val="2E2E2E"/>
                 <w:sz w:val="17"/>
                 <w:szCs w:val="17"/>
               </w:rPr>
@@ -15911,7 +15951,7 @@
             <w:r>
               <w:rPr>
                 <w:rFonts w:ascii="Calibri" w:cs="Calibri" w:eastAsia="Calibri" w:hAnsi="Calibri"/>
-                <w:color w:val="333A40"/>
+                <w:color w:val="2E2E2E"/>
                 <w:sz w:val="17"/>
                 <w:szCs w:val="17"/>
               </w:rPr>
@@ -15937,7 +15977,7 @@
             <w:r>
               <w:rPr>
                 <w:rFonts w:ascii="Calibri" w:cs="Calibri" w:eastAsia="Calibri" w:hAnsi="Calibri"/>
-                <w:color w:val="333A40"/>
+                <w:color w:val="2E2E2E"/>
                 <w:sz w:val="17"/>
                 <w:szCs w:val="17"/>
               </w:rPr>
@@ -15969,7 +16009,7 @@
             <w:r>
               <w:rPr>
                 <w:rFonts w:ascii="Calibri" w:cs="Calibri" w:eastAsia="Calibri" w:hAnsi="Calibri"/>
-                <w:color w:val="333A40"/>
+                <w:color w:val="2E2E2E"/>
                 <w:sz w:val="17"/>
                 <w:szCs w:val="17"/>
               </w:rPr>
@@ -15995,7 +16035,7 @@
             <w:r>
               <w:rPr>
                 <w:rFonts w:ascii="Consolas" w:cs="Consolas" w:eastAsia="Consolas" w:hAnsi="Consolas"/>
-                <w:color w:val="333A40"/>
+                <w:color w:val="2E2E2E"/>
                 <w:sz w:val="17"/>
                 <w:szCs w:val="17"/>
               </w:rPr>
@@ -16022,7 +16062,7 @@
             <w:r>
               <w:rPr>
                 <w:rFonts w:ascii="Calibri" w:cs="Calibri" w:eastAsia="Calibri" w:hAnsi="Calibri"/>
-                <w:color w:val="333A40"/>
+                <w:color w:val="2E2E2E"/>
                 <w:sz w:val="17"/>
                 <w:szCs w:val="17"/>
               </w:rPr>
@@ -16048,7 +16088,7 @@
             <w:r>
               <w:rPr>
                 <w:rFonts w:ascii="Calibri" w:cs="Calibri" w:eastAsia="Calibri" w:hAnsi="Calibri"/>
-                <w:color w:val="333A40"/>
+                <w:color w:val="2E2E2E"/>
                 <w:sz w:val="17"/>
                 <w:szCs w:val="17"/>
               </w:rPr>
@@ -16074,7 +16114,7 @@
             <w:r>
               <w:rPr>
                 <w:rFonts w:ascii="Calibri" w:cs="Calibri" w:eastAsia="Calibri" w:hAnsi="Calibri"/>
-                <w:color w:val="333A40"/>
+                <w:color w:val="2E2E2E"/>
                 <w:sz w:val="17"/>
                 <w:szCs w:val="17"/>
               </w:rPr>
@@ -16106,7 +16146,7 @@
             <w:r>
               <w:rPr>
                 <w:rFonts w:ascii="Calibri" w:cs="Calibri" w:eastAsia="Calibri" w:hAnsi="Calibri"/>
-                <w:color w:val="333A40"/>
+                <w:color w:val="2E2E2E"/>
                 <w:sz w:val="17"/>
                 <w:szCs w:val="17"/>
               </w:rPr>
@@ -16132,7 +16172,7 @@
             <w:r>
               <w:rPr>
                 <w:rFonts w:ascii="Consolas" w:cs="Consolas" w:eastAsia="Consolas" w:hAnsi="Consolas"/>
-                <w:color w:val="333A40"/>
+                <w:color w:val="2E2E2E"/>
                 <w:sz w:val="17"/>
                 <w:szCs w:val="17"/>
               </w:rPr>
@@ -16159,7 +16199,7 @@
             <w:r>
               <w:rPr>
                 <w:rFonts w:ascii="Calibri" w:cs="Calibri" w:eastAsia="Calibri" w:hAnsi="Calibri"/>
-                <w:color w:val="333A40"/>
+                <w:color w:val="2E2E2E"/>
                 <w:sz w:val="17"/>
                 <w:szCs w:val="17"/>
               </w:rPr>
@@ -16185,7 +16225,7 @@
             <w:r>
               <w:rPr>
                 <w:rFonts w:ascii="Calibri" w:cs="Calibri" w:eastAsia="Calibri" w:hAnsi="Calibri"/>
-                <w:color w:val="333A40"/>
+                <w:color w:val="2E2E2E"/>
                 <w:sz w:val="17"/>
                 <w:szCs w:val="17"/>
               </w:rPr>
@@ -16211,7 +16251,7 @@
             <w:r>
               <w:rPr>
                 <w:rFonts w:ascii="Calibri" w:cs="Calibri" w:eastAsia="Calibri" w:hAnsi="Calibri"/>
-                <w:color w:val="333A40"/>
+                <w:color w:val="2E2E2E"/>
                 <w:sz w:val="17"/>
                 <w:szCs w:val="17"/>
               </w:rPr>
@@ -16243,7 +16283,7 @@
             <w:r>
               <w:rPr>
                 <w:rFonts w:ascii="Calibri" w:cs="Calibri" w:eastAsia="Calibri" w:hAnsi="Calibri"/>
-                <w:color w:val="333A40"/>
+                <w:color w:val="2E2E2E"/>
                 <w:sz w:val="17"/>
                 <w:szCs w:val="17"/>
               </w:rPr>
@@ -16269,7 +16309,7 @@
             <w:r>
               <w:rPr>
                 <w:rFonts w:ascii="Consolas" w:cs="Consolas" w:eastAsia="Consolas" w:hAnsi="Consolas"/>
-                <w:color w:val="333A40"/>
+                <w:color w:val="2E2E2E"/>
                 <w:sz w:val="17"/>
                 <w:szCs w:val="17"/>
               </w:rPr>
@@ -16296,7 +16336,7 @@
             <w:r>
               <w:rPr>
                 <w:rFonts w:ascii="Calibri" w:cs="Calibri" w:eastAsia="Calibri" w:hAnsi="Calibri"/>
-                <w:color w:val="333A40"/>
+                <w:color w:val="2E2E2E"/>
                 <w:sz w:val="17"/>
                 <w:szCs w:val="17"/>
               </w:rPr>
@@ -16322,7 +16362,7 @@
             <w:r>
               <w:rPr>
                 <w:rFonts w:ascii="Calibri" w:cs="Calibri" w:eastAsia="Calibri" w:hAnsi="Calibri"/>
-                <w:color w:val="333A40"/>
+                <w:color w:val="2E2E2E"/>
                 <w:sz w:val="17"/>
                 <w:szCs w:val="17"/>
               </w:rPr>
@@ -16348,7 +16388,7 @@
             <w:r>
               <w:rPr>
                 <w:rFonts w:ascii="Calibri" w:cs="Calibri" w:eastAsia="Calibri" w:hAnsi="Calibri"/>
-                <w:color w:val="333A40"/>
+                <w:color w:val="2E2E2E"/>
                 <w:sz w:val="17"/>
                 <w:szCs w:val="17"/>
               </w:rPr>
@@ -16380,7 +16420,7 @@
             <w:r>
               <w:rPr>
                 <w:rFonts w:ascii="Calibri" w:cs="Calibri" w:eastAsia="Calibri" w:hAnsi="Calibri"/>
-                <w:color w:val="333A40"/>
+                <w:color w:val="2E2E2E"/>
                 <w:sz w:val="17"/>
                 <w:szCs w:val="17"/>
               </w:rPr>
@@ -16406,7 +16446,7 @@
             <w:r>
               <w:rPr>
                 <w:rFonts w:ascii="Consolas" w:cs="Consolas" w:eastAsia="Consolas" w:hAnsi="Consolas"/>
-                <w:color w:val="333A40"/>
+                <w:color w:val="2E2E2E"/>
                 <w:sz w:val="17"/>
                 <w:szCs w:val="17"/>
               </w:rPr>
@@ -16433,7 +16473,7 @@
             <w:r>
               <w:rPr>
                 <w:rFonts w:ascii="Calibri" w:cs="Calibri" w:eastAsia="Calibri" w:hAnsi="Calibri"/>
-                <w:color w:val="333A40"/>
+                <w:color w:val="2E2E2E"/>
                 <w:sz w:val="17"/>
                 <w:szCs w:val="17"/>
               </w:rPr>
@@ -16459,7 +16499,7 @@
             <w:r>
               <w:rPr>
                 <w:rFonts w:ascii="Calibri" w:cs="Calibri" w:eastAsia="Calibri" w:hAnsi="Calibri"/>
-                <w:color w:val="333A40"/>
+                <w:color w:val="2E2E2E"/>
                 <w:sz w:val="17"/>
                 <w:szCs w:val="17"/>
               </w:rPr>
@@ -16485,7 +16525,7 @@
             <w:r>
               <w:rPr>
                 <w:rFonts w:ascii="Calibri" w:cs="Calibri" w:eastAsia="Calibri" w:hAnsi="Calibri"/>
-                <w:color w:val="333A40"/>
+                <w:color w:val="2E2E2E"/>
                 <w:sz w:val="17"/>
                 <w:szCs w:val="17"/>
               </w:rPr>
@@ -16517,7 +16557,7 @@
             <w:r>
               <w:rPr>
                 <w:rFonts w:ascii="Calibri" w:cs="Calibri" w:eastAsia="Calibri" w:hAnsi="Calibri"/>
-                <w:color w:val="333A40"/>
+                <w:color w:val="2E2E2E"/>
                 <w:sz w:val="17"/>
                 <w:szCs w:val="17"/>
               </w:rPr>
@@ -16543,7 +16583,7 @@
             <w:r>
               <w:rPr>
                 <w:rFonts w:ascii="Consolas" w:cs="Consolas" w:eastAsia="Consolas" w:hAnsi="Consolas"/>
-                <w:color w:val="333A40"/>
+                <w:color w:val="2E2E2E"/>
                 <w:sz w:val="17"/>
                 <w:szCs w:val="17"/>
               </w:rPr>
@@ -16570,7 +16610,7 @@
             <w:r>
               <w:rPr>
                 <w:rFonts w:ascii="Calibri" w:cs="Calibri" w:eastAsia="Calibri" w:hAnsi="Calibri"/>
-                <w:color w:val="333A40"/>
+                <w:color w:val="2E2E2E"/>
                 <w:sz w:val="17"/>
                 <w:szCs w:val="17"/>
               </w:rPr>
@@ -16596,7 +16636,7 @@
             <w:r>
               <w:rPr>
                 <w:rFonts w:ascii="Calibri" w:cs="Calibri" w:eastAsia="Calibri" w:hAnsi="Calibri"/>
-                <w:color w:val="333A40"/>
+                <w:color w:val="2E2E2E"/>
                 <w:sz w:val="17"/>
                 <w:szCs w:val="17"/>
               </w:rPr>
@@ -16622,7 +16662,7 @@
             <w:r>
               <w:rPr>
                 <w:rFonts w:ascii="Calibri" w:cs="Calibri" w:eastAsia="Calibri" w:hAnsi="Calibri"/>
-                <w:color w:val="333A40"/>
+                <w:color w:val="2E2E2E"/>
                 <w:sz w:val="17"/>
                 <w:szCs w:val="17"/>
               </w:rPr>
@@ -16654,7 +16694,7 @@
             <w:r>
               <w:rPr>
                 <w:rFonts w:ascii="Calibri" w:cs="Calibri" w:eastAsia="Calibri" w:hAnsi="Calibri"/>
-                <w:color w:val="333A40"/>
+                <w:color w:val="2E2E2E"/>
                 <w:sz w:val="17"/>
                 <w:szCs w:val="17"/>
               </w:rPr>
@@ -16680,7 +16720,7 @@
             <w:r>
               <w:rPr>
                 <w:rFonts w:ascii="Consolas" w:cs="Consolas" w:eastAsia="Consolas" w:hAnsi="Consolas"/>
-                <w:color w:val="333A40"/>
+                <w:color w:val="2E2E2E"/>
                 <w:sz w:val="17"/>
                 <w:szCs w:val="17"/>
               </w:rPr>
@@ -16707,7 +16747,7 @@
             <w:r>
               <w:rPr>
                 <w:rFonts w:ascii="Calibri" w:cs="Calibri" w:eastAsia="Calibri" w:hAnsi="Calibri"/>
-                <w:color w:val="333A40"/>
+                <w:color w:val="2E2E2E"/>
                 <w:sz w:val="17"/>
                 <w:szCs w:val="17"/>
               </w:rPr>
@@ -16733,7 +16773,7 @@
             <w:r>
               <w:rPr>
                 <w:rFonts w:ascii="Calibri" w:cs="Calibri" w:eastAsia="Calibri" w:hAnsi="Calibri"/>
-                <w:color w:val="333A40"/>
+                <w:color w:val="2E2E2E"/>
                 <w:sz w:val="17"/>
                 <w:szCs w:val="17"/>
               </w:rPr>
@@ -16759,7 +16799,7 @@
             <w:r>
               <w:rPr>
                 <w:rFonts w:ascii="Calibri" w:cs="Calibri" w:eastAsia="Calibri" w:hAnsi="Calibri"/>
-                <w:color w:val="333A40"/>
+                <w:color w:val="2E2E2E"/>
                 <w:sz w:val="17"/>
                 <w:szCs w:val="17"/>
               </w:rPr>
@@ -16786,7 +16826,7 @@
       <w:r>
         <w:rPr>
           <w:rFonts w:ascii="Calibri" w:cs="Calibri" w:eastAsia="Calibri" w:hAnsi="Calibri"/>
-          <w:color w:val="333A40"/>
+          <w:color w:val="2E2E2E"/>
           <w:sz w:val="21"/>
           <w:szCs w:val="21"/>
         </w:rPr>
@@ -16797,12 +16837,12 @@
       <w:tblPr>
         <w:tblW w:type="dxa" w:w="9500"/>
         <w:tblBorders>
-          <w:top w:val="single" w:color="D9DCE1" w:sz="4"/>
-          <w:left w:val="single" w:color="D9DCE1" w:sz="4"/>
-          <w:bottom w:val="single" w:color="D9DCE1" w:sz="4"/>
-          <w:right w:val="single" w:color="D9DCE1" w:sz="4"/>
-          <w:insideH w:val="single" w:color="D9DCE1" w:sz="4"/>
-          <w:insideV w:val="single" w:color="D9DCE1" w:sz="4"/>
+          <w:top w:val="single" w:color="DDDBD8" w:sz="4"/>
+          <w:left w:val="single" w:color="DDDBD8" w:sz="4"/>
+          <w:bottom w:val="single" w:color="DDDBD8" w:sz="4"/>
+          <w:right w:val="single" w:color="DDDBD8" w:sz="4"/>
+          <w:insideH w:val="single" w:color="DDDBD8" w:sz="4"/>
+          <w:insideV w:val="single" w:color="DDDBD8" w:sz="4"/>
         </w:tblBorders>
         <w:tblLayout w:type="fixed"/>
       </w:tblPr>
@@ -16820,7 +16860,7 @@
         <w:tc>
           <w:tcPr>
             <w:tcW w:type="dxa" w:w="1500"/>
-            <w:shd w:fill="1B2A4A" w:color="auto" w:val="clear"/>
+            <w:shd w:fill="262626" w:color="auto" w:val="clear"/>
             <w:tcMar>
               <w:top w:type="dxa" w:w="70"/>
               <w:left w:type="dxa" w:w="110"/>
@@ -16849,7 +16889,7 @@
         <w:tc>
           <w:tcPr>
             <w:tcW w:type="dxa" w:w="2666"/>
-            <w:shd w:fill="1B2A4A" w:color="auto" w:val="clear"/>
+            <w:shd w:fill="262626" w:color="auto" w:val="clear"/>
             <w:tcMar>
               <w:top w:type="dxa" w:w="70"/>
               <w:left w:type="dxa" w:w="110"/>
@@ -16878,7 +16918,7 @@
         <w:tc>
           <w:tcPr>
             <w:tcW w:type="dxa" w:w="2667"/>
-            <w:shd w:fill="1B2A4A" w:color="auto" w:val="clear"/>
+            <w:shd w:fill="262626" w:color="auto" w:val="clear"/>
             <w:tcMar>
               <w:top w:type="dxa" w:w="70"/>
               <w:left w:type="dxa" w:w="110"/>
@@ -16907,7 +16947,7 @@
         <w:tc>
           <w:tcPr>
             <w:tcW w:type="dxa" w:w="2667"/>
-            <w:shd w:fill="1B2A4A" w:color="auto" w:val="clear"/>
+            <w:shd w:fill="262626" w:color="auto" w:val="clear"/>
             <w:tcMar>
               <w:top w:type="dxa" w:w="70"/>
               <w:left w:type="dxa" w:w="110"/>
@@ -16941,7 +16981,7 @@
         <w:tc>
           <w:tcPr>
             <w:tcW w:type="dxa" w:w="1500"/>
-            <w:shd w:fill="E9EDF3" w:color="auto" w:val="clear"/>
+            <w:shd w:fill="F2F0ED" w:color="auto" w:val="clear"/>
             <w:tcMar>
               <w:top w:type="dxa" w:w="70"/>
               <w:left w:type="dxa" w:w="110"/>
@@ -16959,7 +16999,7 @@
                 <w:rFonts w:ascii="Calibri" w:cs="Calibri" w:eastAsia="Calibri" w:hAnsi="Calibri"/>
                 <w:b/>
                 <w:bCs/>
-                <w:color w:val="333A40"/>
+                <w:color w:val="2E2E2E"/>
                 <w:sz w:val="17"/>
                 <w:szCs w:val="17"/>
               </w:rPr>
@@ -16987,7 +17027,7 @@
                 <w:rFonts w:ascii="Calibri" w:cs="Calibri" w:eastAsia="Calibri" w:hAnsi="Calibri"/>
                 <w:b w:val="false"/>
                 <w:bCs w:val="false"/>
-                <w:color w:val="333A40"/>
+                <w:color w:val="2E2E2E"/>
                 <w:sz w:val="17"/>
                 <w:szCs w:val="17"/>
               </w:rPr>
@@ -17015,7 +17055,7 @@
                 <w:rFonts w:ascii="Calibri" w:cs="Calibri" w:eastAsia="Calibri" w:hAnsi="Calibri"/>
                 <w:b w:val="false"/>
                 <w:bCs w:val="false"/>
-                <w:color w:val="333A40"/>
+                <w:color w:val="2E2E2E"/>
                 <w:sz w:val="17"/>
                 <w:szCs w:val="17"/>
               </w:rPr>
@@ -17043,7 +17083,7 @@
                 <w:rFonts w:ascii="Calibri" w:cs="Calibri" w:eastAsia="Calibri" w:hAnsi="Calibri"/>
                 <w:b w:val="false"/>
                 <w:bCs w:val="false"/>
-                <w:color w:val="333A40"/>
+                <w:color w:val="2E2E2E"/>
                 <w:sz w:val="17"/>
                 <w:szCs w:val="17"/>
               </w:rPr>
@@ -17059,7 +17099,7 @@
         <w:tc>
           <w:tcPr>
             <w:tcW w:type="dxa" w:w="1500"/>
-            <w:shd w:fill="E9EDF3" w:color="auto" w:val="clear"/>
+            <w:shd w:fill="F2F0ED" w:color="auto" w:val="clear"/>
             <w:tcMar>
               <w:top w:type="dxa" w:w="70"/>
               <w:left w:type="dxa" w:w="110"/>
@@ -17077,7 +17117,7 @@
                 <w:rFonts w:ascii="Calibri" w:cs="Calibri" w:eastAsia="Calibri" w:hAnsi="Calibri"/>
                 <w:b/>
                 <w:bCs/>
-                <w:color w:val="333A40"/>
+                <w:color w:val="2E2E2E"/>
                 <w:sz w:val="17"/>
                 <w:szCs w:val="17"/>
               </w:rPr>
@@ -17105,7 +17145,7 @@
                 <w:rFonts w:ascii="Calibri" w:cs="Calibri" w:eastAsia="Calibri" w:hAnsi="Calibri"/>
                 <w:b w:val="false"/>
                 <w:bCs w:val="false"/>
-                <w:color w:val="333A40"/>
+                <w:color w:val="2E2E2E"/>
                 <w:sz w:val="17"/>
                 <w:szCs w:val="17"/>
               </w:rPr>
@@ -17133,7 +17173,7 @@
                 <w:rFonts w:ascii="Calibri" w:cs="Calibri" w:eastAsia="Calibri" w:hAnsi="Calibri"/>
                 <w:b w:val="false"/>
                 <w:bCs w:val="false"/>
-                <w:color w:val="333A40"/>
+                <w:color w:val="2E2E2E"/>
                 <w:sz w:val="17"/>
                 <w:szCs w:val="17"/>
               </w:rPr>
@@ -17161,7 +17201,7 @@
                 <w:rFonts w:ascii="Calibri" w:cs="Calibri" w:eastAsia="Calibri" w:hAnsi="Calibri"/>
                 <w:b w:val="false"/>
                 <w:bCs w:val="false"/>
-                <w:color w:val="333A40"/>
+                <w:color w:val="2E2E2E"/>
                 <w:sz w:val="17"/>
                 <w:szCs w:val="17"/>
               </w:rPr>
@@ -17177,7 +17217,7 @@
         <w:tc>
           <w:tcPr>
             <w:tcW w:type="dxa" w:w="1500"/>
-            <w:shd w:fill="E9EDF3" w:color="auto" w:val="clear"/>
+            <w:shd w:fill="F2F0ED" w:color="auto" w:val="clear"/>
             <w:tcMar>
               <w:top w:type="dxa" w:w="70"/>
               <w:left w:type="dxa" w:w="110"/>
@@ -17195,7 +17235,7 @@
                 <w:rFonts w:ascii="Calibri" w:cs="Calibri" w:eastAsia="Calibri" w:hAnsi="Calibri"/>
                 <w:b/>
                 <w:bCs/>
-                <w:color w:val="333A40"/>
+                <w:color w:val="2E2E2E"/>
                 <w:sz w:val="17"/>
                 <w:szCs w:val="17"/>
               </w:rPr>
@@ -17223,7 +17263,7 @@
                 <w:rFonts w:ascii="Calibri" w:cs="Calibri" w:eastAsia="Calibri" w:hAnsi="Calibri"/>
                 <w:b w:val="false"/>
                 <w:bCs w:val="false"/>
-                <w:color w:val="333A40"/>
+                <w:color w:val="2E2E2E"/>
                 <w:sz w:val="17"/>
                 <w:szCs w:val="17"/>
               </w:rPr>
@@ -17251,7 +17291,7 @@
                 <w:rFonts w:ascii="Calibri" w:cs="Calibri" w:eastAsia="Calibri" w:hAnsi="Calibri"/>
                 <w:b w:val="false"/>
                 <w:bCs w:val="false"/>
-                <w:color w:val="333A40"/>
+                <w:color w:val="2E2E2E"/>
                 <w:sz w:val="17"/>
                 <w:szCs w:val="17"/>
               </w:rPr>
@@ -17279,7 +17319,7 @@
                 <w:rFonts w:ascii="Calibri" w:cs="Calibri" w:eastAsia="Calibri" w:hAnsi="Calibri"/>
                 <w:b w:val="false"/>
                 <w:bCs w:val="false"/>
-                <w:color w:val="333A40"/>
+                <w:color w:val="2E2E2E"/>
                 <w:sz w:val="17"/>
                 <w:szCs w:val="17"/>
               </w:rPr>
@@ -17295,7 +17335,7 @@
         <w:tc>
           <w:tcPr>
             <w:tcW w:type="dxa" w:w="1500"/>
-            <w:shd w:fill="E9EDF3" w:color="auto" w:val="clear"/>
+            <w:shd w:fill="F2F0ED" w:color="auto" w:val="clear"/>
             <w:tcMar>
               <w:top w:type="dxa" w:w="70"/>
               <w:left w:type="dxa" w:w="110"/>
@@ -17313,7 +17353,7 @@
                 <w:rFonts w:ascii="Calibri" w:cs="Calibri" w:eastAsia="Calibri" w:hAnsi="Calibri"/>
                 <w:b/>
                 <w:bCs/>
-                <w:color w:val="333A40"/>
+                <w:color w:val="2E2E2E"/>
                 <w:sz w:val="17"/>
                 <w:szCs w:val="17"/>
               </w:rPr>
@@ -17341,7 +17381,7 @@
                 <w:rFonts w:ascii="Calibri" w:cs="Calibri" w:eastAsia="Calibri" w:hAnsi="Calibri"/>
                 <w:b w:val="false"/>
                 <w:bCs w:val="false"/>
-                <w:color w:val="333A40"/>
+                <w:color w:val="2E2E2E"/>
                 <w:sz w:val="17"/>
                 <w:szCs w:val="17"/>
               </w:rPr>
@@ -17369,7 +17409,7 @@
                 <w:rFonts w:ascii="Calibri" w:cs="Calibri" w:eastAsia="Calibri" w:hAnsi="Calibri"/>
                 <w:b w:val="false"/>
                 <w:bCs w:val="false"/>
-                <w:color w:val="333A40"/>
+                <w:color w:val="2E2E2E"/>
                 <w:sz w:val="17"/>
                 <w:szCs w:val="17"/>
               </w:rPr>
@@ -17397,7 +17437,7 @@
                 <w:rFonts w:ascii="Calibri" w:cs="Calibri" w:eastAsia="Calibri" w:hAnsi="Calibri"/>
                 <w:b w:val="false"/>
                 <w:bCs w:val="false"/>
-                <w:color w:val="333A40"/>
+                <w:color w:val="2E2E2E"/>
                 <w:sz w:val="17"/>
                 <w:szCs w:val="17"/>
               </w:rPr>
@@ -17413,7 +17453,7 @@
         <w:tc>
           <w:tcPr>
             <w:tcW w:type="dxa" w:w="1500"/>
-            <w:shd w:fill="E9EDF3" w:color="auto" w:val="clear"/>
+            <w:shd w:fill="F2F0ED" w:color="auto" w:val="clear"/>
             <w:tcMar>
               <w:top w:type="dxa" w:w="70"/>
               <w:left w:type="dxa" w:w="110"/>
@@ -17431,7 +17471,7 @@
                 <w:rFonts w:ascii="Calibri" w:cs="Calibri" w:eastAsia="Calibri" w:hAnsi="Calibri"/>
                 <w:b/>
                 <w:bCs/>
-                <w:color w:val="333A40"/>
+                <w:color w:val="2E2E2E"/>
                 <w:sz w:val="17"/>
                 <w:szCs w:val="17"/>
               </w:rPr>
@@ -17459,7 +17499,7 @@
                 <w:rFonts w:ascii="Calibri" w:cs="Calibri" w:eastAsia="Calibri" w:hAnsi="Calibri"/>
                 <w:b w:val="false"/>
                 <w:bCs w:val="false"/>
-                <w:color w:val="333A40"/>
+                <w:color w:val="2E2E2E"/>
                 <w:sz w:val="17"/>
                 <w:szCs w:val="17"/>
               </w:rPr>
@@ -17487,7 +17527,7 @@
                 <w:rFonts w:ascii="Calibri" w:cs="Calibri" w:eastAsia="Calibri" w:hAnsi="Calibri"/>
                 <w:b w:val="false"/>
                 <w:bCs w:val="false"/>
-                <w:color w:val="333A40"/>
+                <w:color w:val="2E2E2E"/>
                 <w:sz w:val="17"/>
                 <w:szCs w:val="17"/>
               </w:rPr>
@@ -17515,7 +17555,7 @@
                 <w:rFonts w:ascii="Calibri" w:cs="Calibri" w:eastAsia="Calibri" w:hAnsi="Calibri"/>
                 <w:b w:val="false"/>
                 <w:bCs w:val="false"/>
-                <w:color w:val="333A40"/>
+                <w:color w:val="2E2E2E"/>
                 <w:sz w:val="17"/>
                 <w:szCs w:val="17"/>
               </w:rPr>
@@ -17531,7 +17571,7 @@
         <w:tc>
           <w:tcPr>
             <w:tcW w:type="dxa" w:w="1500"/>
-            <w:shd w:fill="E9EDF3" w:color="auto" w:val="clear"/>
+            <w:shd w:fill="F2F0ED" w:color="auto" w:val="clear"/>
             <w:tcMar>
               <w:top w:type="dxa" w:w="70"/>
               <w:left w:type="dxa" w:w="110"/>
@@ -17549,7 +17589,7 @@
                 <w:rFonts w:ascii="Calibri" w:cs="Calibri" w:eastAsia="Calibri" w:hAnsi="Calibri"/>
                 <w:b/>
                 <w:bCs/>
-                <w:color w:val="333A40"/>
+                <w:color w:val="2E2E2E"/>
                 <w:sz w:val="17"/>
                 <w:szCs w:val="17"/>
               </w:rPr>
@@ -17577,7 +17617,7 @@
                 <w:rFonts w:ascii="Calibri" w:cs="Calibri" w:eastAsia="Calibri" w:hAnsi="Calibri"/>
                 <w:b w:val="false"/>
                 <w:bCs w:val="false"/>
-                <w:color w:val="333A40"/>
+                <w:color w:val="2E2E2E"/>
                 <w:sz w:val="17"/>
                 <w:szCs w:val="17"/>
               </w:rPr>
@@ -17593,7 +17633,7 @@
                 <w:rFonts w:ascii="Calibri" w:cs="Calibri" w:eastAsia="Calibri" w:hAnsi="Calibri"/>
                 <w:b w:val="false"/>
                 <w:bCs w:val="false"/>
-                <w:color w:val="333A40"/>
+                <w:color w:val="2E2E2E"/>
                 <w:sz w:val="17"/>
                 <w:szCs w:val="17"/>
               </w:rPr>
@@ -17609,7 +17649,7 @@
                 <w:rFonts w:ascii="Calibri" w:cs="Calibri" w:eastAsia="Calibri" w:hAnsi="Calibri"/>
                 <w:b w:val="false"/>
                 <w:bCs w:val="false"/>
-                <w:color w:val="333A40"/>
+                <w:color w:val="2E2E2E"/>
                 <w:sz w:val="17"/>
                 <w:szCs w:val="17"/>
               </w:rPr>
@@ -17637,7 +17677,7 @@
                 <w:rFonts w:ascii="Calibri" w:cs="Calibri" w:eastAsia="Calibri" w:hAnsi="Calibri"/>
                 <w:b w:val="false"/>
                 <w:bCs w:val="false"/>
-                <w:color w:val="333A40"/>
+                <w:color w:val="2E2E2E"/>
                 <w:sz w:val="17"/>
                 <w:szCs w:val="17"/>
               </w:rPr>
@@ -17653,7 +17693,7 @@
                 <w:rFonts w:ascii="Calibri" w:cs="Calibri" w:eastAsia="Calibri" w:hAnsi="Calibri"/>
                 <w:b w:val="false"/>
                 <w:bCs w:val="false"/>
-                <w:color w:val="333A40"/>
+                <w:color w:val="2E2E2E"/>
                 <w:sz w:val="17"/>
                 <w:szCs w:val="17"/>
               </w:rPr>
@@ -17669,7 +17709,7 @@
                 <w:rFonts w:ascii="Calibri" w:cs="Calibri" w:eastAsia="Calibri" w:hAnsi="Calibri"/>
                 <w:b w:val="false"/>
                 <w:bCs w:val="false"/>
-                <w:color w:val="333A40"/>
+                <w:color w:val="2E2E2E"/>
                 <w:sz w:val="17"/>
                 <w:szCs w:val="17"/>
               </w:rPr>
@@ -17697,7 +17737,7 @@
                 <w:rFonts w:ascii="Calibri" w:cs="Calibri" w:eastAsia="Calibri" w:hAnsi="Calibri"/>
                 <w:b w:val="false"/>
                 <w:bCs w:val="false"/>
-                <w:color w:val="333A40"/>
+                <w:color w:val="2E2E2E"/>
                 <w:sz w:val="17"/>
                 <w:szCs w:val="17"/>
               </w:rPr>
@@ -17713,7 +17753,7 @@
                 <w:rFonts w:ascii="Calibri" w:cs="Calibri" w:eastAsia="Calibri" w:hAnsi="Calibri"/>
                 <w:b w:val="false"/>
                 <w:bCs w:val="false"/>
-                <w:color w:val="333A40"/>
+                <w:color w:val="2E2E2E"/>
                 <w:sz w:val="17"/>
                 <w:szCs w:val="17"/>
               </w:rPr>
@@ -17729,7 +17769,7 @@
                 <w:rFonts w:ascii="Calibri" w:cs="Calibri" w:eastAsia="Calibri" w:hAnsi="Calibri"/>
                 <w:b w:val="false"/>
                 <w:bCs w:val="false"/>
-                <w:color w:val="333A40"/>
+                <w:color w:val="2E2E2E"/>
                 <w:sz w:val="17"/>
                 <w:szCs w:val="17"/>
               </w:rPr>
@@ -17745,7 +17785,7 @@
         <w:tc>
           <w:tcPr>
             <w:tcW w:type="dxa" w:w="1500"/>
-            <w:shd w:fill="E9EDF3" w:color="auto" w:val="clear"/>
+            <w:shd w:fill="F2F0ED" w:color="auto" w:val="clear"/>
             <w:tcMar>
               <w:top w:type="dxa" w:w="70"/>
               <w:left w:type="dxa" w:w="110"/>
@@ -17763,7 +17803,7 @@
                 <w:rFonts w:ascii="Calibri" w:cs="Calibri" w:eastAsia="Calibri" w:hAnsi="Calibri"/>
                 <w:b/>
                 <w:bCs/>
-                <w:color w:val="333A40"/>
+                <w:color w:val="2E2E2E"/>
                 <w:sz w:val="17"/>
                 <w:szCs w:val="17"/>
               </w:rPr>
@@ -17791,7 +17831,7 @@
                 <w:rFonts w:ascii="Calibri" w:cs="Calibri" w:eastAsia="Calibri" w:hAnsi="Calibri"/>
                 <w:b w:val="false"/>
                 <w:bCs w:val="false"/>
-                <w:color w:val="333A40"/>
+                <w:color w:val="2E2E2E"/>
                 <w:sz w:val="17"/>
                 <w:szCs w:val="17"/>
               </w:rPr>
@@ -17807,7 +17847,7 @@
                 <w:rFonts w:ascii="Calibri" w:cs="Calibri" w:eastAsia="Calibri" w:hAnsi="Calibri"/>
                 <w:b w:val="false"/>
                 <w:bCs w:val="false"/>
-                <w:color w:val="333A40"/>
+                <w:color w:val="2E2E2E"/>
                 <w:sz w:val="17"/>
                 <w:szCs w:val="17"/>
               </w:rPr>
@@ -17823,7 +17863,7 @@
                 <w:rFonts w:ascii="Calibri" w:cs="Calibri" w:eastAsia="Calibri" w:hAnsi="Calibri"/>
                 <w:b w:val="false"/>
                 <w:bCs w:val="false"/>
-                <w:color w:val="333A40"/>
+                <w:color w:val="2E2E2E"/>
                 <w:sz w:val="17"/>
                 <w:szCs w:val="17"/>
               </w:rPr>
@@ -17851,7 +17891,7 @@
                 <w:rFonts w:ascii="Calibri" w:cs="Calibri" w:eastAsia="Calibri" w:hAnsi="Calibri"/>
                 <w:b w:val="false"/>
                 <w:bCs w:val="false"/>
-                <w:color w:val="333A40"/>
+                <w:color w:val="2E2E2E"/>
                 <w:sz w:val="17"/>
                 <w:szCs w:val="17"/>
               </w:rPr>
@@ -17867,7 +17907,7 @@
                 <w:rFonts w:ascii="Calibri" w:cs="Calibri" w:eastAsia="Calibri" w:hAnsi="Calibri"/>
                 <w:b w:val="false"/>
                 <w:bCs w:val="false"/>
-                <w:color w:val="333A40"/>
+                <w:color w:val="2E2E2E"/>
                 <w:sz w:val="17"/>
                 <w:szCs w:val="17"/>
               </w:rPr>
@@ -17883,7 +17923,7 @@
                 <w:rFonts w:ascii="Calibri" w:cs="Calibri" w:eastAsia="Calibri" w:hAnsi="Calibri"/>
                 <w:b w:val="false"/>
                 <w:bCs w:val="false"/>
-                <w:color w:val="333A40"/>
+                <w:color w:val="2E2E2E"/>
                 <w:sz w:val="17"/>
                 <w:szCs w:val="17"/>
               </w:rPr>
@@ -17911,7 +17951,7 @@
                 <w:rFonts w:ascii="Calibri" w:cs="Calibri" w:eastAsia="Calibri" w:hAnsi="Calibri"/>
                 <w:b w:val="false"/>
                 <w:bCs w:val="false"/>
-                <w:color w:val="333A40"/>
+                <w:color w:val="2E2E2E"/>
                 <w:sz w:val="17"/>
                 <w:szCs w:val="17"/>
               </w:rPr>
@@ -17927,7 +17967,7 @@
                 <w:rFonts w:ascii="Calibri" w:cs="Calibri" w:eastAsia="Calibri" w:hAnsi="Calibri"/>
                 <w:b w:val="false"/>
                 <w:bCs w:val="false"/>
-                <w:color w:val="333A40"/>
+                <w:color w:val="2E2E2E"/>
                 <w:sz w:val="17"/>
                 <w:szCs w:val="17"/>
               </w:rPr>
@@ -17943,7 +17983,7 @@
                 <w:rFonts w:ascii="Calibri" w:cs="Calibri" w:eastAsia="Calibri" w:hAnsi="Calibri"/>
                 <w:b w:val="false"/>
                 <w:bCs w:val="false"/>
-                <w:color w:val="333A40"/>
+                <w:color w:val="2E2E2E"/>
                 <w:sz w:val="17"/>
                 <w:szCs w:val="17"/>
               </w:rPr>
@@ -17959,7 +17999,7 @@
         <w:tc>
           <w:tcPr>
             <w:tcW w:type="dxa" w:w="1500"/>
-            <w:shd w:fill="E9EDF3" w:color="auto" w:val="clear"/>
+            <w:shd w:fill="F2F0ED" w:color="auto" w:val="clear"/>
             <w:tcMar>
               <w:top w:type="dxa" w:w="70"/>
               <w:left w:type="dxa" w:w="110"/>
@@ -17977,7 +18017,7 @@
                 <w:rFonts w:ascii="Calibri" w:cs="Calibri" w:eastAsia="Calibri" w:hAnsi="Calibri"/>
                 <w:b/>
                 <w:bCs/>
-                <w:color w:val="333A40"/>
+                <w:color w:val="2E2E2E"/>
                 <w:sz w:val="17"/>
                 <w:szCs w:val="17"/>
               </w:rPr>
@@ -18005,7 +18045,7 @@
                 <w:rFonts w:ascii="Calibri" w:cs="Calibri" w:eastAsia="Calibri" w:hAnsi="Calibri"/>
                 <w:b w:val="false"/>
                 <w:bCs w:val="false"/>
-                <w:color w:val="333A40"/>
+                <w:color w:val="2E2E2E"/>
                 <w:sz w:val="17"/>
                 <w:szCs w:val="17"/>
               </w:rPr>
@@ -18033,7 +18073,7 @@
                 <w:rFonts w:ascii="Calibri" w:cs="Calibri" w:eastAsia="Calibri" w:hAnsi="Calibri"/>
                 <w:b w:val="false"/>
                 <w:bCs w:val="false"/>
-                <w:color w:val="333A40"/>
+                <w:color w:val="2E2E2E"/>
                 <w:sz w:val="17"/>
                 <w:szCs w:val="17"/>
               </w:rPr>
@@ -18061,7 +18101,7 @@
                 <w:rFonts w:ascii="Calibri" w:cs="Calibri" w:eastAsia="Calibri" w:hAnsi="Calibri"/>
                 <w:b w:val="false"/>
                 <w:bCs w:val="false"/>
-                <w:color w:val="333A40"/>
+                <w:color w:val="2E2E2E"/>
                 <w:sz w:val="17"/>
                 <w:szCs w:val="17"/>
               </w:rPr>
@@ -18089,12 +18129,12 @@
       <w:tblPr>
         <w:tblW w:type="dxa" w:w="9500"/>
         <w:tblBorders>
-          <w:top w:val="single" w:color="D9DCE1" w:sz="4"/>
-          <w:left w:val="single" w:color="D9DCE1" w:sz="4"/>
-          <w:bottom w:val="single" w:color="D9DCE1" w:sz="4"/>
-          <w:right w:val="single" w:color="D9DCE1" w:sz="4"/>
-          <w:insideH w:val="single" w:color="D9DCE1" w:sz="4"/>
-          <w:insideV w:val="single" w:color="D9DCE1" w:sz="4"/>
+          <w:top w:val="single" w:color="DDDBD8" w:sz="4"/>
+          <w:left w:val="single" w:color="DDDBD8" w:sz="4"/>
+          <w:bottom w:val="single" w:color="DDDBD8" w:sz="4"/>
+          <w:right w:val="single" w:color="DDDBD8" w:sz="4"/>
+          <w:insideH w:val="single" w:color="DDDBD8" w:sz="4"/>
+          <w:insideV w:val="single" w:color="DDDBD8" w:sz="4"/>
         </w:tblBorders>
         <w:tblLayout w:type="fixed"/>
       </w:tblPr>
@@ -18112,7 +18152,7 @@
         <w:tc>
           <w:tcPr>
             <w:tcW w:type="dxa" w:w="500"/>
-            <w:shd w:fill="1B2A4A" w:color="auto" w:val="clear"/>
+            <w:shd w:fill="262626" w:color="auto" w:val="clear"/>
             <w:tcMar>
               <w:top w:type="dxa" w:w="70"/>
               <w:left w:type="dxa" w:w="110"/>
@@ -18141,7 +18181,7 @@
         <w:tc>
           <w:tcPr>
             <w:tcW w:type="dxa" w:w="3000"/>
-            <w:shd w:fill="1B2A4A" w:color="auto" w:val="clear"/>
+            <w:shd w:fill="262626" w:color="auto" w:val="clear"/>
             <w:tcMar>
               <w:top w:type="dxa" w:w="70"/>
               <w:left w:type="dxa" w:w="110"/>
@@ -18170,7 +18210,7 @@
         <w:tc>
           <w:tcPr>
             <w:tcW w:type="dxa" w:w="3000"/>
-            <w:shd w:fill="1B2A4A" w:color="auto" w:val="clear"/>
+            <w:shd w:fill="262626" w:color="auto" w:val="clear"/>
             <w:tcMar>
               <w:top w:type="dxa" w:w="70"/>
               <w:left w:type="dxa" w:w="110"/>
@@ -18199,7 +18239,7 @@
         <w:tc>
           <w:tcPr>
             <w:tcW w:type="dxa" w:w="3000"/>
-            <w:shd w:fill="1B2A4A" w:color="auto" w:val="clear"/>
+            <w:shd w:fill="262626" w:color="auto" w:val="clear"/>
             <w:tcMar>
               <w:top w:type="dxa" w:w="70"/>
               <w:left w:type="dxa" w:w="110"/>
@@ -18249,7 +18289,7 @@
             <w:r>
               <w:rPr>
                 <w:rFonts w:ascii="Calibri" w:cs="Calibri" w:eastAsia="Calibri" w:hAnsi="Calibri"/>
-                <w:color w:val="333A40"/>
+                <w:color w:val="2E2E2E"/>
                 <w:sz w:val="16"/>
                 <w:szCs w:val="16"/>
               </w:rPr>
@@ -18275,7 +18315,7 @@
             <w:r>
               <w:rPr>
                 <w:rFonts w:ascii="Calibri" w:cs="Calibri" w:eastAsia="Calibri" w:hAnsi="Calibri"/>
-                <w:color w:val="333A40"/>
+                <w:color w:val="2E2E2E"/>
                 <w:sz w:val="16"/>
                 <w:szCs w:val="16"/>
               </w:rPr>
@@ -18301,7 +18341,7 @@
             <w:r>
               <w:rPr>
                 <w:rFonts w:ascii="Calibri" w:cs="Calibri" w:eastAsia="Calibri" w:hAnsi="Calibri"/>
-                <w:color w:val="333A40"/>
+                <w:color w:val="2E2E2E"/>
                 <w:sz w:val="16"/>
                 <w:szCs w:val="16"/>
               </w:rPr>
@@ -18327,7 +18367,7 @@
             <w:r>
               <w:rPr>
                 <w:rFonts w:ascii="Calibri" w:cs="Calibri" w:eastAsia="Calibri" w:hAnsi="Calibri"/>
-                <w:color w:val="333A40"/>
+                <w:color w:val="2E2E2E"/>
                 <w:sz w:val="16"/>
                 <w:szCs w:val="16"/>
               </w:rPr>
@@ -18359,7 +18399,7 @@
             <w:r>
               <w:rPr>
                 <w:rFonts w:ascii="Calibri" w:cs="Calibri" w:eastAsia="Calibri" w:hAnsi="Calibri"/>
-                <w:color w:val="333A40"/>
+                <w:color w:val="2E2E2E"/>
                 <w:sz w:val="16"/>
                 <w:szCs w:val="16"/>
               </w:rPr>
@@ -18385,7 +18425,7 @@
             <w:r>
               <w:rPr>
                 <w:rFonts w:ascii="Calibri" w:cs="Calibri" w:eastAsia="Calibri" w:hAnsi="Calibri"/>
-                <w:color w:val="333A40"/>
+                <w:color w:val="2E2E2E"/>
                 <w:sz w:val="16"/>
                 <w:szCs w:val="16"/>
               </w:rPr>
@@ -18411,7 +18451,7 @@
             <w:r>
               <w:rPr>
                 <w:rFonts w:ascii="Calibri" w:cs="Calibri" w:eastAsia="Calibri" w:hAnsi="Calibri"/>
-                <w:color w:val="333A40"/>
+                <w:color w:val="2E2E2E"/>
                 <w:sz w:val="16"/>
                 <w:szCs w:val="16"/>
               </w:rPr>
@@ -18437,7 +18477,7 @@
             <w:r>
               <w:rPr>
                 <w:rFonts w:ascii="Calibri" w:cs="Calibri" w:eastAsia="Calibri" w:hAnsi="Calibri"/>
-                <w:color w:val="333A40"/>
+                <w:color w:val="2E2E2E"/>
                 <w:sz w:val="16"/>
                 <w:szCs w:val="16"/>
               </w:rPr>
@@ -18469,7 +18509,7 @@
             <w:r>
               <w:rPr>
                 <w:rFonts w:ascii="Calibri" w:cs="Calibri" w:eastAsia="Calibri" w:hAnsi="Calibri"/>
-                <w:color w:val="333A40"/>
+                <w:color w:val="2E2E2E"/>
                 <w:sz w:val="16"/>
                 <w:szCs w:val="16"/>
               </w:rPr>
@@ -18495,7 +18535,7 @@
             <w:r>
               <w:rPr>
                 <w:rFonts w:ascii="Calibri" w:cs="Calibri" w:eastAsia="Calibri" w:hAnsi="Calibri"/>
-                <w:color w:val="333A40"/>
+                <w:color w:val="2E2E2E"/>
                 <w:sz w:val="16"/>
                 <w:szCs w:val="16"/>
               </w:rPr>
@@ -18521,7 +18561,7 @@
             <w:r>
               <w:rPr>
                 <w:rFonts w:ascii="Calibri" w:cs="Calibri" w:eastAsia="Calibri" w:hAnsi="Calibri"/>
-                <w:color w:val="333A40"/>
+                <w:color w:val="2E2E2E"/>
                 <w:sz w:val="16"/>
                 <w:szCs w:val="16"/>
               </w:rPr>
@@ -18547,7 +18587,7 @@
             <w:r>
               <w:rPr>
                 <w:rFonts w:ascii="Calibri" w:cs="Calibri" w:eastAsia="Calibri" w:hAnsi="Calibri"/>
-                <w:color w:val="333A40"/>
+                <w:color w:val="2E2E2E"/>
                 <w:sz w:val="16"/>
                 <w:szCs w:val="16"/>
               </w:rPr>
@@ -18579,7 +18619,7 @@
             <w:r>
               <w:rPr>
                 <w:rFonts w:ascii="Calibri" w:cs="Calibri" w:eastAsia="Calibri" w:hAnsi="Calibri"/>
-                <w:color w:val="333A40"/>
+                <w:color w:val="2E2E2E"/>
                 <w:sz w:val="16"/>
                 <w:szCs w:val="16"/>
               </w:rPr>
@@ -18605,7 +18645,7 @@
             <w:r>
               <w:rPr>
                 <w:rFonts w:ascii="Calibri" w:cs="Calibri" w:eastAsia="Calibri" w:hAnsi="Calibri"/>
-                <w:color w:val="333A40"/>
+                <w:color w:val="2E2E2E"/>
                 <w:sz w:val="16"/>
                 <w:szCs w:val="16"/>
               </w:rPr>
@@ -18631,7 +18671,7 @@
             <w:r>
               <w:rPr>
                 <w:rFonts w:ascii="Calibri" w:cs="Calibri" w:eastAsia="Calibri" w:hAnsi="Calibri"/>
-                <w:color w:val="333A40"/>
+                <w:color w:val="2E2E2E"/>
                 <w:sz w:val="16"/>
                 <w:szCs w:val="16"/>
               </w:rPr>
@@ -18657,7 +18697,7 @@
             <w:r>
               <w:rPr>
                 <w:rFonts w:ascii="Calibri" w:cs="Calibri" w:eastAsia="Calibri" w:hAnsi="Calibri"/>
-                <w:color w:val="333A40"/>
+                <w:color w:val="2E2E2E"/>
                 <w:sz w:val="16"/>
                 <w:szCs w:val="16"/>
               </w:rPr>
@@ -18689,7 +18729,7 @@
             <w:r>
               <w:rPr>
                 <w:rFonts w:ascii="Calibri" w:cs="Calibri" w:eastAsia="Calibri" w:hAnsi="Calibri"/>
-                <w:color w:val="333A40"/>
+                <w:color w:val="2E2E2E"/>
                 <w:sz w:val="16"/>
                 <w:szCs w:val="16"/>
               </w:rPr>
@@ -18715,7 +18755,7 @@
             <w:r>
               <w:rPr>
                 <w:rFonts w:ascii="Calibri" w:cs="Calibri" w:eastAsia="Calibri" w:hAnsi="Calibri"/>
-                <w:color w:val="333A40"/>
+                <w:color w:val="2E2E2E"/>
                 <w:sz w:val="16"/>
                 <w:szCs w:val="16"/>
               </w:rPr>
@@ -18741,7 +18781,7 @@
             <w:r>
               <w:rPr>
                 <w:rFonts w:ascii="Calibri" w:cs="Calibri" w:eastAsia="Calibri" w:hAnsi="Calibri"/>
-                <w:color w:val="333A40"/>
+                <w:color w:val="2E2E2E"/>
                 <w:sz w:val="16"/>
                 <w:szCs w:val="16"/>
               </w:rPr>
@@ -18767,7 +18807,7 @@
             <w:r>
               <w:rPr>
                 <w:rFonts w:ascii="Calibri" w:cs="Calibri" w:eastAsia="Calibri" w:hAnsi="Calibri"/>
-                <w:color w:val="333A40"/>
+                <w:color w:val="2E2E2E"/>
                 <w:sz w:val="16"/>
                 <w:szCs w:val="16"/>
               </w:rPr>
@@ -18799,7 +18839,7 @@
             <w:r>
               <w:rPr>
                 <w:rFonts w:ascii="Calibri" w:cs="Calibri" w:eastAsia="Calibri" w:hAnsi="Calibri"/>
-                <w:color w:val="333A40"/>
+                <w:color w:val="2E2E2E"/>
                 <w:sz w:val="16"/>
                 <w:szCs w:val="16"/>
               </w:rPr>
@@ -18825,7 +18865,7 @@
             <w:r>
               <w:rPr>
                 <w:rFonts w:ascii="Calibri" w:cs="Calibri" w:eastAsia="Calibri" w:hAnsi="Calibri"/>
-                <w:color w:val="333A40"/>
+                <w:color w:val="2E2E2E"/>
                 <w:sz w:val="16"/>
                 <w:szCs w:val="16"/>
               </w:rPr>
@@ -18851,7 +18891,7 @@
             <w:r>
               <w:rPr>
                 <w:rFonts w:ascii="Calibri" w:cs="Calibri" w:eastAsia="Calibri" w:hAnsi="Calibri"/>
-                <w:color w:val="333A40"/>
+                <w:color w:val="2E2E2E"/>
                 <w:sz w:val="16"/>
                 <w:szCs w:val="16"/>
               </w:rPr>
@@ -18877,7 +18917,7 @@
             <w:r>
               <w:rPr>
                 <w:rFonts w:ascii="Calibri" w:cs="Calibri" w:eastAsia="Calibri" w:hAnsi="Calibri"/>
-                <w:color w:val="333A40"/>
+                <w:color w:val="2E2E2E"/>
                 <w:sz w:val="16"/>
                 <w:szCs w:val="16"/>
               </w:rPr>
@@ -18909,7 +18949,7 @@
             <w:r>
               <w:rPr>
                 <w:rFonts w:ascii="Calibri" w:cs="Calibri" w:eastAsia="Calibri" w:hAnsi="Calibri"/>
-                <w:color w:val="333A40"/>
+                <w:color w:val="2E2E2E"/>
                 <w:sz w:val="16"/>
                 <w:szCs w:val="16"/>
               </w:rPr>
@@ -18935,7 +18975,7 @@
             <w:r>
               <w:rPr>
                 <w:rFonts w:ascii="Calibri" w:cs="Calibri" w:eastAsia="Calibri" w:hAnsi="Calibri"/>
-                <w:color w:val="333A40"/>
+                <w:color w:val="2E2E2E"/>
                 <w:sz w:val="16"/>
                 <w:szCs w:val="16"/>
               </w:rPr>
@@ -18961,7 +19001,7 @@
             <w:r>
               <w:rPr>
                 <w:rFonts w:ascii="Calibri" w:cs="Calibri" w:eastAsia="Calibri" w:hAnsi="Calibri"/>
-                <w:color w:val="333A40"/>
+                <w:color w:val="2E2E2E"/>
                 <w:sz w:val="16"/>
                 <w:szCs w:val="16"/>
               </w:rPr>
@@ -18987,7 +19027,7 @@
             <w:r>
               <w:rPr>
                 <w:rFonts w:ascii="Calibri" w:cs="Calibri" w:eastAsia="Calibri" w:hAnsi="Calibri"/>
-                <w:color w:val="333A40"/>
+                <w:color w:val="2E2E2E"/>
                 <w:sz w:val="16"/>
                 <w:szCs w:val="16"/>
               </w:rPr>
@@ -19014,7 +19054,7 @@
       <w:r>
         <w:rPr>
           <w:rFonts w:ascii="Calibri" w:cs="Calibri" w:eastAsia="Calibri" w:hAnsi="Calibri"/>
-          <w:color w:val="333A40"/>
+          <w:color w:val="2E2E2E"/>
           <w:sz w:val="21"/>
           <w:szCs w:val="21"/>
         </w:rPr>
@@ -19043,7 +19083,7 @@
       <w:r>
         <w:rPr>
           <w:rFonts w:ascii="Calibri" w:cs="Calibri" w:eastAsia="Calibri" w:hAnsi="Calibri"/>
-          <w:color w:val="333A40"/>
+          <w:color w:val="2E2E2E"/>
           <w:sz w:val="19"/>
           <w:szCs w:val="19"/>
         </w:rPr>
@@ -19063,7 +19103,7 @@
       <w:r>
         <w:rPr>
           <w:rFonts w:ascii="Calibri" w:cs="Calibri" w:eastAsia="Calibri" w:hAnsi="Calibri"/>
-          <w:color w:val="333A40"/>
+          <w:color w:val="2E2E2E"/>
           <w:sz w:val="19"/>
           <w:szCs w:val="19"/>
         </w:rPr>
@@ -19083,7 +19123,7 @@
       <w:r>
         <w:rPr>
           <w:rFonts w:ascii="Calibri" w:cs="Calibri" w:eastAsia="Calibri" w:hAnsi="Calibri"/>
-          <w:color w:val="333A40"/>
+          <w:color w:val="2E2E2E"/>
           <w:sz w:val="19"/>
           <w:szCs w:val="19"/>
         </w:rPr>
@@ -19103,7 +19143,7 @@
       <w:r>
         <w:rPr>
           <w:rFonts w:ascii="Calibri" w:cs="Calibri" w:eastAsia="Calibri" w:hAnsi="Calibri"/>
-          <w:color w:val="333A40"/>
+          <w:color w:val="2E2E2E"/>
           <w:sz w:val="19"/>
           <w:szCs w:val="19"/>
         </w:rPr>
@@ -19123,7 +19163,7 @@
       <w:r>
         <w:rPr>
           <w:rFonts w:ascii="Calibri" w:cs="Calibri" w:eastAsia="Calibri" w:hAnsi="Calibri"/>
-          <w:color w:val="333A40"/>
+          <w:color w:val="2E2E2E"/>
           <w:sz w:val="19"/>
           <w:szCs w:val="19"/>
         </w:rPr>
@@ -19143,12 +19183,12 @@
       <w:tblPr>
         <w:tblW w:type="dxa" w:w="9500"/>
         <w:tblBorders>
-          <w:top w:val="single" w:color="D9DCE1" w:sz="4"/>
-          <w:left w:val="single" w:color="D9DCE1" w:sz="4"/>
-          <w:bottom w:val="single" w:color="D9DCE1" w:sz="4"/>
-          <w:right w:val="single" w:color="D9DCE1" w:sz="4"/>
-          <w:insideH w:val="single" w:color="D9DCE1" w:sz="4"/>
-          <w:insideV w:val="single" w:color="D9DCE1" w:sz="4"/>
+          <w:top w:val="single" w:color="DDDBD8" w:sz="4"/>
+          <w:left w:val="single" w:color="DDDBD8" w:sz="4"/>
+          <w:bottom w:val="single" w:color="DDDBD8" w:sz="4"/>
+          <w:right w:val="single" w:color="DDDBD8" w:sz="4"/>
+          <w:insideH w:val="single" w:color="DDDBD8" w:sz="4"/>
+          <w:insideV w:val="single" w:color="DDDBD8" w:sz="4"/>
         </w:tblBorders>
         <w:tblLayout w:type="fixed"/>
       </w:tblPr>
@@ -19164,7 +19204,7 @@
         <w:tc>
           <w:tcPr>
             <w:tcW w:type="dxa" w:w="2800"/>
-            <w:shd w:fill="1B2A4A" w:color="auto" w:val="clear"/>
+            <w:shd w:fill="262626" w:color="auto" w:val="clear"/>
             <w:tcMar>
               <w:top w:type="dxa" w:w="70"/>
               <w:left w:type="dxa" w:w="110"/>
@@ -19193,7 +19233,7 @@
         <w:tc>
           <w:tcPr>
             <w:tcW w:type="dxa" w:w="6700"/>
-            <w:shd w:fill="1B2A4A" w:color="auto" w:val="clear"/>
+            <w:shd w:fill="262626" w:color="auto" w:val="clear"/>
             <w:tcMar>
               <w:top w:type="dxa" w:w="70"/>
               <w:left w:type="dxa" w:w="110"/>
@@ -19244,7 +19284,7 @@
                 <w:rFonts w:ascii="Calibri" w:cs="Calibri" w:eastAsia="Calibri" w:hAnsi="Calibri"/>
                 <w:b/>
                 <w:bCs/>
-                <w:color w:val="333A40"/>
+                <w:color w:val="2E2E2E"/>
                 <w:sz w:val="17"/>
                 <w:szCs w:val="17"/>
               </w:rPr>
@@ -19252,7 +19292,7 @@
             </w:r>
           </w:p>
           <w:p>
-            <w:hyperlink w:history="1" r:id="rIdt8diqppqcant2dxzibcrr">
+            <w:hyperlink w:history="1" r:id="rIdrnu6rctpez_bg07hv-1jk">
               <w:r>
                 <w:rPr>
                   <w:rStyle w:val="Hyperlink"/>
@@ -19283,7 +19323,7 @@
             <w:r>
               <w:rPr>
                 <w:rFonts w:ascii="Calibri" w:cs="Calibri" w:eastAsia="Calibri" w:hAnsi="Calibri"/>
-                <w:color w:val="333A40"/>
+                <w:color w:val="2E2E2E"/>
                 <w:sz w:val="17"/>
                 <w:szCs w:val="17"/>
               </w:rPr>
@@ -19316,7 +19356,7 @@
                 <w:rFonts w:ascii="Calibri" w:cs="Calibri" w:eastAsia="Calibri" w:hAnsi="Calibri"/>
                 <w:b/>
                 <w:bCs/>
-                <w:color w:val="333A40"/>
+                <w:color w:val="2E2E2E"/>
                 <w:sz w:val="17"/>
                 <w:szCs w:val="17"/>
               </w:rPr>
@@ -19324,7 +19364,7 @@
             </w:r>
           </w:p>
           <w:p>
-            <w:hyperlink w:history="1" r:id="rIdvyidlie29jfown0xd2glx">
+            <w:hyperlink w:history="1" r:id="rIdsuxbbjx7jognxoyaq4gzt">
               <w:r>
                 <w:rPr>
                   <w:rStyle w:val="Hyperlink"/>
@@ -19355,7 +19395,7 @@
             <w:r>
               <w:rPr>
                 <w:rFonts w:ascii="Calibri" w:cs="Calibri" w:eastAsia="Calibri" w:hAnsi="Calibri"/>
-                <w:color w:val="333A40"/>
+                <w:color w:val="2E2E2E"/>
                 <w:sz w:val="17"/>
                 <w:szCs w:val="17"/>
               </w:rPr>
@@ -19388,7 +19428,7 @@
                 <w:rFonts w:ascii="Calibri" w:cs="Calibri" w:eastAsia="Calibri" w:hAnsi="Calibri"/>
                 <w:b/>
                 <w:bCs/>
-                <w:color w:val="333A40"/>
+                <w:color w:val="2E2E2E"/>
                 <w:sz w:val="17"/>
                 <w:szCs w:val="17"/>
               </w:rPr>
@@ -19396,7 +19436,7 @@
             </w:r>
           </w:p>
           <w:p>
-            <w:hyperlink w:history="1" r:id="rIdgctkotiubddw345u8oy-n">
+            <w:hyperlink w:history="1" r:id="rIdcww_jqbbtkfsvatxc_3zr">
               <w:r>
                 <w:rPr>
                   <w:rStyle w:val="Hyperlink"/>
@@ -19427,7 +19467,7 @@
             <w:r>
               <w:rPr>
                 <w:rFonts w:ascii="Calibri" w:cs="Calibri" w:eastAsia="Calibri" w:hAnsi="Calibri"/>
-                <w:color w:val="333A40"/>
+                <w:color w:val="2E2E2E"/>
                 <w:sz w:val="17"/>
                 <w:szCs w:val="17"/>
               </w:rPr>
@@ -19460,7 +19500,7 @@
                 <w:rFonts w:ascii="Calibri" w:cs="Calibri" w:eastAsia="Calibri" w:hAnsi="Calibri"/>
                 <w:b/>
                 <w:bCs/>
-                <w:color w:val="333A40"/>
+                <w:color w:val="2E2E2E"/>
                 <w:sz w:val="17"/>
                 <w:szCs w:val="17"/>
               </w:rPr>
@@ -19468,7 +19508,7 @@
             </w:r>
           </w:p>
           <w:p>
-            <w:hyperlink w:history="1" r:id="rIdqxntzm5g0hucf2ek5ny31">
+            <w:hyperlink w:history="1" r:id="rIdllgazynpz3rpcgxy0z4b7">
               <w:r>
                 <w:rPr>
                   <w:rStyle w:val="Hyperlink"/>
@@ -19499,7 +19539,7 @@
             <w:r>
               <w:rPr>
                 <w:rFonts w:ascii="Calibri" w:cs="Calibri" w:eastAsia="Calibri" w:hAnsi="Calibri"/>
-                <w:color w:val="333A40"/>
+                <w:color w:val="2E2E2E"/>
                 <w:sz w:val="17"/>
                 <w:szCs w:val="17"/>
               </w:rPr>
@@ -19532,7 +19572,7 @@
                 <w:rFonts w:ascii="Calibri" w:cs="Calibri" w:eastAsia="Calibri" w:hAnsi="Calibri"/>
                 <w:b/>
                 <w:bCs/>
-                <w:color w:val="333A40"/>
+                <w:color w:val="2E2E2E"/>
                 <w:sz w:val="17"/>
                 <w:szCs w:val="17"/>
               </w:rPr>
@@ -19540,7 +19580,7 @@
             </w:r>
           </w:p>
           <w:p>
-            <w:hyperlink w:history="1" r:id="rIdcniwgxteetmtqapi03iqg">
+            <w:hyperlink w:history="1" r:id="rIdj3uij5egjpj7o6qz7lzqj">
               <w:r>
                 <w:rPr>
                   <w:rStyle w:val="Hyperlink"/>
@@ -19571,7 +19611,7 @@
             <w:r>
               <w:rPr>
                 <w:rFonts w:ascii="Calibri" w:cs="Calibri" w:eastAsia="Calibri" w:hAnsi="Calibri"/>
-                <w:color w:val="333A40"/>
+                <w:color w:val="2E2E2E"/>
                 <w:sz w:val="17"/>
                 <w:szCs w:val="17"/>
               </w:rPr>
@@ -19604,7 +19644,7 @@
                 <w:rFonts w:ascii="Calibri" w:cs="Calibri" w:eastAsia="Calibri" w:hAnsi="Calibri"/>
                 <w:b/>
                 <w:bCs/>
-                <w:color w:val="333A40"/>
+                <w:color w:val="2E2E2E"/>
                 <w:sz w:val="17"/>
                 <w:szCs w:val="17"/>
               </w:rPr>
@@ -19612,7 +19652,7 @@
             </w:r>
           </w:p>
           <w:p>
-            <w:hyperlink w:history="1" r:id="rIdasndorc0zsfiuiezbnzfo">
+            <w:hyperlink w:history="1" r:id="rIdbj6nwnts94pmc_dadhmyb">
               <w:r>
                 <w:rPr>
                   <w:rStyle w:val="Hyperlink"/>
@@ -19643,7 +19683,7 @@
             <w:r>
               <w:rPr>
                 <w:rFonts w:ascii="Calibri" w:cs="Calibri" w:eastAsia="Calibri" w:hAnsi="Calibri"/>
-                <w:color w:val="333A40"/>
+                <w:color w:val="2E2E2E"/>
                 <w:sz w:val="17"/>
                 <w:szCs w:val="17"/>
               </w:rPr>
@@ -19676,7 +19716,7 @@
                 <w:rFonts w:ascii="Calibri" w:cs="Calibri" w:eastAsia="Calibri" w:hAnsi="Calibri"/>
                 <w:b/>
                 <w:bCs/>
-                <w:color w:val="333A40"/>
+                <w:color w:val="2E2E2E"/>
                 <w:sz w:val="17"/>
                 <w:szCs w:val="17"/>
               </w:rPr>
@@ -19684,7 +19724,7 @@
             </w:r>
           </w:p>
           <w:p>
-            <w:hyperlink w:history="1" r:id="rId9_kc0objjbihyrmdeovb5">
+            <w:hyperlink w:history="1" r:id="rIdagepazlvvwtvjau2dk-dv">
               <w:r>
                 <w:rPr>
                   <w:rStyle w:val="Hyperlink"/>
@@ -19715,7 +19755,7 @@
             <w:r>
               <w:rPr>
                 <w:rFonts w:ascii="Calibri" w:cs="Calibri" w:eastAsia="Calibri" w:hAnsi="Calibri"/>
-                <w:color w:val="333A40"/>
+                <w:color w:val="2E2E2E"/>
                 <w:sz w:val="17"/>
                 <w:szCs w:val="17"/>
               </w:rPr>
@@ -19738,12 +19778,12 @@
       <w:tblPr>
         <w:tblW w:type="dxa" w:w="9500"/>
         <w:tblBorders>
-          <w:top w:val="single" w:color="D9DCE1" w:sz="4"/>
-          <w:left w:val="single" w:color="D9DCE1" w:sz="4"/>
-          <w:bottom w:val="single" w:color="D9DCE1" w:sz="4"/>
-          <w:right w:val="single" w:color="D9DCE1" w:sz="4"/>
-          <w:insideH w:val="single" w:color="D9DCE1" w:sz="4"/>
-          <w:insideV w:val="single" w:color="D9DCE1" w:sz="4"/>
+          <w:top w:val="single" w:color="DDDBD8" w:sz="4"/>
+          <w:left w:val="single" w:color="DDDBD8" w:sz="4"/>
+          <w:bottom w:val="single" w:color="DDDBD8" w:sz="4"/>
+          <w:right w:val="single" w:color="DDDBD8" w:sz="4"/>
+          <w:insideH w:val="single" w:color="DDDBD8" w:sz="4"/>
+          <w:insideV w:val="single" w:color="DDDBD8" w:sz="4"/>
         </w:tblBorders>
         <w:tblLayout w:type="fixed"/>
       </w:tblPr>
@@ -19759,7 +19799,7 @@
         <w:tc>
           <w:tcPr>
             <w:tcW w:type="dxa" w:w="4300"/>
-            <w:shd w:fill="1B2A4A" w:color="auto" w:val="clear"/>
+            <w:shd w:fill="262626" w:color="auto" w:val="clear"/>
             <w:tcMar>
               <w:top w:type="dxa" w:w="70"/>
               <w:left w:type="dxa" w:w="110"/>
@@ -19788,7 +19828,7 @@
         <w:tc>
           <w:tcPr>
             <w:tcW w:type="dxa" w:w="5200"/>
-            <w:shd w:fill="1B2A4A" w:color="auto" w:val="clear"/>
+            <w:shd w:fill="262626" w:color="auto" w:val="clear"/>
             <w:tcMar>
               <w:top w:type="dxa" w:w="70"/>
               <w:left w:type="dxa" w:w="110"/>
@@ -19837,7 +19877,7 @@
             <w:r>
               <w:rPr>
                 <w:rFonts w:ascii="Calibri" w:cs="Calibri" w:eastAsia="Calibri" w:hAnsi="Calibri"/>
-                <w:color w:val="333A40"/>
+                <w:color w:val="2E2E2E"/>
                 <w:sz w:val="17"/>
                 <w:szCs w:val="17"/>
               </w:rPr>
@@ -19857,7 +19897,7 @@
             <w:vAlign w:val="top"/>
           </w:tcPr>
           <w:p>
-            <w:hyperlink w:history="1" r:id="rId97b1sjuqlcf7lrdvcyxa5">
+            <w:hyperlink w:history="1" r:id="rId7xcodm5k-luf0wg-_kkyf">
               <w:r>
                 <w:rPr>
                   <w:rStyle w:val="Hyperlink"/>
@@ -19893,7 +19933,7 @@
             <w:r>
               <w:rPr>
                 <w:rFonts w:ascii="Calibri" w:cs="Calibri" w:eastAsia="Calibri" w:hAnsi="Calibri"/>
-                <w:color w:val="333A40"/>
+                <w:color w:val="2E2E2E"/>
                 <w:sz w:val="17"/>
                 <w:szCs w:val="17"/>
               </w:rPr>
@@ -19913,7 +19953,7 @@
             <w:vAlign w:val="top"/>
           </w:tcPr>
           <w:p>
-            <w:hyperlink w:history="1" r:id="rIdipmkjd6mt0vsuhuuz5pin">
+            <w:hyperlink w:history="1" r:id="rIdaadszskw4ayj7eoeji56i">
               <w:r>
                 <w:rPr>
                   <w:rStyle w:val="Hyperlink"/>
@@ -19949,7 +19989,7 @@
             <w:r>
               <w:rPr>
                 <w:rFonts w:ascii="Calibri" w:cs="Calibri" w:eastAsia="Calibri" w:hAnsi="Calibri"/>
-                <w:color w:val="333A40"/>
+                <w:color w:val="2E2E2E"/>
                 <w:sz w:val="17"/>
                 <w:szCs w:val="17"/>
               </w:rPr>
@@ -19969,7 +20009,7 @@
             <w:vAlign w:val="top"/>
           </w:tcPr>
           <w:p>
-            <w:hyperlink w:history="1" r:id="rId1gl4747jl8p0xi6srrpk-">
+            <w:hyperlink w:history="1" r:id="rId6h_h5dxybesxnv_rlqhja">
               <w:r>
                 <w:rPr>
                   <w:rStyle w:val="Hyperlink"/>
@@ -20005,7 +20045,7 @@
             <w:r>
               <w:rPr>
                 <w:rFonts w:ascii="Calibri" w:cs="Calibri" w:eastAsia="Calibri" w:hAnsi="Calibri"/>
-                <w:color w:val="333A40"/>
+                <w:color w:val="2E2E2E"/>
                 <w:sz w:val="17"/>
                 <w:szCs w:val="17"/>
               </w:rPr>
@@ -20025,7 +20065,7 @@
             <w:vAlign w:val="top"/>
           </w:tcPr>
           <w:p>
-            <w:hyperlink w:history="1" r:id="rIdmpy0wm8d56fkrtjnrp_dl">
+            <w:hyperlink w:history="1" r:id="rIdgnw2wodz7yjkkgnt3pdme">
               <w:r>
                 <w:rPr>
                   <w:rStyle w:val="Hyperlink"/>
@@ -20061,7 +20101,7 @@
             <w:r>
               <w:rPr>
                 <w:rFonts w:ascii="Calibri" w:cs="Calibri" w:eastAsia="Calibri" w:hAnsi="Calibri"/>
-                <w:color w:val="333A40"/>
+                <w:color w:val="2E2E2E"/>
                 <w:sz w:val="17"/>
                 <w:szCs w:val="17"/>
               </w:rPr>
@@ -20081,7 +20121,7 @@
             <w:vAlign w:val="top"/>
           </w:tcPr>
           <w:p>
-            <w:hyperlink w:history="1" r:id="rIdsw7kal2kta7yxm7ja9q0i">
+            <w:hyperlink w:history="1" r:id="rIdfxbajqiaadcpo-gwoe_fc">
               <w:r>
                 <w:rPr>
                   <w:rStyle w:val="Hyperlink"/>
@@ -20117,7 +20157,7 @@
             <w:r>
               <w:rPr>
                 <w:rFonts w:ascii="Calibri" w:cs="Calibri" w:eastAsia="Calibri" w:hAnsi="Calibri"/>
-                <w:color w:val="333A40"/>
+                <w:color w:val="2E2E2E"/>
                 <w:sz w:val="17"/>
                 <w:szCs w:val="17"/>
               </w:rPr>
@@ -20137,7 +20177,7 @@
             <w:vAlign w:val="top"/>
           </w:tcPr>
           <w:p>
-            <w:hyperlink w:history="1" r:id="rIdqj08xrjpgm1xtyplr4e5v">
+            <w:hyperlink w:history="1" r:id="rId2g6h_adrjkskx8waljut-">
               <w:r>
                 <w:rPr>
                   <w:rStyle w:val="Hyperlink"/>
@@ -20173,7 +20213,7 @@
             <w:r>
               <w:rPr>
                 <w:rFonts w:ascii="Calibri" w:cs="Calibri" w:eastAsia="Calibri" w:hAnsi="Calibri"/>
-                <w:color w:val="333A40"/>
+                <w:color w:val="2E2E2E"/>
                 <w:sz w:val="17"/>
                 <w:szCs w:val="17"/>
               </w:rPr>
@@ -20193,7 +20233,7 @@
             <w:vAlign w:val="top"/>
           </w:tcPr>
           <w:p>
-            <w:hyperlink w:history="1" r:id="rId5rzahkogjtxjtgi4c0p8a">
+            <w:hyperlink w:history="1" r:id="rIdmfl6lvan3-ga06xzayrzv">
               <w:r>
                 <w:rPr>
                   <w:rStyle w:val="Hyperlink"/>
@@ -20229,7 +20269,7 @@
             <w:r>
               <w:rPr>
                 <w:rFonts w:ascii="Calibri" w:cs="Calibri" w:eastAsia="Calibri" w:hAnsi="Calibri"/>
-                <w:color w:val="333A40"/>
+                <w:color w:val="2E2E2E"/>
                 <w:sz w:val="17"/>
                 <w:szCs w:val="17"/>
               </w:rPr>
@@ -20249,7 +20289,7 @@
             <w:vAlign w:val="top"/>
           </w:tcPr>
           <w:p>
-            <w:hyperlink w:history="1" r:id="rId-ijfmdylxipbg8gbuy3em">
+            <w:hyperlink w:history="1" r:id="rIdd-_8rjoekfqvw5j_ksvdu">
               <w:r>
                 <w:rPr>
                   <w:rStyle w:val="Hyperlink"/>
@@ -20285,7 +20325,7 @@
             <w:r>
               <w:rPr>
                 <w:rFonts w:ascii="Calibri" w:cs="Calibri" w:eastAsia="Calibri" w:hAnsi="Calibri"/>
-                <w:color w:val="333A40"/>
+                <w:color w:val="2E2E2E"/>
                 <w:sz w:val="17"/>
                 <w:szCs w:val="17"/>
               </w:rPr>
@@ -20305,7 +20345,7 @@
             <w:vAlign w:val="top"/>
           </w:tcPr>
           <w:p>
-            <w:hyperlink w:history="1" r:id="rIdwkiatv6rvwt3u-9bklswx">
+            <w:hyperlink w:history="1" r:id="rIdxjnhykvypgpowiu_ihjqq">
               <w:r>
                 <w:rPr>
                   <w:rStyle w:val="Hyperlink"/>
@@ -20341,7 +20381,7 @@
             <w:r>
               <w:rPr>
                 <w:rFonts w:ascii="Calibri" w:cs="Calibri" w:eastAsia="Calibri" w:hAnsi="Calibri"/>
-                <w:color w:val="333A40"/>
+                <w:color w:val="2E2E2E"/>
                 <w:sz w:val="17"/>
                 <w:szCs w:val="17"/>
               </w:rPr>
@@ -20361,7 +20401,7 @@
             <w:vAlign w:val="top"/>
           </w:tcPr>
           <w:p>
-            <w:hyperlink w:history="1" r:id="rIdlr6nrwfvm6czjxnubx5kq">
+            <w:hyperlink w:history="1" r:id="rIdt8qnfch-qtbh2hokfjxgd">
               <w:r>
                 <w:rPr>
                   <w:rStyle w:val="Hyperlink"/>
@@ -20397,7 +20437,7 @@
             <w:r>
               <w:rPr>
                 <w:rFonts w:ascii="Calibri" w:cs="Calibri" w:eastAsia="Calibri" w:hAnsi="Calibri"/>
-                <w:color w:val="333A40"/>
+                <w:color w:val="2E2E2E"/>
                 <w:sz w:val="17"/>
                 <w:szCs w:val="17"/>
               </w:rPr>
@@ -20417,7 +20457,7 @@
             <w:vAlign w:val="top"/>
           </w:tcPr>
           <w:p>
-            <w:hyperlink w:history="1" r:id="rIdnanrea2xrdzhvw9vh1n0t">
+            <w:hyperlink w:history="1" r:id="rIda9mwh0rsqkb-wfrzhij7o">
               <w:r>
                 <w:rPr>
                   <w:rStyle w:val="Hyperlink"/>
@@ -20453,7 +20493,7 @@
             <w:r>
               <w:rPr>
                 <w:rFonts w:ascii="Calibri" w:cs="Calibri" w:eastAsia="Calibri" w:hAnsi="Calibri"/>
-                <w:color w:val="333A40"/>
+                <w:color w:val="2E2E2E"/>
                 <w:sz w:val="17"/>
                 <w:szCs w:val="17"/>
               </w:rPr>
@@ -20473,7 +20513,7 @@
             <w:vAlign w:val="top"/>
           </w:tcPr>
           <w:p>
-            <w:hyperlink w:history="1" r:id="rIdalwetusk4tx-uj2p9jq4l">
+            <w:hyperlink w:history="1" r:id="rIdsk1icrfolxjw6zngypzps">
               <w:r>
                 <w:rPr>
                   <w:rStyle w:val="Hyperlink"/>
@@ -20501,12 +20541,12 @@
       <w:tblPr>
         <w:tblW w:type="dxa" w:w="9500"/>
         <w:tblBorders>
-          <w:top w:val="single" w:color="D9DCE1" w:sz="4"/>
-          <w:left w:val="single" w:color="D9DCE1" w:sz="4"/>
-          <w:bottom w:val="single" w:color="D9DCE1" w:sz="4"/>
-          <w:right w:val="single" w:color="D9DCE1" w:sz="4"/>
-          <w:insideH w:val="single" w:color="D9DCE1" w:sz="4"/>
-          <w:insideV w:val="single" w:color="D9DCE1" w:sz="4"/>
+          <w:top w:val="single" w:color="DDDBD8" w:sz="4"/>
+          <w:left w:val="single" w:color="DDDBD8" w:sz="4"/>
+          <w:bottom w:val="single" w:color="DDDBD8" w:sz="4"/>
+          <w:right w:val="single" w:color="DDDBD8" w:sz="4"/>
+          <w:insideH w:val="single" w:color="DDDBD8" w:sz="4"/>
+          <w:insideV w:val="single" w:color="DDDBD8" w:sz="4"/>
         </w:tblBorders>
         <w:tblLayout w:type="fixed"/>
       </w:tblPr>
@@ -20522,7 +20562,7 @@
         <w:tc>
           <w:tcPr>
             <w:tcW w:type="dxa" w:w="5300"/>
-            <w:shd w:fill="1B2A4A" w:color="auto" w:val="clear"/>
+            <w:shd w:fill="262626" w:color="auto" w:val="clear"/>
             <w:tcMar>
               <w:top w:type="dxa" w:w="70"/>
               <w:left w:type="dxa" w:w="110"/>
@@ -20551,7 +20591,7 @@
         <w:tc>
           <w:tcPr>
             <w:tcW w:type="dxa" w:w="4200"/>
-            <w:shd w:fill="1B2A4A" w:color="auto" w:val="clear"/>
+            <w:shd w:fill="262626" w:color="auto" w:val="clear"/>
             <w:tcMar>
               <w:top w:type="dxa" w:w="70"/>
               <w:left w:type="dxa" w:w="110"/>
@@ -20600,7 +20640,7 @@
             <w:r>
               <w:rPr>
                 <w:rFonts w:ascii="Calibri" w:cs="Calibri" w:eastAsia="Calibri" w:hAnsi="Calibri"/>
-                <w:color w:val="333A40"/>
+                <w:color w:val="2E2E2E"/>
                 <w:sz w:val="17"/>
                 <w:szCs w:val="17"/>
               </w:rPr>
@@ -20620,7 +20660,7 @@
             <w:vAlign w:val="top"/>
           </w:tcPr>
           <w:p>
-            <w:hyperlink w:history="1" r:id="rIdwpclw8frxipoelhlz5e7j">
+            <w:hyperlink w:history="1" r:id="rIdsilimkl7pxi9hbq1m4ipg">
               <w:r>
                 <w:rPr>
                   <w:rStyle w:val="Hyperlink"/>
@@ -20656,7 +20696,7 @@
             <w:r>
               <w:rPr>
                 <w:rFonts w:ascii="Calibri" w:cs="Calibri" w:eastAsia="Calibri" w:hAnsi="Calibri"/>
-                <w:color w:val="333A40"/>
+                <w:color w:val="2E2E2E"/>
                 <w:sz w:val="17"/>
                 <w:szCs w:val="17"/>
               </w:rPr>
@@ -20676,7 +20716,7 @@
             <w:vAlign w:val="top"/>
           </w:tcPr>
           <w:p>
-            <w:hyperlink w:history="1" r:id="rIdjxgqap5om96zaooy5w97o">
+            <w:hyperlink w:history="1" r:id="rIdcezbqedb8ztilaydjvvii">
               <w:r>
                 <w:rPr>
                   <w:rStyle w:val="Hyperlink"/>
@@ -20712,7 +20752,7 @@
             <w:r>
               <w:rPr>
                 <w:rFonts w:ascii="Calibri" w:cs="Calibri" w:eastAsia="Calibri" w:hAnsi="Calibri"/>
-                <w:color w:val="333A40"/>
+                <w:color w:val="2E2E2E"/>
                 <w:sz w:val="17"/>
                 <w:szCs w:val="17"/>
               </w:rPr>
@@ -20732,7 +20772,7 @@
             <w:vAlign w:val="top"/>
           </w:tcPr>
           <w:p>
-            <w:hyperlink w:history="1" r:id="rIdcqjt55gsnz-9itbdix7ol">
+            <w:hyperlink w:history="1" r:id="rIdbiowuws-fwmzrsx63dwuw">
               <w:r>
                 <w:rPr>
                   <w:rStyle w:val="Hyperlink"/>
@@ -20768,7 +20808,7 @@
             <w:r>
               <w:rPr>
                 <w:rFonts w:ascii="Calibri" w:cs="Calibri" w:eastAsia="Calibri" w:hAnsi="Calibri"/>
-                <w:color w:val="333A40"/>
+                <w:color w:val="2E2E2E"/>
                 <w:sz w:val="17"/>
                 <w:szCs w:val="17"/>
               </w:rPr>
@@ -20788,7 +20828,7 @@
             <w:vAlign w:val="top"/>
           </w:tcPr>
           <w:p>
-            <w:hyperlink w:history="1" r:id="rIdjz9lb8fd0hwvnlhdbrvjg">
+            <w:hyperlink w:history="1" r:id="rId_37xxgnw21kxpyaiscxjn">
               <w:r>
                 <w:rPr>
                   <w:rStyle w:val="Hyperlink"/>
@@ -20824,7 +20864,7 @@
             <w:r>
               <w:rPr>
                 <w:rFonts w:ascii="Calibri" w:cs="Calibri" w:eastAsia="Calibri" w:hAnsi="Calibri"/>
-                <w:color w:val="333A40"/>
+                <w:color w:val="2E2E2E"/>
                 <w:sz w:val="17"/>
                 <w:szCs w:val="17"/>
               </w:rPr>
@@ -20844,7 +20884,7 @@
             <w:vAlign w:val="top"/>
           </w:tcPr>
           <w:p>
-            <w:hyperlink w:history="1" r:id="rIdnpcwpcuuyvd3lwh_c3crq">
+            <w:hyperlink w:history="1" r:id="rIdpiejbmrlugglv5s7hotfh">
               <w:r>
                 <w:rPr>
                   <w:rStyle w:val="Hyperlink"/>
@@ -20880,7 +20920,7 @@
             <w:r>
               <w:rPr>
                 <w:rFonts w:ascii="Calibri" w:cs="Calibri" w:eastAsia="Calibri" w:hAnsi="Calibri"/>
-                <w:color w:val="333A40"/>
+                <w:color w:val="2E2E2E"/>
                 <w:sz w:val="17"/>
                 <w:szCs w:val="17"/>
               </w:rPr>
@@ -20900,7 +20940,7 @@
             <w:vAlign w:val="top"/>
           </w:tcPr>
           <w:p>
-            <w:hyperlink w:history="1" r:id="rId-m7co7onhhciet2pwdzwq">
+            <w:hyperlink w:history="1" r:id="rIdypbnkndsbpup4hgoi_1-g">
               <w:r>
                 <w:rPr>
                   <w:rStyle w:val="Hyperlink"/>
@@ -20936,7 +20976,7 @@
             <w:r>
               <w:rPr>
                 <w:rFonts w:ascii="Calibri" w:cs="Calibri" w:eastAsia="Calibri" w:hAnsi="Calibri"/>
-                <w:color w:val="333A40"/>
+                <w:color w:val="2E2E2E"/>
                 <w:sz w:val="17"/>
                 <w:szCs w:val="17"/>
               </w:rPr>
@@ -20956,7 +20996,7 @@
             <w:vAlign w:val="top"/>
           </w:tcPr>
           <w:p>
-            <w:hyperlink w:history="1" r:id="rIdfvhis5ylxexuj3buztmut">
+            <w:hyperlink w:history="1" r:id="rIdi105jgnzn7gxtja37efpp">
               <w:r>
                 <w:rPr>
                   <w:rStyle w:val="Hyperlink"/>
@@ -20992,7 +21032,7 @@
             <w:r>
               <w:rPr>
                 <w:rFonts w:ascii="Calibri" w:cs="Calibri" w:eastAsia="Calibri" w:hAnsi="Calibri"/>
-                <w:color w:val="333A40"/>
+                <w:color w:val="2E2E2E"/>
                 <w:sz w:val="17"/>
                 <w:szCs w:val="17"/>
               </w:rPr>
@@ -21012,7 +21052,7 @@
             <w:vAlign w:val="top"/>
           </w:tcPr>
           <w:p>
-            <w:hyperlink w:history="1" r:id="rId97lui5nuw0t4w_yvfnhv3">
+            <w:hyperlink w:history="1" r:id="rIdgirbpe4zof7ca8-veoxly">
               <w:r>
                 <w:rPr>
                   <w:rStyle w:val="Hyperlink"/>
@@ -21048,7 +21088,7 @@
             <w:r>
               <w:rPr>
                 <w:rFonts w:ascii="Calibri" w:cs="Calibri" w:eastAsia="Calibri" w:hAnsi="Calibri"/>
-                <w:color w:val="333A40"/>
+                <w:color w:val="2E2E2E"/>
                 <w:sz w:val="17"/>
                 <w:szCs w:val="17"/>
               </w:rPr>
@@ -21068,7 +21108,7 @@
             <w:vAlign w:val="top"/>
           </w:tcPr>
           <w:p>
-            <w:hyperlink w:history="1" r:id="rIdlfsp7hwzxa8sx-otgo6ns">
+            <w:hyperlink w:history="1" r:id="rIdddka8itlytbwgk6jzyrlc">
               <w:r>
                 <w:rPr>
                   <w:rStyle w:val="Hyperlink"/>
@@ -21104,7 +21144,7 @@
             <w:r>
               <w:rPr>
                 <w:rFonts w:ascii="Calibri" w:cs="Calibri" w:eastAsia="Calibri" w:hAnsi="Calibri"/>
-                <w:color w:val="333A40"/>
+                <w:color w:val="2E2E2E"/>
                 <w:sz w:val="17"/>
                 <w:szCs w:val="17"/>
               </w:rPr>
@@ -21124,7 +21164,7 @@
             <w:vAlign w:val="top"/>
           </w:tcPr>
           <w:p>
-            <w:hyperlink w:history="1" r:id="rIdsau2ww_mit6-pjy6i7yv7">
+            <w:hyperlink w:history="1" r:id="rIdjkmbw06mpk5j5wgdwkzik">
               <w:r>
                 <w:rPr>
                   <w:rStyle w:val="Hyperlink"/>
@@ -21160,7 +21200,7 @@
             <w:r>
               <w:rPr>
                 <w:rFonts w:ascii="Calibri" w:cs="Calibri" w:eastAsia="Calibri" w:hAnsi="Calibri"/>
-                <w:color w:val="333A40"/>
+                <w:color w:val="2E2E2E"/>
                 <w:sz w:val="17"/>
                 <w:szCs w:val="17"/>
               </w:rPr>
@@ -21180,7 +21220,7 @@
             <w:vAlign w:val="top"/>
           </w:tcPr>
           <w:p>
-            <w:hyperlink w:history="1" r:id="rIdzsltf4qtk0zp8zney913x">
+            <w:hyperlink w:history="1" r:id="rIduetgqzuknvf4xdnpqhpse">
               <w:r>
                 <w:rPr>
                   <w:rStyle w:val="Hyperlink"/>
@@ -21211,7 +21251,7 @@
       <w:r>
         <w:rPr>
           <w:rFonts w:ascii="Calibri" w:cs="Calibri" w:eastAsia="Calibri" w:hAnsi="Calibri"/>
-          <w:color w:val="333A40"/>
+          <w:color w:val="2E2E2E"/>
           <w:sz w:val="18"/>
           <w:szCs w:val="18"/>
         </w:rPr>
@@ -21234,7 +21274,7 @@
       <w:r>
         <w:rPr>
           <w:rFonts w:ascii="Calibri" w:cs="Calibri" w:eastAsia="Calibri" w:hAnsi="Calibri"/>
-          <w:color w:val="333A40"/>
+          <w:color w:val="2E2E2E"/>
           <w:sz w:val="18"/>
           <w:szCs w:val="18"/>
         </w:rPr>
@@ -21306,7 +21346,7 @@
     <w:r>
       <w:rPr>
         <w:rFonts w:ascii="Calibri" w:cs="Calibri" w:eastAsia="Calibri" w:hAnsi="Calibri"/>
-        <w:color w:val="6B7280"/>
+        <w:color w:val="6E6E6E"/>
         <w:sz w:val="16"/>
         <w:szCs w:val="16"/>
       </w:rPr>
@@ -21371,26 +21411,66 @@
   <w:p>
     <w:pPr>
       <w:pBdr>
-        <w:bottom w:val="single" w:color="B08D57" w:sz="4" w:space="4"/>
+        <w:bottom w:val="single" w:color="C8731F" w:sz="4" w:space="4"/>
       </w:pBdr>
       <w:jc w:val="right"/>
     </w:pPr>
+    <w:r>
+      <w:drawing>
+        <wp:inline distT="0" distB="0" distL="0" distR="0">
+          <wp:extent cx="133350" cy="133350"/>
+          <wp:effectExtent t="0" r="0" b="0" l="0"/>
+          <wp:docPr id="1" name="" descr="" title=""/>
+          <wp:cNvGraphicFramePr>
+            <a:graphicFrameLocks xmlns:a="http://schemas.openxmlformats.org/drawingml/2006/main" noChangeAspect="1"/>
+          </wp:cNvGraphicFramePr>
+          <a:graphic xmlns:a="http://schemas.openxmlformats.org/drawingml/2006/main">
+            <a:graphicData uri="http://schemas.openxmlformats.org/drawingml/2006/picture">
+              <pic:pic xmlns:pic="http://schemas.openxmlformats.org/drawingml/2006/picture">
+                <pic:nvPicPr>
+                  <pic:cNvPr id="0" name="" descr=""/>
+                  <pic:cNvPicPr>
+                    <a:picLocks noChangeAspect="1" noChangeArrowheads="1"/>
+                  </pic:cNvPicPr>
+                </pic:nvPicPr>
+                <pic:blipFill>
+                  <a:blip r:embed="rId0" cstate="none"/>
+                  <a:srcRect/>
+                  <a:stretch>
+                    <a:fillRect/>
+                  </a:stretch>
+                </pic:blipFill>
+                <pic:spPr bwMode="auto">
+                  <a:xfrm>
+                    <a:off x="0" y="0"/>
+                    <a:ext cx="133350" cy="133350"/>
+                  </a:xfrm>
+                  <a:prstGeom prst="rect">
+                    <a:avLst/>
+                  </a:prstGeom>
+                </pic:spPr>
+              </pic:pic>
+            </a:graphicData>
+          </a:graphic>
+        </wp:inline>
+      </w:drawing>
+    </w:r>
     <w:r>
       <w:rPr>
         <w:rFonts w:ascii="Calibri" w:cs="Calibri" w:eastAsia="Calibri" w:hAnsi="Calibri"/>
         <w:b/>
         <w:bCs/>
-        <w:color w:val="1B2A4A"/>
+        <w:color w:val="262626"/>
         <w:spacing w:val="60"/>
         <w:sz w:val="15"/>
         <w:szCs w:val="15"/>
       </w:rPr>
-      <w:t xml:space="preserve">ELITE PUBLISHING</w:t>
+      <w:t xml:space="preserve">  ELITE PUBLISHING</w:t>
     </w:r>
     <w:r>
       <w:rPr>
         <w:rFonts w:ascii="Calibri" w:cs="Calibri" w:eastAsia="Calibri" w:hAnsi="Calibri"/>
-        <w:color w:val="6B7280"/>
+        <w:color w:val="6E6E6E"/>
         <w:sz w:val="15"/>
         <w:szCs w:val="15"/>
       </w:rPr>
@@ -21501,7 +21581,7 @@
         <w:ind w:left="360" w:hanging="240"/>
       </w:pPr>
       <w:rPr>
-        <w:color w:val="B08D57"/>
+        <w:color w:val="C8731F"/>
       </w:rPr>
     </w:lvl>
   </w:abstractNum>
@@ -21526,7 +21606,7 @@
     <w:rPrDefault>
       <w:rPr>
         <w:rFonts w:ascii="Calibri" w:cs="Calibri" w:eastAsia="Calibri" w:hAnsi="Calibri"/>
-        <w:color w:val="333A40"/>
+        <w:color w:val="2E2E2E"/>
         <w:sz w:val="21"/>
         <w:szCs w:val="21"/>
       </w:rPr>
@@ -21711,14 +21791,14 @@
     <w:qFormat/>
     <w:pPr>
       <w:pBdr>
-        <w:bottom w:val="single" w:color="B08D57" w:sz="6" w:space="6"/>
+        <w:bottom w:val="single" w:color="C8731F" w:sz="6" w:space="6"/>
       </w:pBdr>
       <w:spacing w:after="200" w:before="0"/>
       <w:outlineLvl w:val="0"/>
     </w:pPr>
     <w:rPr>
       <w:rFonts w:ascii="Cambria" w:cs="Cambria" w:eastAsia="Cambria" w:hAnsi="Cambria"/>
-      <w:color w:val="1B2A4A"/>
+      <w:color w:val="262626"/>
       <w:sz w:val="36"/>
       <w:szCs w:val="36"/>
     </w:rPr>
@@ -21734,7 +21814,7 @@
     </w:pPr>
     <w:rPr>
       <w:rFonts w:ascii="Cambria" w:cs="Cambria" w:eastAsia="Cambria" w:hAnsi="Cambria"/>
-      <w:color w:val="1B2A4A"/>
+      <w:color w:val="262626"/>
       <w:sz w:val="26"/>
       <w:szCs w:val="26"/>
     </w:rPr>
@@ -21753,7 +21833,7 @@
       <w:b/>
       <w:bCs/>
       <w:caps/>
-      <w:color w:val="B08D57"/>
+      <w:color w:val="C8731F"/>
       <w:spacing w:val="20"/>
       <w:sz w:val="20"/>
       <w:szCs w:val="20"/>
@@ -21764,7 +21844,7 @@
     <w:uiPriority w:val="99"/>
     <w:unhideWhenUsed/>
     <w:rPr>
-      <w:color w:val="2F5597"/>
+      <w:color w:val="B0601A"/>
       <w:u w:val="single"/>
     </w:rPr>
   </w:style>
